--- a/courts/ninth-circuit/california/federal/northern-district/motion-brief/usage/OUTPUT-motion-brief.docx
+++ b/courts/ninth-circuit/california/federal/northern-district/motion-brief/usage/OUTPUT-motion-brief.docx
@@ -4,7 +4,7 @@
   <w:body>
     <w:p>
       <w:pPr>
-        <w:spacing w:before="0" w:after="0" w:line="276" w:lineRule="exact"/>
+        <w:spacing w:before="0" w:after="0" w:line="240" w:lineRule="exact"/>
         <w:ind w:left="0" w:firstLine="0"/>
         <w:jc w:val="left"/>
       </w:pPr>
@@ -38,7 +38,7 @@
     </w:p>
     <w:p>
       <w:pPr>
-        <w:spacing w:before="0" w:after="0" w:line="276" w:lineRule="exact"/>
+        <w:spacing w:before="0" w:after="0" w:line="240" w:lineRule="exact"/>
         <w:ind w:left="0" w:firstLine="0"/>
         <w:jc w:val="left"/>
       </w:pPr>
@@ -60,7 +60,7 @@
     </w:p>
     <w:p>
       <w:pPr>
-        <w:spacing w:before="0" w:after="0" w:line="276" w:lineRule="exact"/>
+        <w:spacing w:before="0" w:after="0" w:line="240" w:lineRule="exact"/>
         <w:ind w:left="0" w:firstLine="0"/>
         <w:jc w:val="left"/>
       </w:pPr>
@@ -88,7 +88,7 @@
     </w:p>
     <w:p>
       <w:pPr>
-        <w:spacing w:before="0" w:after="0" w:line="276" w:lineRule="exact"/>
+        <w:spacing w:before="0" w:after="0" w:line="240" w:lineRule="exact"/>
         <w:ind w:left="0" w:firstLine="0"/>
         <w:jc w:val="left"/>
       </w:pPr>
@@ -110,7 +110,7 @@
     </w:p>
     <w:p>
       <w:pPr>
-        <w:spacing w:before="0" w:after="0" w:line="276" w:lineRule="exact"/>
+        <w:spacing w:before="0" w:after="0" w:line="240" w:lineRule="exact"/>
         <w:ind w:left="0" w:firstLine="0"/>
         <w:jc w:val="left"/>
       </w:pPr>
@@ -138,7 +138,7 @@
     </w:p>
     <w:p>
       <w:pPr>
-        <w:spacing w:before="0" w:after="0" w:line="276" w:lineRule="exact"/>
+        <w:spacing w:before="0" w:after="0" w:line="240" w:lineRule="exact"/>
         <w:ind w:left="0" w:firstLine="0"/>
         <w:jc w:val="left"/>
       </w:pPr>
@@ -166,7 +166,7 @@
     </w:p>
     <w:p>
       <w:pPr>
-        <w:spacing w:before="0" w:after="0" w:line="276" w:lineRule="exact"/>
+        <w:spacing w:before="0" w:after="0" w:line="240" w:lineRule="exact"/>
         <w:ind w:left="0" w:firstLine="0"/>
         <w:jc w:val="left"/>
       </w:pPr>
@@ -206,7 +206,7 @@
     </w:p>
     <w:p>
       <w:pPr>
-        <w:spacing w:before="0" w:after="0" w:line="276" w:lineRule="exact"/>
+        <w:spacing w:before="0" w:after="0" w:line="240" w:lineRule="exact"/>
         <w:ind w:left="0" w:firstLine="0"/>
         <w:jc w:val="left"/>
       </w:pPr>
@@ -229,14 +229,12 @@
         <w:t xml:space="preserve"> </w:t>
       </w:r>
       <w:r>
-        <w:t xml:space="preserve">94102</w:t>
-        <w:noBreakHyphen/>
-        <w:t xml:space="preserve">3495</w:t>
-      </w:r>
-    </w:p>
-    <w:p>
-      <w:pPr>
-        <w:spacing w:before="0" w:after="0" w:line="276" w:lineRule="exact"/>
+        <w:t xml:space="preserve">94102-⁠3495</w:t>
+      </w:r>
+    </w:p>
+    <w:p>
+      <w:pPr>
+        <w:spacing w:before="0" w:after="0" w:line="240" w:lineRule="exact"/>
         <w:ind w:left="0" w:firstLine="0"/>
         <w:jc w:val="left"/>
       </w:pPr>
@@ -253,14 +251,12 @@
         <w:t xml:space="preserve"> </w:t>
       </w:r>
       <w:r>
-        <w:t xml:space="preserve">436</w:t>
-        <w:noBreakHyphen/>
-        <w:t xml:space="preserve">7180</w:t>
-      </w:r>
-    </w:p>
-    <w:p>
-      <w:pPr>
-        <w:spacing w:before="0" w:after="0" w:line="276" w:lineRule="exact"/>
+        <w:t xml:space="preserve">436-⁠7180</w:t>
+      </w:r>
+    </w:p>
+    <w:p>
+      <w:pPr>
+        <w:spacing w:before="0" w:after="0" w:line="240" w:lineRule="exact"/>
         <w:ind w:left="0" w:firstLine="0"/>
         <w:jc w:val="left"/>
       </w:pPr>
@@ -277,14 +273,12 @@
         <w:t xml:space="preserve"> </w:t>
       </w:r>
       <w:r>
-        <w:t xml:space="preserve">436</w:t>
-        <w:noBreakHyphen/>
-        <w:t xml:space="preserve">6748</w:t>
-      </w:r>
-    </w:p>
-    <w:p>
-      <w:pPr>
-        <w:spacing w:before="0" w:after="0" w:line="276" w:lineRule="exact"/>
+        <w:t xml:space="preserve">436-⁠6748</w:t>
+      </w:r>
+    </w:p>
+    <w:p>
+      <w:pPr>
+        <w:spacing w:before="0" w:after="0" w:line="240" w:lineRule="exact"/>
         <w:ind w:left="0" w:firstLine="0"/>
         <w:jc w:val="left"/>
       </w:pPr>
@@ -294,7 +288,7 @@
     </w:p>
     <w:p>
       <w:pPr>
-        <w:spacing w:before="0" w:after="0" w:line="276" w:lineRule="exact"/>
+        <w:spacing w:before="0" w:after="0" w:line="240" w:lineRule="exact"/>
         <w:ind w:left="0" w:firstLine="0"/>
         <w:jc w:val="left"/>
       </w:pPr>
@@ -350,7 +344,7 @@
     </w:p>
     <w:p>
       <w:pPr>
-        <w:spacing w:before="480" w:after="0" w:line="276" w:lineRule="exact"/>
+        <w:spacing w:before="480" w:after="0" w:line="240" w:lineRule="exact"/>
         <w:ind w:left="0" w:firstLine="0"/>
         <w:jc w:val="center"/>
       </w:pPr>
@@ -406,7 +400,7 @@
     </w:p>
     <w:p>
       <w:pPr>
-        <w:spacing w:before="0" w:after="0" w:line="276" w:lineRule="exact"/>
+        <w:spacing w:before="0" w:after="0" w:line="240" w:lineRule="exact"/>
         <w:ind w:left="0" w:firstLine="0"/>
         <w:jc w:val="center"/>
       </w:pPr>
@@ -462,7 +456,7 @@
     </w:p>
     <w:p>
       <w:pPr>
-        <w:spacing w:before="0" w:after="0" w:line="276" w:lineRule="exact"/>
+        <w:spacing w:before="0" w:after="0" w:line="240" w:lineRule="exact"/>
         <w:ind w:left="0" w:firstLine="0"/>
         <w:jc w:val="center"/>
       </w:pPr>
@@ -511,7 +505,7 @@
     </w:p>
     <w:tbl>
       <w:tblPr>
-        <w:tblW w:w="9360" w:type="dxa"/>
+        <w:tblW w:w="8640" w:type="dxa"/>
         <w:tblLayout w:type="fixed"/>
         <w:tblCellMar>
           <w:top w:w="0" w:type="dxa"/>
@@ -522,8 +516,8 @@
         <w:tblLook w:val="0000" w:firstRow="0" w:lastRow="0" w:firstColumn="0" w:lastColumn="0" w:noHBand="0" w:noVBand="0"/>
       </w:tblPr>
       <w:tblGrid>
-        <w:gridCol w:w="4680"/>
-        <w:gridCol w:w="4680"/>
+        <w:gridCol w:w="4320"/>
+        <w:gridCol w:w="4320"/>
       </w:tblGrid>
       <w:tr>
         <w:trPr>
@@ -531,7 +525,7 @@
         </w:trPr>
         <w:tc>
           <w:tcPr>
-            <w:tcW w:w="4680" w:type="dxa"/>
+            <w:tcW w:w="4320" w:type="dxa"/>
             <w:tcBorders>
               <w:bottom w:val="single" w:sz="6" w:space="0" w:color="000000"/>
               <w:right w:val="single" w:sz="6" w:space="0" w:color="000000"/>
@@ -543,7 +537,7 @@
           </w:tcPr>
           <w:p>
             <w:pPr>
-              <w:spacing w:before="0" w:after="0" w:line="276" w:lineRule="exact"/>
+              <w:spacing w:before="0" w:after="0" w:line="240" w:lineRule="exact"/>
               <w:ind w:left="0" w:firstLine="0"/>
               <w:jc w:val="left"/>
             </w:pPr>
@@ -583,7 +577,7 @@
           </w:p>
           <w:p>
             <w:pPr>
-              <w:spacing w:before="0" w:after="0" w:line="276" w:lineRule="exact"/>
+              <w:spacing w:before="0" w:after="0" w:line="240" w:lineRule="exact"/>
               <w:ind w:left="2592" w:firstLine="0"/>
               <w:jc w:val="left"/>
             </w:pPr>
@@ -593,7 +587,7 @@
           </w:p>
           <w:p>
             <w:pPr>
-              <w:spacing w:before="240" w:after="0" w:line="276" w:lineRule="exact"/>
+              <w:spacing w:before="240" w:after="0" w:line="240" w:lineRule="exact"/>
               <w:ind w:left="0" w:firstLine="0"/>
               <w:jc w:val="center"/>
             </w:pPr>
@@ -603,7 +597,7 @@
           </w:p>
           <w:p>
             <w:pPr>
-              <w:spacing w:before="240" w:after="0" w:line="276" w:lineRule="exact"/>
+              <w:spacing w:before="240" w:after="0" w:line="240" w:lineRule="exact"/>
               <w:ind w:left="0" w:firstLine="0"/>
               <w:jc w:val="left"/>
             </w:pPr>
@@ -859,7 +853,7 @@
           </w:p>
           <w:p>
             <w:pPr>
-              <w:spacing w:before="0" w:after="0" w:line="276" w:lineRule="exact"/>
+              <w:spacing w:before="0" w:after="0" w:line="240" w:lineRule="exact"/>
               <w:ind w:left="2592" w:firstLine="0"/>
               <w:jc w:val="left"/>
             </w:pPr>
@@ -870,26 +864,24 @@
         </w:tc>
         <w:tc>
           <w:tcPr>
-            <w:tcW w:w="4680" w:type="dxa"/>
+            <w:tcW w:w="4320" w:type="dxa"/>
             <w:tcMar>
               <w:left w:w="288" w:type="dxa"/>
             </w:tcMar>
           </w:tcPr>
           <w:p>
             <w:pPr>
-              <w:spacing w:before="72" w:after="0" w:line="276" w:lineRule="exact"/>
+              <w:spacing w:before="72" w:after="0" w:line="240" w:lineRule="exact"/>
               <w:ind w:left="0" w:firstLine="0"/>
               <w:jc w:val="left"/>
             </w:pPr>
             <w:r>
-              <w:t xml:space="preserve">Case No. 16-cv</w:t>
-              <w:noBreakHyphen/>
-              <w:t xml:space="preserve">7189-LB</w:t>
+              <w:t xml:space="preserve">Case No. 16-cv-⁠7189-LB</w:t>
             </w:r>
           </w:p>
           <w:p>
             <w:pPr>
-              <w:spacing w:before="240" w:after="0" w:line="276" w:lineRule="exact"/>
+              <w:spacing w:before="240" w:after="0" w:line="240" w:lineRule="exact"/>
               <w:ind w:left="0" w:firstLine="0"/>
               <w:jc w:val="left"/>
             </w:pPr>
@@ -1183,7 +1175,7 @@
           </w:p>
           <w:p>
             <w:pPr>
-              <w:spacing w:before="240" w:after="0" w:line="276" w:lineRule="exact"/>
+              <w:spacing w:before="240" w:after="0" w:line="240" w:lineRule="exact"/>
               <w:ind w:left="0" w:firstLine="0"/>
               <w:jc w:val="left"/>
             </w:pPr>
@@ -1214,7 +1206,7 @@
           </w:p>
           <w:p>
             <w:pPr>
-              <w:spacing w:before="0" w:after="0" w:line="276" w:lineRule="exact"/>
+              <w:spacing w:before="0" w:after="0" w:line="240" w:lineRule="exact"/>
               <w:ind w:left="0" w:firstLine="0"/>
               <w:jc w:val="left"/>
             </w:pPr>
@@ -1233,7 +1225,7 @@
           </w:p>
           <w:p>
             <w:pPr>
-              <w:spacing w:before="0" w:after="0" w:line="276" w:lineRule="exact"/>
+              <w:spacing w:before="0" w:after="0" w:line="240" w:lineRule="exact"/>
               <w:ind w:left="0" w:firstLine="0"/>
               <w:jc w:val="left"/>
             </w:pPr>
@@ -1264,7 +1256,7 @@
           </w:p>
           <w:p>
             <w:pPr>
-              <w:spacing w:before="0" w:after="0" w:line="276" w:lineRule="exact"/>
+              <w:spacing w:before="0" w:after="0" w:line="240" w:lineRule="exact"/>
               <w:ind w:left="0" w:firstLine="0"/>
               <w:jc w:val="left"/>
             </w:pPr>
@@ -1291,9 +1283,9 @@
       <w:pPr>
         <w:spacing w:before="0" w:after="0" w:line="20" w:lineRule="exact"/>
         <w:sectPr>
-          <w:footerReference w:type="default" r:id="rIdFtrNone"/>
+          <w:footerReference w:type="default" r:id="rIdCandCover"/>
           <w:pgSz w:w="12240" w:h="15840"/>
-          <w:pgMar w:top="1440" w:right="1440" w:bottom="1440" w:left="1440" w:header="720" w:footer="360" w:gutter="0"/>
+          <w:pgMar w:top="1200" w:right="1440" w:bottom="1200" w:left="2160" w:header="720" w:footer="160" w:gutter="0"/>
         </w:sectPr>
       </w:pPr>
     </w:p>
@@ -1301,7 +1293,7 @@
       <w:pPr>
         <w:keepNext/>
         <w:keepLines/>
-        <w:spacing w:before="0" w:after="0" w:line="276" w:lineRule="exact"/>
+        <w:spacing w:before="0" w:after="0" w:line="240" w:lineRule="exact"/>
         <w:ind w:left="0" w:firstLine="0"/>
         <w:jc w:val="center"/>
       </w:pPr>
@@ -1317,7 +1309,7 @@
       <w:pPr>
         <w:keepNext/>
         <w:keepLines/>
-        <w:spacing w:before="240" w:after="0" w:line="276" w:lineRule="exact"/>
+        <w:spacing w:before="240" w:after="0" w:line="240" w:lineRule="exact"/>
         <w:ind w:left="0" w:firstLine="0"/>
         <w:jc w:val="right"/>
       </w:pPr>
@@ -1334,9 +1326,9 @@
         <w:keepLines/>
         <w:tabs>
           <w:tab w:val="left" w:pos="720"/>
-          <w:tab w:val="right" w:leader="dot" w:pos="9360"/>
+          <w:tab w:val="right" w:leader="dot" w:pos="8640"/>
         </w:tabs>
-        <w:spacing w:before="120" w:after="0" w:line="276" w:lineRule="exact"/>
+        <w:spacing w:before="120" w:after="0" w:line="240" w:lineRule="exact"/>
         <w:ind w:left="720" w:right="720" w:hanging="720"/>
         <w:jc w:val="left"/>
       </w:pPr>
@@ -1370,9 +1362,9 @@
         <w:keepLines/>
         <w:tabs>
           <w:tab w:val="left" w:pos="720"/>
-          <w:tab w:val="right" w:leader="dot" w:pos="9360"/>
+          <w:tab w:val="right" w:leader="dot" w:pos="8640"/>
         </w:tabs>
-        <w:spacing w:before="120" w:after="0" w:line="276" w:lineRule="exact"/>
+        <w:spacing w:before="120" w:after="0" w:line="240" w:lineRule="exact"/>
         <w:ind w:left="720" w:right="720" w:hanging="720"/>
         <w:jc w:val="left"/>
       </w:pPr>
@@ -1400,9 +1392,9 @@
         <w:keepLines/>
         <w:tabs>
           <w:tab w:val="left" w:pos="720"/>
-          <w:tab w:val="right" w:leader="dot" w:pos="9360"/>
+          <w:tab w:val="right" w:leader="dot" w:pos="8640"/>
         </w:tabs>
-        <w:spacing w:before="120" w:after="0" w:line="276" w:lineRule="exact"/>
+        <w:spacing w:before="120" w:after="0" w:line="240" w:lineRule="exact"/>
         <w:ind w:left="720" w:right="720" w:hanging="720"/>
         <w:jc w:val="left"/>
       </w:pPr>
@@ -1442,9 +1434,9 @@
         <w:keepLines/>
         <w:tabs>
           <w:tab w:val="left" w:pos="720"/>
-          <w:tab w:val="right" w:leader="dot" w:pos="9360"/>
+          <w:tab w:val="right" w:leader="dot" w:pos="8640"/>
         </w:tabs>
-        <w:spacing w:before="120" w:after="0" w:line="276" w:lineRule="exact"/>
+        <w:spacing w:before="120" w:after="0" w:line="240" w:lineRule="exact"/>
         <w:ind w:left="720" w:right="720" w:hanging="720"/>
         <w:jc w:val="left"/>
       </w:pPr>
@@ -1490,9 +1482,9 @@
         <w:keepLines/>
         <w:tabs>
           <w:tab w:val="left" w:pos="720"/>
-          <w:tab w:val="right" w:leader="dot" w:pos="9360"/>
+          <w:tab w:val="right" w:leader="dot" w:pos="8640"/>
         </w:tabs>
-        <w:spacing w:before="120" w:after="0" w:line="276" w:lineRule="exact"/>
+        <w:spacing w:before="120" w:after="0" w:line="240" w:lineRule="exact"/>
         <w:ind w:left="720" w:right="720" w:hanging="720"/>
         <w:jc w:val="left"/>
       </w:pPr>
@@ -1520,9 +1512,9 @@
         <w:keepLines/>
         <w:tabs>
           <w:tab w:val="left" w:pos="720"/>
-          <w:tab w:val="right" w:leader="dot" w:pos="9360"/>
+          <w:tab w:val="right" w:leader="dot" w:pos="8640"/>
         </w:tabs>
-        <w:spacing w:before="120" w:after="0" w:line="276" w:lineRule="exact"/>
+        <w:spacing w:before="120" w:after="0" w:line="240" w:lineRule="exact"/>
         <w:ind w:left="720" w:right="720" w:hanging="720"/>
         <w:jc w:val="left"/>
       </w:pPr>
@@ -1556,9 +1548,9 @@
         <w:keepLines/>
         <w:tabs>
           <w:tab w:val="left" w:pos="720"/>
-          <w:tab w:val="right" w:leader="dot" w:pos="9360"/>
+          <w:tab w:val="right" w:leader="dot" w:pos="8640"/>
         </w:tabs>
-        <w:spacing w:before="120" w:after="0" w:line="276" w:lineRule="exact"/>
+        <w:spacing w:before="120" w:after="0" w:line="240" w:lineRule="exact"/>
         <w:ind w:left="720" w:right="720" w:hanging="720"/>
         <w:jc w:val="left"/>
       </w:pPr>
@@ -1586,9 +1578,9 @@
         <w:keepLines/>
         <w:tabs>
           <w:tab w:val="left" w:pos="1440"/>
-          <w:tab w:val="right" w:leader="dot" w:pos="9360"/>
+          <w:tab w:val="right" w:leader="dot" w:pos="8640"/>
         </w:tabs>
-        <w:spacing w:before="120" w:after="0" w:line="276" w:lineRule="exact"/>
+        <w:spacing w:before="120" w:after="0" w:line="240" w:lineRule="exact"/>
         <w:ind w:left="1440" w:right="720" w:hanging="720"/>
         <w:jc w:val="left"/>
       </w:pPr>
@@ -1712,9 +1704,9 @@
         <w:keepLines/>
         <w:tabs>
           <w:tab w:val="left" w:pos="2160"/>
-          <w:tab w:val="right" w:leader="dot" w:pos="9360"/>
+          <w:tab w:val="right" w:leader="dot" w:pos="8640"/>
         </w:tabs>
-        <w:spacing w:before="120" w:after="0" w:line="276" w:lineRule="exact"/>
+        <w:spacing w:before="120" w:after="0" w:line="240" w:lineRule="exact"/>
         <w:ind w:left="2160" w:right="720" w:hanging="720"/>
         <w:jc w:val="left"/>
       </w:pPr>
@@ -1748,9 +1740,9 @@
         <w:keepLines/>
         <w:tabs>
           <w:tab w:val="left" w:pos="2160"/>
-          <w:tab w:val="right" w:leader="dot" w:pos="9360"/>
+          <w:tab w:val="right" w:leader="dot" w:pos="8640"/>
         </w:tabs>
-        <w:spacing w:before="120" w:after="0" w:line="276" w:lineRule="exact"/>
+        <w:spacing w:before="120" w:after="0" w:line="240" w:lineRule="exact"/>
         <w:ind w:left="2160" w:right="720" w:hanging="720"/>
         <w:jc w:val="left"/>
       </w:pPr>
@@ -1838,9 +1830,9 @@
         <w:keepLines/>
         <w:tabs>
           <w:tab w:val="left" w:pos="2160"/>
-          <w:tab w:val="right" w:leader="dot" w:pos="9360"/>
+          <w:tab w:val="right" w:leader="dot" w:pos="8640"/>
         </w:tabs>
-        <w:spacing w:before="120" w:after="0" w:line="276" w:lineRule="exact"/>
+        <w:spacing w:before="120" w:after="0" w:line="240" w:lineRule="exact"/>
         <w:ind w:left="2160" w:right="720" w:hanging="720"/>
         <w:jc w:val="left"/>
       </w:pPr>
@@ -1916,9 +1908,9 @@
         <w:keepLines/>
         <w:tabs>
           <w:tab w:val="left" w:pos="1440"/>
-          <w:tab w:val="right" w:leader="dot" w:pos="9360"/>
+          <w:tab w:val="right" w:leader="dot" w:pos="8640"/>
         </w:tabs>
-        <w:spacing w:before="120" w:after="0" w:line="276" w:lineRule="exact"/>
+        <w:spacing w:before="120" w:after="0" w:line="240" w:lineRule="exact"/>
         <w:ind w:left="1440" w:right="720" w:hanging="720"/>
         <w:jc w:val="left"/>
       </w:pPr>
@@ -2018,9 +2010,9 @@
         <w:keepLines/>
         <w:tabs>
           <w:tab w:val="left" w:pos="2160"/>
-          <w:tab w:val="right" w:leader="dot" w:pos="9360"/>
+          <w:tab w:val="right" w:leader="dot" w:pos="8640"/>
         </w:tabs>
-        <w:spacing w:before="120" w:after="0" w:line="276" w:lineRule="exact"/>
+        <w:spacing w:before="120" w:after="0" w:line="240" w:lineRule="exact"/>
         <w:ind w:left="2160" w:right="720" w:hanging="720"/>
         <w:jc w:val="left"/>
       </w:pPr>
@@ -2054,9 +2046,9 @@
         <w:keepLines/>
         <w:tabs>
           <w:tab w:val="left" w:pos="720"/>
-          <w:tab w:val="right" w:leader="dot" w:pos="9360"/>
+          <w:tab w:val="right" w:leader="dot" w:pos="8640"/>
         </w:tabs>
-        <w:spacing w:before="120" w:after="0" w:line="276" w:lineRule="exact"/>
+        <w:spacing w:before="120" w:after="0" w:line="240" w:lineRule="exact"/>
         <w:ind w:left="720" w:right="720" w:hanging="720"/>
         <w:jc w:val="left"/>
       </w:pPr>
@@ -2078,7 +2070,7 @@
         <w:keepNext/>
         <w:keepLines/>
         <w:pageBreakBefore/>
-        <w:spacing w:before="0" w:after="0" w:line="276" w:lineRule="exact"/>
+        <w:spacing w:before="0" w:after="0" w:line="240" w:lineRule="exact"/>
         <w:ind w:left="0" w:firstLine="0"/>
         <w:jc w:val="center"/>
       </w:pPr>
@@ -2094,7 +2086,7 @@
       <w:pPr>
         <w:keepNext/>
         <w:keepLines/>
-        <w:spacing w:before="240" w:after="0" w:line="276" w:lineRule="exact"/>
+        <w:spacing w:before="240" w:after="0" w:line="240" w:lineRule="exact"/>
         <w:ind w:left="0" w:firstLine="0"/>
         <w:jc w:val="right"/>
       </w:pPr>
@@ -2110,7 +2102,7 @@
       <w:pPr>
         <w:keepNext/>
         <w:keepLines/>
-        <w:spacing w:before="240" w:after="0" w:line="276" w:lineRule="exact"/>
+        <w:spacing w:before="240" w:after="0" w:line="240" w:lineRule="exact"/>
         <w:ind w:left="0" w:firstLine="0"/>
         <w:jc w:val="left"/>
       </w:pPr>
@@ -2126,9 +2118,9 @@
       <w:pPr>
         <w:keepLines/>
         <w:tabs>
-          <w:tab w:val="right" w:leader="dot" w:pos="9360"/>
+          <w:tab w:val="right" w:leader="dot" w:pos="8640"/>
         </w:tabs>
-        <w:spacing w:before="120" w:after="0" w:line="276" w:lineRule="exact"/>
+        <w:spacing w:before="120" w:after="0" w:line="240" w:lineRule="exact"/>
         <w:ind w:left="504" w:right="1440" w:hanging="504"/>
         <w:jc w:val="left"/>
       </w:pPr>
@@ -2267,9 +2259,7 @@
         <w:t xml:space="preserve"> </w:t>
       </w:r>
       <w:r>
-        <w:t xml:space="preserve">12</w:t>
-        <w:noBreakHyphen/>
-        <w:t xml:space="preserve">4407-SC,</w:t>
+        <w:t xml:space="preserve">12-⁠4407-SC,</w:t>
       </w:r>
       <w:r>
         <w:t xml:space="preserve"> </w:t>
@@ -2333,9 +2323,9 @@
       <w:pPr>
         <w:keepLines/>
         <w:tabs>
-          <w:tab w:val="right" w:leader="dot" w:pos="9360"/>
+          <w:tab w:val="right" w:leader="dot" w:pos="8640"/>
         </w:tabs>
-        <w:spacing w:before="120" w:after="0" w:line="276" w:lineRule="exact"/>
+        <w:spacing w:before="120" w:after="0" w:line="240" w:lineRule="exact"/>
         <w:ind w:left="504" w:right="1440" w:hanging="504"/>
         <w:jc w:val="left"/>
       </w:pPr>
@@ -2412,9 +2402,9 @@
       <w:pPr>
         <w:keepLines/>
         <w:tabs>
-          <w:tab w:val="right" w:leader="dot" w:pos="9360"/>
+          <w:tab w:val="right" w:leader="dot" w:pos="8640"/>
         </w:tabs>
-        <w:spacing w:before="120" w:after="0" w:line="276" w:lineRule="exact"/>
+        <w:spacing w:before="120" w:after="0" w:line="240" w:lineRule="exact"/>
         <w:ind w:left="504" w:right="1440" w:hanging="504"/>
         <w:jc w:val="left"/>
       </w:pPr>
@@ -2531,9 +2521,9 @@
       <w:pPr>
         <w:keepLines/>
         <w:tabs>
-          <w:tab w:val="right" w:leader="dot" w:pos="9360"/>
+          <w:tab w:val="right" w:leader="dot" w:pos="8640"/>
         </w:tabs>
-        <w:spacing w:before="120" w:after="0" w:line="276" w:lineRule="exact"/>
+        <w:spacing w:before="120" w:after="0" w:line="240" w:lineRule="exact"/>
         <w:ind w:left="504" w:right="1440" w:hanging="504"/>
         <w:jc w:val="left"/>
       </w:pPr>
@@ -2638,9 +2628,9 @@
       <w:pPr>
         <w:keepLines/>
         <w:tabs>
-          <w:tab w:val="right" w:leader="dot" w:pos="9360"/>
+          <w:tab w:val="right" w:leader="dot" w:pos="8640"/>
         </w:tabs>
-        <w:spacing w:before="120" w:after="0" w:line="276" w:lineRule="exact"/>
+        <w:spacing w:before="120" w:after="0" w:line="240" w:lineRule="exact"/>
         <w:ind w:left="504" w:right="1440" w:hanging="504"/>
         <w:jc w:val="left"/>
       </w:pPr>
@@ -2757,9 +2747,9 @@
       <w:pPr>
         <w:keepLines/>
         <w:tabs>
-          <w:tab w:val="right" w:leader="dot" w:pos="9360"/>
+          <w:tab w:val="right" w:leader="dot" w:pos="8640"/>
         </w:tabs>
-        <w:spacing w:before="120" w:after="0" w:line="276" w:lineRule="exact"/>
+        <w:spacing w:before="120" w:after="0" w:line="240" w:lineRule="exact"/>
         <w:ind w:left="504" w:right="1440" w:hanging="504"/>
         <w:jc w:val="left"/>
       </w:pPr>
@@ -2848,9 +2838,9 @@
       <w:pPr>
         <w:keepLines/>
         <w:tabs>
-          <w:tab w:val="right" w:leader="dot" w:pos="9360"/>
+          <w:tab w:val="right" w:leader="dot" w:pos="8640"/>
         </w:tabs>
-        <w:spacing w:before="120" w:after="0" w:line="276" w:lineRule="exact"/>
+        <w:spacing w:before="120" w:after="0" w:line="240" w:lineRule="exact"/>
         <w:ind w:left="504" w:right="1440" w:hanging="504"/>
         <w:jc w:val="left"/>
       </w:pPr>
@@ -3023,9 +3013,9 @@
       <w:pPr>
         <w:keepLines/>
         <w:tabs>
-          <w:tab w:val="right" w:leader="dot" w:pos="9360"/>
+          <w:tab w:val="right" w:leader="dot" w:pos="8640"/>
         </w:tabs>
-        <w:spacing w:before="120" w:after="0" w:line="276" w:lineRule="exact"/>
+        <w:spacing w:before="120" w:after="0" w:line="240" w:lineRule="exact"/>
         <w:ind w:left="504" w:right="1440" w:hanging="504"/>
         <w:jc w:val="left"/>
       </w:pPr>
@@ -3080,9 +3070,7 @@
         <w:t xml:space="preserve"> </w:t>
       </w:r>
       <w:r>
-        <w:t xml:space="preserve">08</w:t>
-        <w:noBreakHyphen/>
-        <w:t xml:space="preserve">5053</w:t>
+        <w:t xml:space="preserve">08-⁠5053</w:t>
       </w:r>
       <w:r>
         <w:t xml:space="preserve"> </w:t>
@@ -3152,9 +3140,9 @@
       <w:pPr>
         <w:keepLines/>
         <w:tabs>
-          <w:tab w:val="right" w:leader="dot" w:pos="9360"/>
+          <w:tab w:val="right" w:leader="dot" w:pos="8640"/>
         </w:tabs>
-        <w:spacing w:before="120" w:after="0" w:line="276" w:lineRule="exact"/>
+        <w:spacing w:before="120" w:after="0" w:line="240" w:lineRule="exact"/>
         <w:ind w:left="504" w:right="1440" w:hanging="504"/>
         <w:jc w:val="left"/>
       </w:pPr>
@@ -3271,9 +3259,9 @@
       <w:pPr>
         <w:keepLines/>
         <w:tabs>
-          <w:tab w:val="right" w:leader="dot" w:pos="9360"/>
+          <w:tab w:val="right" w:leader="dot" w:pos="8640"/>
         </w:tabs>
-        <w:spacing w:before="120" w:after="0" w:line="276" w:lineRule="exact"/>
+        <w:spacing w:before="120" w:after="0" w:line="240" w:lineRule="exact"/>
         <w:ind w:left="504" w:right="1440" w:hanging="504"/>
         <w:jc w:val="left"/>
       </w:pPr>
@@ -3418,9 +3406,9 @@
       <w:pPr>
         <w:keepLines/>
         <w:tabs>
-          <w:tab w:val="right" w:leader="dot" w:pos="9360"/>
+          <w:tab w:val="right" w:leader="dot" w:pos="8640"/>
         </w:tabs>
-        <w:spacing w:before="120" w:after="0" w:line="276" w:lineRule="exact"/>
+        <w:spacing w:before="120" w:after="0" w:line="240" w:lineRule="exact"/>
         <w:ind w:left="504" w:right="1440" w:hanging="504"/>
         <w:jc w:val="left"/>
       </w:pPr>
@@ -3509,9 +3497,9 @@
       <w:pPr>
         <w:keepLines/>
         <w:tabs>
-          <w:tab w:val="right" w:leader="dot" w:pos="9360"/>
+          <w:tab w:val="right" w:leader="dot" w:pos="8640"/>
         </w:tabs>
-        <w:spacing w:before="120" w:after="0" w:line="276" w:lineRule="exact"/>
+        <w:spacing w:before="120" w:after="0" w:line="240" w:lineRule="exact"/>
         <w:ind w:left="504" w:right="1440" w:hanging="504"/>
         <w:jc w:val="left"/>
       </w:pPr>
@@ -3642,9 +3630,9 @@
       <w:pPr>
         <w:keepLines/>
         <w:tabs>
-          <w:tab w:val="right" w:leader="dot" w:pos="9360"/>
+          <w:tab w:val="right" w:leader="dot" w:pos="8640"/>
         </w:tabs>
-        <w:spacing w:before="120" w:after="0" w:line="276" w:lineRule="exact"/>
+        <w:spacing w:before="120" w:after="0" w:line="240" w:lineRule="exact"/>
         <w:ind w:left="504" w:right="1440" w:hanging="504"/>
         <w:jc w:val="left"/>
       </w:pPr>
@@ -3733,9 +3721,9 @@
       <w:pPr>
         <w:keepLines/>
         <w:tabs>
-          <w:tab w:val="right" w:leader="dot" w:pos="9360"/>
+          <w:tab w:val="right" w:leader="dot" w:pos="8640"/>
         </w:tabs>
-        <w:spacing w:before="120" w:after="0" w:line="276" w:lineRule="exact"/>
+        <w:spacing w:before="120" w:after="0" w:line="240" w:lineRule="exact"/>
         <w:ind w:left="504" w:right="1440" w:hanging="504"/>
         <w:jc w:val="left"/>
       </w:pPr>
@@ -3798,11 +3786,7 @@
         <w:t xml:space="preserve"> </w:t>
       </w:r>
       <w:r>
-        <w:t xml:space="preserve">C</w:t>
-        <w:noBreakHyphen/>
-        <w:t xml:space="preserve">01</w:t>
-        <w:noBreakHyphen/>
-        <w:t xml:space="preserve">0024,</w:t>
+        <w:t xml:space="preserve">C-⁠01-⁠0024,</w:t>
       </w:r>
       <w:r>
         <w:t xml:space="preserve"> </w:t>
@@ -3866,7 +3850,7 @@
       <w:pPr>
         <w:keepNext/>
         <w:keepLines/>
-        <w:spacing w:before="240" w:after="0" w:line="276" w:lineRule="exact"/>
+        <w:spacing w:before="240" w:after="0" w:line="240" w:lineRule="exact"/>
         <w:ind w:left="0" w:firstLine="0"/>
         <w:jc w:val="left"/>
       </w:pPr>
@@ -3882,9 +3866,9 @@
       <w:pPr>
         <w:keepLines/>
         <w:tabs>
-          <w:tab w:val="right" w:leader="dot" w:pos="9360"/>
+          <w:tab w:val="right" w:leader="dot" w:pos="8640"/>
         </w:tabs>
-        <w:spacing w:before="120" w:after="0" w:line="276" w:lineRule="exact"/>
+        <w:spacing w:before="120" w:after="0" w:line="240" w:lineRule="exact"/>
         <w:ind w:left="504" w:right="1440" w:hanging="504"/>
         <w:jc w:val="left"/>
       </w:pPr>
@@ -3923,9 +3907,9 @@
       <w:pPr>
         <w:keepLines/>
         <w:tabs>
-          <w:tab w:val="right" w:leader="dot" w:pos="9360"/>
+          <w:tab w:val="right" w:leader="dot" w:pos="8640"/>
         </w:tabs>
-        <w:spacing w:before="120" w:after="0" w:line="276" w:lineRule="exact"/>
+        <w:spacing w:before="120" w:after="0" w:line="240" w:lineRule="exact"/>
         <w:ind w:left="504" w:right="1440" w:hanging="504"/>
         <w:jc w:val="left"/>
       </w:pPr>
@@ -3964,9 +3948,9 @@
       <w:pPr>
         <w:keepLines/>
         <w:tabs>
-          <w:tab w:val="right" w:leader="dot" w:pos="9360"/>
+          <w:tab w:val="right" w:leader="dot" w:pos="8640"/>
         </w:tabs>
-        <w:spacing w:before="120" w:after="0" w:line="276" w:lineRule="exact"/>
+        <w:spacing w:before="120" w:after="0" w:line="240" w:lineRule="exact"/>
         <w:ind w:left="504" w:right="1440" w:hanging="504"/>
         <w:jc w:val="left"/>
       </w:pPr>
@@ -4005,7 +3989,7 @@
       <w:pPr>
         <w:keepNext/>
         <w:keepLines/>
-        <w:spacing w:before="240" w:after="0" w:line="276" w:lineRule="exact"/>
+        <w:spacing w:before="240" w:after="0" w:line="240" w:lineRule="exact"/>
         <w:ind w:left="0" w:firstLine="0"/>
         <w:jc w:val="left"/>
       </w:pPr>
@@ -4021,9 +4005,9 @@
       <w:pPr>
         <w:keepLines/>
         <w:tabs>
-          <w:tab w:val="right" w:leader="dot" w:pos="9360"/>
+          <w:tab w:val="right" w:leader="dot" w:pos="8640"/>
         </w:tabs>
-        <w:spacing w:before="120" w:after="0" w:line="276" w:lineRule="exact"/>
+        <w:spacing w:before="120" w:after="0" w:line="240" w:lineRule="exact"/>
         <w:ind w:left="504" w:right="1440" w:hanging="504"/>
         <w:jc w:val="left"/>
       </w:pPr>
@@ -4068,9 +4052,9 @@
       <w:pPr>
         <w:keepLines/>
         <w:tabs>
-          <w:tab w:val="right" w:leader="dot" w:pos="9360"/>
+          <w:tab w:val="right" w:leader="dot" w:pos="8640"/>
         </w:tabs>
-        <w:spacing w:before="120" w:after="0" w:line="276" w:lineRule="exact"/>
+        <w:spacing w:before="120" w:after="0" w:line="240" w:lineRule="exact"/>
         <w:ind w:left="504" w:right="1440" w:hanging="504"/>
         <w:jc w:val="left"/>
       </w:pPr>
@@ -4115,9 +4099,9 @@
       <w:pPr>
         <w:keepLines/>
         <w:tabs>
-          <w:tab w:val="right" w:leader="dot" w:pos="9360"/>
+          <w:tab w:val="right" w:leader="dot" w:pos="8640"/>
         </w:tabs>
-        <w:spacing w:before="120" w:after="0" w:line="276" w:lineRule="exact"/>
+        <w:spacing w:before="120" w:after="0" w:line="240" w:lineRule="exact"/>
         <w:ind w:left="504" w:right="1440" w:hanging="504"/>
         <w:jc w:val="left"/>
       </w:pPr>
@@ -4162,7 +4146,7 @@
       <w:pPr>
         <w:keepNext/>
         <w:keepLines/>
-        <w:spacing w:before="240" w:after="0" w:line="276" w:lineRule="exact"/>
+        <w:spacing w:before="240" w:after="0" w:line="240" w:lineRule="exact"/>
         <w:ind w:left="0" w:firstLine="0"/>
         <w:jc w:val="left"/>
       </w:pPr>
@@ -4178,9 +4162,9 @@
       <w:pPr>
         <w:keepLines/>
         <w:tabs>
-          <w:tab w:val="right" w:leader="dot" w:pos="9360"/>
+          <w:tab w:val="right" w:leader="dot" w:pos="8640"/>
         </w:tabs>
-        <w:spacing w:before="120" w:after="0" w:line="276" w:lineRule="exact"/>
+        <w:spacing w:before="120" w:after="0" w:line="240" w:lineRule="exact"/>
         <w:ind w:left="504" w:right="1440" w:hanging="504"/>
         <w:jc w:val="left"/>
       </w:pPr>
@@ -4219,9 +4203,9 @@
       <w:pPr>
         <w:keepLines/>
         <w:tabs>
-          <w:tab w:val="right" w:leader="dot" w:pos="9360"/>
+          <w:tab w:val="right" w:leader="dot" w:pos="8640"/>
         </w:tabs>
-        <w:spacing w:before="120" w:after="0" w:line="276" w:lineRule="exact"/>
+        <w:spacing w:before="120" w:after="0" w:line="240" w:lineRule="exact"/>
         <w:ind w:left="504" w:right="1440" w:hanging="504"/>
         <w:jc w:val="left"/>
       </w:pPr>
@@ -4260,7 +4244,7 @@
       <w:pPr>
         <w:keepNext/>
         <w:keepLines/>
-        <w:spacing w:before="240" w:after="0" w:line="276" w:lineRule="exact"/>
+        <w:spacing w:before="240" w:after="0" w:line="240" w:lineRule="exact"/>
         <w:ind w:left="0" w:firstLine="0"/>
         <w:jc w:val="left"/>
       </w:pPr>
@@ -4276,9 +4260,9 @@
       <w:pPr>
         <w:keepLines/>
         <w:tabs>
-          <w:tab w:val="right" w:leader="dot" w:pos="9360"/>
+          <w:tab w:val="right" w:leader="dot" w:pos="8640"/>
         </w:tabs>
-        <w:spacing w:before="120" w:after="0" w:line="276" w:lineRule="exact"/>
+        <w:spacing w:before="120" w:after="0" w:line="240" w:lineRule="exact"/>
         <w:ind w:left="504" w:right="1440" w:hanging="504"/>
         <w:jc w:val="left"/>
       </w:pPr>
@@ -4337,7 +4321,7 @@
         <w:sectPr>
           <w:footerReference w:type="default" r:id="rIdCandFooter"/>
           <w:pgSz w:w="12240" w:h="15840"/>
-          <w:pgMar w:top="1440" w:right="1440" w:bottom="1440" w:left="1440" w:header="720" w:footer="360" w:gutter="0"/>
+          <w:pgMar w:top="1200" w:right="1440" w:bottom="1200" w:left="2160" w:header="720" w:footer="160" w:gutter="0"/>
           <w:pgNumType w:fmt="lowerRoman" w:start="1"/>
         </w:sectPr>
       </w:pPr>
@@ -4347,7 +4331,7 @@
         <w:pStyle w:val="Heading1"/>
         <w:keepNext/>
         <w:keepLines/>
-        <w:spacing w:before="0" w:after="240" w:line="276" w:lineRule="exact"/>
+        <w:spacing w:before="0" w:after="240" w:line="240" w:lineRule="exact"/>
         <w:ind w:left="0" w:firstLine="0"/>
         <w:jc w:val="center"/>
       </w:pPr>
@@ -4412,7 +4396,7 @@
         <w:pStyle w:val="Heading1"/>
         <w:keepNext/>
         <w:keepLines/>
-        <w:spacing w:before="240" w:after="240" w:line="276" w:lineRule="exact"/>
+        <w:spacing w:before="240" w:after="240" w:line="240" w:lineRule="exact"/>
         <w:ind w:left="0" w:firstLine="0"/>
         <w:jc w:val="center"/>
       </w:pPr>
@@ -4451,7 +4435,7 @@
         <w:pStyle w:val="Heading1"/>
         <w:keepNext/>
         <w:keepLines/>
-        <w:spacing w:before="240" w:after="240" w:line="276" w:lineRule="exact"/>
+        <w:spacing w:before="240" w:after="240" w:line="240" w:lineRule="exact"/>
         <w:ind w:left="0" w:firstLine="0"/>
         <w:jc w:val="center"/>
       </w:pPr>
@@ -4534,7 +4518,7 @@
         <w:pStyle w:val="Heading1"/>
         <w:keepNext/>
         <w:keepLines/>
-        <w:spacing w:before="240" w:after="240" w:line="276" w:lineRule="exact"/>
+        <w:spacing w:before="240" w:after="240" w:line="240" w:lineRule="exact"/>
         <w:ind w:left="0" w:firstLine="0"/>
         <w:jc w:val="center"/>
       </w:pPr>
@@ -4610,7 +4594,7 @@
         <w:tabs>
           <w:tab w:val="left" w:pos="720"/>
         </w:tabs>
-        <w:spacing w:before="240" w:after="240" w:line="276" w:lineRule="exact"/>
+        <w:spacing w:before="240" w:after="240" w:line="240" w:lineRule="exact"/>
         <w:ind w:left="720" w:hanging="720"/>
         <w:jc w:val="left"/>
       </w:pPr>
@@ -4676,7 +4660,7 @@
         <w:tabs>
           <w:tab w:val="left" w:pos="720"/>
         </w:tabs>
-        <w:spacing w:before="240" w:after="240" w:line="276" w:lineRule="exact"/>
+        <w:spacing w:before="240" w:after="240" w:line="240" w:lineRule="exact"/>
         <w:ind w:left="720" w:hanging="720"/>
         <w:jc w:val="left"/>
       </w:pPr>
@@ -4859,13 +4843,7 @@
         <w:t xml:space="preserve"> </w:t>
       </w:r>
       <w:r>
-        <w:t xml:space="preserve">¶¶ 26</w:t>
-      </w:r>
-      <w:r>
-        <w:noBreakHyphen/>
-      </w:r>
-      <w:r>
-        <w:t xml:space="preserve">30, unlawfully interpreted the California Rancheria Act,</w:t>
+        <w:t xml:space="preserve">¶¶ 26-⁠30, unlawfully interpreted the California Rancheria Act,</w:t>
       </w:r>
       <w:r>
         <w:t xml:space="preserve"> </w:t>
@@ -4881,13 +4859,7 @@
         <w:t xml:space="preserve"> </w:t>
       </w:r>
       <w:r>
-        <w:t xml:space="preserve">¶¶ 31</w:t>
-      </w:r>
-      <w:r>
-        <w:noBreakHyphen/>
-      </w:r>
-      <w:r>
-        <w:t xml:space="preserve">36, and unlawfully denied the status of Plaintiff as a federally recognized tribe because of the alleged misinterpretation of the California Rancheria Act,</w:t>
+        <w:t xml:space="preserve">¶¶ 31-⁠36, and unlawfully denied the status of Plaintiff as a federally recognized tribe because of the alleged misinterpretation of the California Rancheria Act,</w:t>
       </w:r>
       <w:r>
         <w:t xml:space="preserve"> </w:t>
@@ -4903,13 +4875,7 @@
         <w:t xml:space="preserve"> </w:t>
       </w:r>
       <w:r>
-        <w:t xml:space="preserve">¶¶ 35</w:t>
-      </w:r>
-      <w:r>
-        <w:noBreakHyphen/>
-      </w:r>
-      <w:r>
-        <w:t xml:space="preserve">37.</w:t>
+        <w:t xml:space="preserve">¶¶ 35-⁠37.</w:t>
       </w:r>
     </w:p>
     <w:p>
@@ -4920,7 +4886,7 @@
         <w:tabs>
           <w:tab w:val="left" w:pos="720"/>
         </w:tabs>
-        <w:spacing w:before="240" w:after="240" w:line="276" w:lineRule="exact"/>
+        <w:spacing w:before="240" w:after="240" w:line="240" w:lineRule="exact"/>
         <w:ind w:left="720" w:hanging="720"/>
         <w:jc w:val="left"/>
       </w:pPr>
@@ -4946,7 +4912,7 @@
         <w:tabs>
           <w:tab w:val="left" w:pos="1440"/>
         </w:tabs>
-        <w:spacing w:before="240" w:after="240" w:line="276" w:lineRule="exact"/>
+        <w:spacing w:before="240" w:after="240" w:line="240" w:lineRule="exact"/>
         <w:ind w:left="1440" w:hanging="720"/>
         <w:jc w:val="left"/>
       </w:pPr>
@@ -5196,7 +5162,7 @@
         <w:tabs>
           <w:tab w:val="left" w:pos="2160"/>
         </w:tabs>
-        <w:spacing w:before="240" w:after="240" w:line="276" w:lineRule="exact"/>
+        <w:spacing w:before="240" w:after="240" w:line="240" w:lineRule="exact"/>
         <w:ind w:left="2160" w:hanging="720"/>
         <w:jc w:val="left"/>
       </w:pPr>
@@ -5246,13 +5212,7 @@
         <w:t xml:space="preserve">Munson v. California</w:t>
       </w:r>
       <w:r>
-        <w:t xml:space="preserve">, No. C 08</w:t>
-      </w:r>
-      <w:r>
-        <w:noBreakHyphen/>
-      </w:r>
-      <w:r>
-        <w:t xml:space="preserve">5053 SBA, 2009 WL 264838, at *1 (N.D. Cal. Feb. 4, 2009) (citation omitted). On a Rule 12(b)⁠(3) motion, “the pleadings need not be accepted as true, and the court may consider facts outside of the pleadings,” but the court must draw all reasonable inferences and resolve all factual conflicts in favor of the non-moving party.</w:t>
+        <w:t xml:space="preserve">, No. C 08-⁠5053 SBA, 2009 WL 264838, at *1 (N.D. Cal. Feb. 4, 2009) (citation omitted). On a Rule 12(b)⁠(3) motion, “the pleadings need not be accepted as true, and the court may consider facts outside of the pleadings,” but the court must draw all reasonable inferences and resolve all factual conflicts in favor of the non-moving party.</w:t>
       </w:r>
       <w:r>
         <w:t xml:space="preserve"> </w:t>
@@ -5278,19 +5238,7 @@
         <w:t xml:space="preserve">Animal Legal Def. Fund v. U.S. Dep’t of Agric.</w:t>
       </w:r>
       <w:r>
-        <w:t xml:space="preserve">, No. CV 12</w:t>
-      </w:r>
-      <w:r>
-        <w:noBreakHyphen/>
-      </w:r>
-      <w:r>
-        <w:t xml:space="preserve">4407-SC, 2013 WL 120185, at *1</w:t>
-      </w:r>
-      <w:r>
-        <w:noBreakHyphen/>
-      </w:r>
-      <w:r>
-        <w:t xml:space="preserve">2 (N.D. Cal. Jan. 8, 2013).</w:t>
+        <w:t xml:space="preserve">, No. CV 12-⁠4407-SC, 2013 WL 120185, at *1-⁠2 (N.D. Cal. Jan. 8, 2013).</w:t>
       </w:r>
     </w:p>
     <w:p>
@@ -5301,7 +5249,7 @@
         <w:tabs>
           <w:tab w:val="left" w:pos="2160"/>
         </w:tabs>
-        <w:spacing w:before="240" w:after="240" w:line="276" w:lineRule="exact"/>
+        <w:spacing w:before="240" w:after="240" w:line="240" w:lineRule="exact"/>
         <w:ind w:left="2160" w:hanging="720"/>
         <w:jc w:val="left"/>
       </w:pPr>
@@ -5515,19 +5463,7 @@
         <w:t xml:space="preserve">Williams v. United States</w:t>
       </w:r>
       <w:r>
-        <w:t xml:space="preserve">, No. C</w:t>
-      </w:r>
-      <w:r>
-        <w:noBreakHyphen/>
-      </w:r>
-      <w:r>
-        <w:t xml:space="preserve">01</w:t>
-      </w:r>
-      <w:r>
-        <w:noBreakHyphen/>
-      </w:r>
-      <w:r>
-        <w:t xml:space="preserve">0024, 2001 WL 1352885, at *1 (N.D. Cal. Oct. 23, 2001). As to § 1391(e)⁠(1)⁠(C), Plaintiff has identified on the Civil Cover Sheet its county of residence as Plumas County in the Eastern District of California.</w:t>
+        <w:t xml:space="preserve">, No. C-⁠01-⁠0024, 2001 WL 1352885, at *1 (N.D. Cal. Oct. 23, 2001). As to § 1391(e)⁠(1)⁠(C), Plaintiff has identified on the Civil Cover Sheet its county of residence as Plumas County in the Eastern District of California.</w:t>
       </w:r>
       <w:r>
         <w:t xml:space="preserve"> </w:t>
@@ -5554,7 +5490,7 @@
         <w:tabs>
           <w:tab w:val="left" w:pos="2160"/>
         </w:tabs>
-        <w:spacing w:before="240" w:after="240" w:line="276" w:lineRule="exact"/>
+        <w:spacing w:before="240" w:after="240" w:line="240" w:lineRule="exact"/>
         <w:ind w:left="2160" w:hanging="720"/>
         <w:jc w:val="left"/>
       </w:pPr>
@@ -5713,7 +5649,7 @@
         <w:tabs>
           <w:tab w:val="left" w:pos="1440"/>
         </w:tabs>
-        <w:spacing w:before="240" w:after="240" w:line="276" w:lineRule="exact"/>
+        <w:spacing w:before="240" w:after="240" w:line="240" w:lineRule="exact"/>
         <w:ind w:left="1440" w:hanging="720"/>
         <w:jc w:val="left"/>
       </w:pPr>
@@ -5907,7 +5843,7 @@
         <w:tabs>
           <w:tab w:val="left" w:pos="2160"/>
         </w:tabs>
-        <w:spacing w:before="240" w:after="240" w:line="276" w:lineRule="exact"/>
+        <w:spacing w:before="240" w:after="240" w:line="240" w:lineRule="exact"/>
         <w:ind w:left="2160" w:hanging="720"/>
         <w:jc w:val="left"/>
       </w:pPr>
@@ -6124,7 +6060,7 @@
         <w:pStyle w:val="Heading1"/>
         <w:keepNext/>
         <w:keepLines/>
-        <w:spacing w:before="240" w:after="240" w:line="276" w:lineRule="exact"/>
+        <w:spacing w:before="240" w:after="240" w:line="240" w:lineRule="exact"/>
         <w:ind w:left="0" w:firstLine="0"/>
         <w:jc w:val="center"/>
       </w:pPr>
@@ -6155,7 +6091,7 @@
     </w:p>
     <w:tbl>
       <w:tblPr>
-        <w:tblW w:w="9360" w:type="dxa"/>
+        <w:tblW w:w="8640" w:type="dxa"/>
         <w:tblLayout w:type="fixed"/>
         <w:tblCellMar>
           <w:top w:w="0" w:type="dxa"/>
@@ -6166,7 +6102,7 @@
         <w:tblLook w:val="0000" w:firstRow="0" w:lastRow="0" w:firstColumn="0" w:lastColumn="0" w:noHBand="0" w:noVBand="0"/>
       </w:tblPr>
       <w:tblGrid>
-        <w:gridCol w:w="4752"/>
+        <w:gridCol w:w="4032"/>
         <w:gridCol w:w="4608"/>
       </w:tblGrid>
       <w:tr>
@@ -6175,11 +6111,11 @@
         </w:trPr>
         <w:tc>
           <w:tcPr>
-            <w:tcW w:w="4752" w:type="dxa"/>
+            <w:tcW w:w="4032" w:type="dxa"/>
           </w:tcPr>
           <w:p>
             <w:pPr>
-              <w:spacing w:before="0" w:after="0" w:line="276" w:lineRule="exact"/>
+              <w:spacing w:before="0" w:after="0" w:line="240" w:lineRule="exact"/>
               <w:ind w:left="0" w:firstLine="0"/>
               <w:jc w:val="left"/>
             </w:pPr>
@@ -6209,7 +6145,7 @@
           </w:tcPr>
           <w:p>
             <w:pPr>
-              <w:spacing w:before="0" w:after="0" w:line="276" w:lineRule="exact"/>
+              <w:spacing w:before="0" w:after="0" w:line="240" w:lineRule="exact"/>
               <w:ind w:left="0" w:firstLine="0"/>
               <w:jc w:val="left"/>
             </w:pPr>
@@ -6219,7 +6155,7 @@
           </w:p>
           <w:p>
             <w:pPr>
-              <w:spacing w:before="480" w:after="0" w:line="276" w:lineRule="exact"/>
+              <w:spacing w:before="480" w:after="0" w:line="240" w:lineRule="exact"/>
               <w:ind w:left="0" w:firstLine="0"/>
               <w:jc w:val="left"/>
             </w:pPr>
@@ -6241,7 +6177,7 @@
           </w:p>
           <w:p>
             <w:pPr>
-              <w:spacing w:before="0" w:after="0" w:line="276" w:lineRule="exact"/>
+              <w:spacing w:before="0" w:after="0" w:line="240" w:lineRule="exact"/>
               <w:ind w:left="0" w:firstLine="0"/>
               <w:jc w:val="left"/>
             </w:pPr>
@@ -6263,17 +6199,21 @@
           </w:p>
           <w:p>
             <w:pPr>
-              <w:spacing w:before="480" w:after="0" w:line="276" w:lineRule="exact"/>
+              <w:spacing w:before="480" w:after="0" w:line="240" w:lineRule="exact"/>
               <w:ind w:left="0" w:firstLine="0"/>
               <w:jc w:val="left"/>
             </w:pPr>
             <w:r>
+              <w:rPr>
+                <w:i/>
+                <w:iCs/>
+              </w:rPr>
               <w:t xml:space="preserve">/s/ Michelle Lo</w:t>
             </w:r>
           </w:p>
           <w:p>
             <w:pPr>
-              <w:spacing w:before="0" w:after="0" w:line="276" w:lineRule="exact"/>
+              <w:spacing w:before="0" w:after="0" w:line="240" w:lineRule="exact"/>
               <w:ind w:left="0" w:firstLine="0"/>
               <w:jc w:val="left"/>
             </w:pPr>
@@ -6289,7 +6229,7 @@
           </w:p>
           <w:p>
             <w:pPr>
-              <w:spacing w:before="0" w:after="0" w:line="276" w:lineRule="exact"/>
+              <w:spacing w:before="0" w:after="0" w:line="240" w:lineRule="exact"/>
               <w:ind w:left="0" w:firstLine="0"/>
               <w:jc w:val="left"/>
             </w:pPr>
@@ -6317,7 +6257,7 @@
           </w:p>
           <w:p>
             <w:pPr>
-              <w:spacing w:before="0" w:after="0" w:line="276" w:lineRule="exact"/>
+              <w:spacing w:before="0" w:after="0" w:line="240" w:lineRule="exact"/>
               <w:ind w:left="0" w:firstLine="0"/>
               <w:jc w:val="left"/>
             </w:pPr>
@@ -6343,7 +6283,7 @@
     <w:sectPr>
       <w:footerReference w:type="default" r:id="rIdCandFooter"/>
       <w:pgSz w:w="12240" w:h="15840"/>
-      <w:pgMar w:top="1440" w:right="1440" w:bottom="1440" w:left="1440" w:header="720" w:footer="360" w:gutter="0"/>
+      <w:pgMar w:top="1200" w:right="1440" w:bottom="1200" w:left="2160" w:header="720" w:footer="160" w:gutter="0"/>
       <w:pgNumType w:fmt="decimal" w:start="1"/>
     </w:sectPr>
   </w:body>
@@ -6490,354 +6430,977 @@
 <w:ftr xmlns:w="http://schemas.openxmlformats.org/wordprocessingml/2006/main" xmlns:r="http://schemas.openxmlformats.org/officeDocument/2006/relationships">
   <w:p>
     <w:pPr>
-      <w:spacing w:before="0" w:after="0" w:line="253" w:lineRule="exact"/>
+      <w:spacing w:before="0" w:after="0" w:line="20" w:lineRule="exact"/>
+    </w:pPr>
+    <w:r>
+      <w:pict xmlns:v="urn:schemas-microsoft-com:vml" xmlns:o="urn:schemas-microsoft-com:office:office">
+        <v:shape id="CandLineNumbers" filled="f" stroked="f" style="position:absolute;mso-position-horizontal:absolute;mso-position-horizontal-relative:page;mso-position-vertical:absolute;mso-position-vertical-relative:page;margin-left:4pt;margin-top:55.75pt;width:72.0pt;height:684.0pt;z-index:-251658752">
+          <v:textbox inset="0pt,0pt,0pt,0pt">
+            <w:txbxContent>
+              <w:p>
+                <w:pPr>
+                  <w:spacing w:before="0" w:after="0" w:line="480" w:lineRule="exact"/>
+                  <w:ind w:left="0" w:firstLine="0"/>
+                  <w:jc w:val="right"/>
+                </w:pPr>
+                <w:r>
+                  <w:t xml:space="preserve">1</w:t>
+                </w:r>
+              </w:p>
+              <w:p>
+                <w:pPr>
+                  <w:spacing w:before="0" w:after="0" w:line="480" w:lineRule="exact"/>
+                  <w:ind w:left="0" w:firstLine="0"/>
+                  <w:jc w:val="right"/>
+                </w:pPr>
+                <w:r>
+                  <w:t xml:space="preserve">2</w:t>
+                </w:r>
+              </w:p>
+              <w:p>
+                <w:pPr>
+                  <w:spacing w:before="0" w:after="0" w:line="480" w:lineRule="exact"/>
+                  <w:ind w:left="0" w:firstLine="0"/>
+                  <w:jc w:val="right"/>
+                </w:pPr>
+                <w:r>
+                  <w:t xml:space="preserve">3</w:t>
+                </w:r>
+              </w:p>
+              <w:p>
+                <w:pPr>
+                  <w:spacing w:before="0" w:after="0" w:line="480" w:lineRule="exact"/>
+                  <w:ind w:left="0" w:firstLine="0"/>
+                  <w:jc w:val="right"/>
+                </w:pPr>
+                <w:r>
+                  <w:t xml:space="preserve">4</w:t>
+                </w:r>
+              </w:p>
+              <w:p>
+                <w:pPr>
+                  <w:spacing w:before="0" w:after="0" w:line="480" w:lineRule="exact"/>
+                  <w:ind w:left="0" w:firstLine="0"/>
+                  <w:jc w:val="right"/>
+                </w:pPr>
+                <w:r>
+                  <w:t xml:space="preserve">5</w:t>
+                </w:r>
+              </w:p>
+              <w:p>
+                <w:pPr>
+                  <w:spacing w:before="0" w:after="0" w:line="480" w:lineRule="exact"/>
+                  <w:ind w:left="0" w:firstLine="0"/>
+                  <w:jc w:val="right"/>
+                </w:pPr>
+                <w:r>
+                  <w:t xml:space="preserve">6</w:t>
+                </w:r>
+              </w:p>
+              <w:p>
+                <w:pPr>
+                  <w:spacing w:before="0" w:after="0" w:line="480" w:lineRule="exact"/>
+                  <w:ind w:left="0" w:firstLine="0"/>
+                  <w:jc w:val="right"/>
+                </w:pPr>
+                <w:r>
+                  <w:t xml:space="preserve">7</w:t>
+                </w:r>
+              </w:p>
+              <w:p>
+                <w:pPr>
+                  <w:spacing w:before="0" w:after="0" w:line="480" w:lineRule="exact"/>
+                  <w:ind w:left="0" w:firstLine="0"/>
+                  <w:jc w:val="right"/>
+                </w:pPr>
+                <w:r>
+                  <w:t xml:space="preserve">8</w:t>
+                </w:r>
+              </w:p>
+              <w:p>
+                <w:pPr>
+                  <w:spacing w:before="0" w:after="0" w:line="480" w:lineRule="exact"/>
+                  <w:ind w:left="0" w:firstLine="0"/>
+                  <w:jc w:val="right"/>
+                </w:pPr>
+                <w:r>
+                  <w:t xml:space="preserve">9</w:t>
+                </w:r>
+              </w:p>
+              <w:p>
+                <w:pPr>
+                  <w:spacing w:before="0" w:after="0" w:line="480" w:lineRule="exact"/>
+                  <w:ind w:left="0" w:firstLine="0"/>
+                  <w:jc w:val="right"/>
+                </w:pPr>
+                <w:r>
+                  <w:t xml:space="preserve">10</w:t>
+                </w:r>
+              </w:p>
+              <w:p>
+                <w:pPr>
+                  <w:spacing w:before="0" w:after="0" w:line="480" w:lineRule="exact"/>
+                  <w:ind w:left="0" w:firstLine="0"/>
+                  <w:jc w:val="right"/>
+                </w:pPr>
+                <w:r>
+                  <w:t xml:space="preserve">11</w:t>
+                </w:r>
+              </w:p>
+              <w:p>
+                <w:pPr>
+                  <w:spacing w:before="0" w:after="0" w:line="480" w:lineRule="exact"/>
+                  <w:ind w:left="0" w:firstLine="0"/>
+                  <w:jc w:val="right"/>
+                </w:pPr>
+                <w:r>
+                  <w:t xml:space="preserve">12</w:t>
+                </w:r>
+              </w:p>
+              <w:p>
+                <w:pPr>
+                  <w:spacing w:before="0" w:after="0" w:line="480" w:lineRule="exact"/>
+                  <w:ind w:left="0" w:firstLine="0"/>
+                  <w:jc w:val="right"/>
+                </w:pPr>
+                <w:r>
+                  <w:t xml:space="preserve">13</w:t>
+                </w:r>
+              </w:p>
+              <w:p>
+                <w:pPr>
+                  <w:spacing w:before="0" w:after="0" w:line="480" w:lineRule="exact"/>
+                  <w:ind w:left="0" w:firstLine="0"/>
+                  <w:jc w:val="right"/>
+                </w:pPr>
+                <w:r>
+                  <w:t xml:space="preserve">14</w:t>
+                </w:r>
+              </w:p>
+              <w:p>
+                <w:pPr>
+                  <w:spacing w:before="0" w:after="0" w:line="480" w:lineRule="exact"/>
+                  <w:ind w:left="0" w:firstLine="0"/>
+                  <w:jc w:val="right"/>
+                </w:pPr>
+                <w:r>
+                  <w:t xml:space="preserve">15</w:t>
+                </w:r>
+              </w:p>
+              <w:p>
+                <w:pPr>
+                  <w:spacing w:before="0" w:after="0" w:line="480" w:lineRule="exact"/>
+                  <w:ind w:left="0" w:firstLine="0"/>
+                  <w:jc w:val="right"/>
+                </w:pPr>
+                <w:r>
+                  <w:t xml:space="preserve">16</w:t>
+                </w:r>
+              </w:p>
+              <w:p>
+                <w:pPr>
+                  <w:spacing w:before="0" w:after="0" w:line="480" w:lineRule="exact"/>
+                  <w:ind w:left="0" w:firstLine="0"/>
+                  <w:jc w:val="right"/>
+                </w:pPr>
+                <w:r>
+                  <w:t xml:space="preserve">17</w:t>
+                </w:r>
+              </w:p>
+              <w:p>
+                <w:pPr>
+                  <w:spacing w:before="0" w:after="0" w:line="480" w:lineRule="exact"/>
+                  <w:ind w:left="0" w:firstLine="0"/>
+                  <w:jc w:val="right"/>
+                </w:pPr>
+                <w:r>
+                  <w:t xml:space="preserve">18</w:t>
+                </w:r>
+              </w:p>
+              <w:p>
+                <w:pPr>
+                  <w:spacing w:before="0" w:after="0" w:line="480" w:lineRule="exact"/>
+                  <w:ind w:left="0" w:firstLine="0"/>
+                  <w:jc w:val="right"/>
+                </w:pPr>
+                <w:r>
+                  <w:t xml:space="preserve">19</w:t>
+                </w:r>
+              </w:p>
+              <w:p>
+                <w:pPr>
+                  <w:spacing w:before="0" w:after="0" w:line="480" w:lineRule="exact"/>
+                  <w:ind w:left="0" w:firstLine="0"/>
+                  <w:jc w:val="right"/>
+                </w:pPr>
+                <w:r>
+                  <w:t xml:space="preserve">20</w:t>
+                </w:r>
+              </w:p>
+              <w:p>
+                <w:pPr>
+                  <w:spacing w:before="0" w:after="0" w:line="480" w:lineRule="exact"/>
+                  <w:ind w:left="0" w:firstLine="0"/>
+                  <w:jc w:val="right"/>
+                </w:pPr>
+                <w:r>
+                  <w:t xml:space="preserve">21</w:t>
+                </w:r>
+              </w:p>
+              <w:p>
+                <w:pPr>
+                  <w:spacing w:before="0" w:after="0" w:line="480" w:lineRule="exact"/>
+                  <w:ind w:left="0" w:firstLine="0"/>
+                  <w:jc w:val="right"/>
+                </w:pPr>
+                <w:r>
+                  <w:t xml:space="preserve">22</w:t>
+                </w:r>
+              </w:p>
+              <w:p>
+                <w:pPr>
+                  <w:spacing w:before="0" w:after="0" w:line="480" w:lineRule="exact"/>
+                  <w:ind w:left="0" w:firstLine="0"/>
+                  <w:jc w:val="right"/>
+                </w:pPr>
+                <w:r>
+                  <w:t xml:space="preserve">23</w:t>
+                </w:r>
+              </w:p>
+              <w:p>
+                <w:pPr>
+                  <w:spacing w:before="0" w:after="0" w:line="480" w:lineRule="exact"/>
+                  <w:ind w:left="0" w:firstLine="0"/>
+                  <w:jc w:val="right"/>
+                </w:pPr>
+                <w:r>
+                  <w:t xml:space="preserve">24</w:t>
+                </w:r>
+              </w:p>
+              <w:p>
+                <w:pPr>
+                  <w:spacing w:before="0" w:after="0" w:line="480" w:lineRule="exact"/>
+                  <w:ind w:left="0" w:firstLine="0"/>
+                  <w:jc w:val="right"/>
+                </w:pPr>
+                <w:r>
+                  <w:t xml:space="preserve">25</w:t>
+                </w:r>
+              </w:p>
+              <w:p>
+                <w:pPr>
+                  <w:spacing w:before="0" w:after="0" w:line="480" w:lineRule="exact"/>
+                  <w:ind w:left="0" w:firstLine="0"/>
+                  <w:jc w:val="right"/>
+                </w:pPr>
+                <w:r>
+                  <w:t xml:space="preserve">26</w:t>
+                </w:r>
+              </w:p>
+              <w:p>
+                <w:pPr>
+                  <w:spacing w:before="0" w:after="0" w:line="480" w:lineRule="exact"/>
+                  <w:ind w:left="0" w:firstLine="0"/>
+                  <w:jc w:val="right"/>
+                </w:pPr>
+                <w:r>
+                  <w:t xml:space="preserve">27</w:t>
+                </w:r>
+              </w:p>
+              <w:p>
+                <w:pPr>
+                  <w:spacing w:before="0" w:after="0" w:line="480" w:lineRule="exact"/>
+                  <w:ind w:left="0" w:firstLine="0"/>
+                  <w:jc w:val="right"/>
+                </w:pPr>
+                <w:r>
+                  <w:t xml:space="preserve">28</w:t>
+                </w:r>
+              </w:p>
+            </w:txbxContent>
+          </v:textbox>
+        </v:shape>
+      </w:pict>
+    </w:r>
+    <w:r>
+      <w:pict xmlns:v="urn:schemas-microsoft-com:vml" xmlns:o="urn:schemas-microsoft-com:office:office">
+        <v:rect id="CandRule1" fillcolor="black" filled="t" stroked="f" style="position:absolute;mso-position-horizontal:absolute;mso-position-horizontal-relative:page;mso-position-vertical:absolute;mso-position-vertical-relative:page;margin-left:93.23pt;margin-top:0;width:0.75pt;height:792pt;z-index:-251658701"/>
+      </w:pict>
+    </w:r>
+    <w:r>
+      <w:pict xmlns:v="urn:schemas-microsoft-com:vml" xmlns:o="urn:schemas-microsoft-com:office:office">
+        <v:rect id="CandRule2" fillcolor="black" filled="t" stroked="f" style="position:absolute;mso-position-horizontal:absolute;mso-position-horizontal-relative:page;mso-position-vertical:absolute;mso-position-vertical-relative:page;margin-left:96.11pt;margin-top:0;width:0.75pt;height:792pt;z-index:-251658702"/>
+      </w:pict>
+    </w:r>
+    <w:r>
+      <w:pict xmlns:v="urn:schemas-microsoft-com:vml" xmlns:o="urn:schemas-microsoft-com:office:office">
+        <v:rect id="CandRule3" fillcolor="black" filled="t" stroked="f" style="position:absolute;mso-position-horizontal:absolute;mso-position-horizontal-relative:page;mso-position-vertical:absolute;mso-position-vertical-relative:page;margin-left:546.82pt;margin-top:0;width:0.75pt;height:792pt;z-index:-251658703"/>
+      </w:pict>
+    </w:r>
+  </w:p>
+  <w:p>
+    <w:pPr>
+      <w:spacing w:before="0" w:after="0" w:line="230" w:lineRule="exact"/>
       <w:ind w:left="0" w:firstLine="0"/>
       <w:jc w:val="center"/>
     </w:pPr>
     <w:r>
       <w:rPr>
-        <w:sz w:val="22"/>
-        <w:szCs w:val="22"/>
+        <w:sz w:val="20"/>
+        <w:szCs w:val="20"/>
       </w:rPr>
       <w:fldChar w:fldCharType="begin"/>
     </w:r>
     <w:r>
       <w:rPr>
-        <w:sz w:val="22"/>
-        <w:szCs w:val="22"/>
+        <w:sz w:val="20"/>
+        <w:szCs w:val="20"/>
       </w:rPr>
       <w:instrText xml:space="preserve"> PAGE </w:instrText>
     </w:r>
     <w:r>
       <w:rPr>
-        <w:sz w:val="22"/>
-        <w:szCs w:val="22"/>
+        <w:sz w:val="20"/>
+        <w:szCs w:val="20"/>
       </w:rPr>
       <w:fldChar w:fldCharType="separate"/>
     </w:r>
     <w:r>
       <w:rPr>
-        <w:sz w:val="22"/>
-        <w:szCs w:val="22"/>
+        <w:sz w:val="20"/>
+        <w:szCs w:val="20"/>
       </w:rPr>
       <w:t>1</w:t>
     </w:r>
     <w:r>
       <w:rPr>
-        <w:sz w:val="22"/>
-        <w:szCs w:val="22"/>
+        <w:sz w:val="20"/>
+        <w:szCs w:val="20"/>
       </w:rPr>
       <w:fldChar w:fldCharType="end"/>
     </w:r>
   </w:p>
   <w:p>
     <w:pPr>
-      <w:spacing w:before="0" w:after="0" w:line="253" w:lineRule="exact"/>
+      <w:spacing w:before="0" w:after="0" w:line="230" w:lineRule="exact"/>
       <w:ind w:left="0" w:firstLine="0"/>
       <w:jc w:val="center"/>
     </w:pPr>
     <w:r>
       <w:rPr>
-        <w:sz w:val="22"/>
-        <w:szCs w:val="22"/>
+        <w:sz w:val="20"/>
+        <w:szCs w:val="20"/>
       </w:rPr>
       <w:t xml:space="preserve">MOTION</w:t>
     </w:r>
     <w:r>
       <w:rPr>
-        <w:sz w:val="22"/>
-        <w:szCs w:val="22"/>
+        <w:sz w:val="20"/>
+        <w:szCs w:val="20"/>
       </w:rPr>
       <w:t xml:space="preserve"> </w:t>
     </w:r>
     <w:r>
       <w:rPr>
-        <w:sz w:val="22"/>
-        <w:szCs w:val="22"/>
+        <w:sz w:val="20"/>
+        <w:szCs w:val="20"/>
       </w:rPr>
       <w:t xml:space="preserve">TO</w:t>
     </w:r>
     <w:r>
       <w:rPr>
-        <w:sz w:val="22"/>
-        <w:szCs w:val="22"/>
+        <w:sz w:val="20"/>
+        <w:szCs w:val="20"/>
       </w:rPr>
       <w:t xml:space="preserve"> </w:t>
     </w:r>
     <w:r>
       <w:rPr>
-        <w:sz w:val="22"/>
-        <w:szCs w:val="22"/>
+        <w:sz w:val="20"/>
+        <w:szCs w:val="20"/>
       </w:rPr>
       <w:t xml:space="preserve">DISMISS</w:t>
     </w:r>
     <w:r>
       <w:rPr>
-        <w:sz w:val="22"/>
-        <w:szCs w:val="22"/>
+        <w:sz w:val="20"/>
+        <w:szCs w:val="20"/>
       </w:rPr>
       <w:t xml:space="preserve"> </w:t>
     </w:r>
     <w:r>
       <w:rPr>
-        <w:sz w:val="22"/>
-        <w:szCs w:val="22"/>
+        <w:sz w:val="20"/>
+        <w:szCs w:val="20"/>
       </w:rPr>
       <w:t xml:space="preserve">OR</w:t>
     </w:r>
     <w:r>
       <w:rPr>
-        <w:sz w:val="22"/>
-        <w:szCs w:val="22"/>
+        <w:sz w:val="20"/>
+        <w:szCs w:val="20"/>
       </w:rPr>
       <w:t xml:space="preserve"> </w:t>
     </w:r>
     <w:r>
       <w:rPr>
-        <w:sz w:val="22"/>
-        <w:szCs w:val="22"/>
+        <w:sz w:val="20"/>
+        <w:szCs w:val="20"/>
       </w:rPr>
       <w:t xml:space="preserve">TRANSFER</w:t>
     </w:r>
     <w:r>
       <w:rPr>
-        <w:sz w:val="22"/>
-        <w:szCs w:val="22"/>
+        <w:sz w:val="20"/>
+        <w:szCs w:val="20"/>
       </w:rPr>
       <w:t xml:space="preserve"> </w:t>
     </w:r>
     <w:r>
       <w:rPr>
-        <w:sz w:val="22"/>
-        <w:szCs w:val="22"/>
+        <w:sz w:val="20"/>
+        <w:szCs w:val="20"/>
       </w:rPr>
       <w:t xml:space="preserve">FOR</w:t>
     </w:r>
     <w:r>
       <w:rPr>
-        <w:sz w:val="22"/>
-        <w:szCs w:val="22"/>
+        <w:sz w:val="20"/>
+        <w:szCs w:val="20"/>
       </w:rPr>
       <w:t xml:space="preserve"> </w:t>
     </w:r>
     <w:r>
       <w:rPr>
-        <w:sz w:val="22"/>
-        <w:szCs w:val="22"/>
+        <w:sz w:val="20"/>
+        <w:szCs w:val="20"/>
       </w:rPr>
       <w:t xml:space="preserve">IMPROPER</w:t>
     </w:r>
     <w:r>
       <w:rPr>
-        <w:sz w:val="22"/>
-        <w:szCs w:val="22"/>
+        <w:sz w:val="20"/>
+        <w:szCs w:val="20"/>
       </w:rPr>
       <w:t xml:space="preserve"> </w:t>
     </w:r>
     <w:r>
       <w:rPr>
-        <w:sz w:val="22"/>
-        <w:szCs w:val="22"/>
+        <w:sz w:val="20"/>
+        <w:szCs w:val="20"/>
       </w:rPr>
       <w:t xml:space="preserve">VENUE</w:t>
     </w:r>
     <w:r>
       <w:rPr>
-        <w:sz w:val="22"/>
-        <w:szCs w:val="22"/>
+        <w:sz w:val="20"/>
+        <w:szCs w:val="20"/>
       </w:rPr>
       <w:t xml:space="preserve"> </w:t>
     </w:r>
     <w:r>
       <w:rPr>
-        <w:sz w:val="22"/>
-        <w:szCs w:val="22"/>
+        <w:sz w:val="20"/>
+        <w:szCs w:val="20"/>
       </w:rPr>
       <w:t xml:space="preserve">OR,</w:t>
     </w:r>
     <w:r>
       <w:rPr>
-        <w:sz w:val="22"/>
-        <w:szCs w:val="22"/>
+        <w:sz w:val="20"/>
+        <w:szCs w:val="20"/>
       </w:rPr>
       <w:t xml:space="preserve"> </w:t>
     </w:r>
     <w:r>
       <w:rPr>
-        <w:sz w:val="22"/>
-        <w:szCs w:val="22"/>
+        <w:sz w:val="20"/>
+        <w:szCs w:val="20"/>
       </w:rPr>
       <w:t xml:space="preserve">IN</w:t>
     </w:r>
     <w:r>
       <w:rPr>
-        <w:sz w:val="22"/>
-        <w:szCs w:val="22"/>
+        <w:sz w:val="20"/>
+        <w:szCs w:val="20"/>
       </w:rPr>
       <w:t xml:space="preserve"> </w:t>
     </w:r>
     <w:r>
       <w:rPr>
-        <w:sz w:val="22"/>
-        <w:szCs w:val="22"/>
+        <w:sz w:val="20"/>
+        <w:szCs w:val="20"/>
       </w:rPr>
       <w:t xml:space="preserve">THE</w:t>
     </w:r>
     <w:r>
       <w:rPr>
-        <w:sz w:val="22"/>
-        <w:szCs w:val="22"/>
+        <w:sz w:val="20"/>
+        <w:szCs w:val="20"/>
       </w:rPr>
       <w:t xml:space="preserve"> </w:t>
     </w:r>
     <w:r>
       <w:rPr>
-        <w:sz w:val="22"/>
-        <w:szCs w:val="22"/>
+        <w:sz w:val="20"/>
+        <w:szCs w:val="20"/>
       </w:rPr>
       <w:t xml:space="preserve">ALTERNATIVE,</w:t>
     </w:r>
     <w:r>
       <w:rPr>
-        <w:sz w:val="22"/>
-        <w:szCs w:val="22"/>
+        <w:sz w:val="20"/>
+        <w:szCs w:val="20"/>
       </w:rPr>
       <w:t xml:space="preserve"> </w:t>
     </w:r>
     <w:r>
       <w:rPr>
-        <w:sz w:val="22"/>
-        <w:szCs w:val="22"/>
+        <w:sz w:val="20"/>
+        <w:szCs w:val="20"/>
       </w:rPr>
       <w:t xml:space="preserve">MOTION</w:t>
     </w:r>
     <w:r>
       <w:rPr>
-        <w:sz w:val="22"/>
-        <w:szCs w:val="22"/>
+        <w:sz w:val="20"/>
+        <w:szCs w:val="20"/>
       </w:rPr>
       <w:t xml:space="preserve"> </w:t>
     </w:r>
     <w:r>
       <w:rPr>
-        <w:sz w:val="22"/>
-        <w:szCs w:val="22"/>
+        <w:sz w:val="20"/>
+        <w:szCs w:val="20"/>
       </w:rPr>
       <w:t xml:space="preserve">TO</w:t>
     </w:r>
     <w:r>
       <w:rPr>
-        <w:sz w:val="22"/>
-        <w:szCs w:val="22"/>
+        <w:sz w:val="20"/>
+        <w:szCs w:val="20"/>
       </w:rPr>
       <w:t xml:space="preserve"> </w:t>
     </w:r>
     <w:r>
       <w:rPr>
-        <w:sz w:val="22"/>
-        <w:szCs w:val="22"/>
+        <w:sz w:val="20"/>
+        <w:szCs w:val="20"/>
       </w:rPr>
       <w:t xml:space="preserve">DISMISS</w:t>
     </w:r>
     <w:r>
       <w:rPr>
-        <w:sz w:val="22"/>
-        <w:szCs w:val="22"/>
+        <w:sz w:val="20"/>
+        <w:szCs w:val="20"/>
       </w:rPr>
       <w:t xml:space="preserve"> </w:t>
     </w:r>
     <w:r>
       <w:rPr>
-        <w:sz w:val="22"/>
-        <w:szCs w:val="22"/>
+        <w:sz w:val="20"/>
+        <w:szCs w:val="20"/>
       </w:rPr>
       <w:t xml:space="preserve">FOR</w:t>
     </w:r>
     <w:r>
       <w:rPr>
-        <w:sz w:val="22"/>
-        <w:szCs w:val="22"/>
+        <w:sz w:val="20"/>
+        <w:szCs w:val="20"/>
       </w:rPr>
       <w:t xml:space="preserve"> </w:t>
     </w:r>
     <w:r>
       <w:rPr>
-        <w:sz w:val="22"/>
-        <w:szCs w:val="22"/>
+        <w:sz w:val="20"/>
+        <w:szCs w:val="20"/>
       </w:rPr>
       <w:t xml:space="preserve">FAILURE</w:t>
     </w:r>
     <w:r>
       <w:rPr>
-        <w:sz w:val="22"/>
-        <w:szCs w:val="22"/>
+        <w:sz w:val="20"/>
+        <w:szCs w:val="20"/>
       </w:rPr>
       <w:t xml:space="preserve"> </w:t>
     </w:r>
     <w:r>
       <w:rPr>
-        <w:sz w:val="22"/>
-        <w:szCs w:val="22"/>
+        <w:sz w:val="20"/>
+        <w:szCs w:val="20"/>
       </w:rPr>
       <w:t xml:space="preserve">TO</w:t>
     </w:r>
     <w:r>
       <w:rPr>
-        <w:sz w:val="22"/>
-        <w:szCs w:val="22"/>
+        <w:sz w:val="20"/>
+        <w:szCs w:val="20"/>
       </w:rPr>
       <w:t xml:space="preserve"> </w:t>
     </w:r>
     <w:r>
       <w:rPr>
-        <w:sz w:val="22"/>
-        <w:szCs w:val="22"/>
+        <w:sz w:val="20"/>
+        <w:szCs w:val="20"/>
       </w:rPr>
       <w:t xml:space="preserve">STATE</w:t>
     </w:r>
     <w:r>
       <w:rPr>
-        <w:sz w:val="22"/>
-        <w:szCs w:val="22"/>
+        <w:sz w:val="20"/>
+        <w:szCs w:val="20"/>
       </w:rPr>
       <w:t xml:space="preserve"> </w:t>
     </w:r>
     <w:r>
       <w:rPr>
-        <w:sz w:val="22"/>
-        <w:szCs w:val="22"/>
+        <w:sz w:val="20"/>
+        <w:szCs w:val="20"/>
       </w:rPr>
       <w:t xml:space="preserve">A</w:t>
     </w:r>
     <w:r>
       <w:rPr>
-        <w:sz w:val="22"/>
-        <w:szCs w:val="22"/>
+        <w:sz w:val="20"/>
+        <w:szCs w:val="20"/>
       </w:rPr>
       <w:t xml:space="preserve"> </w:t>
     </w:r>
     <w:r>
       <w:rPr>
-        <w:sz w:val="22"/>
-        <w:szCs w:val="22"/>
+        <w:sz w:val="20"/>
+        <w:szCs w:val="20"/>
       </w:rPr>
       <w:t xml:space="preserve">CLAIM</w:t>
     </w:r>
   </w:p>
   <w:p>
     <w:pPr>
-      <w:spacing w:before="0" w:after="0" w:line="253" w:lineRule="exact"/>
+      <w:spacing w:before="0" w:after="0" w:line="230" w:lineRule="exact"/>
       <w:ind w:left="0" w:firstLine="0"/>
       <w:jc w:val="center"/>
     </w:pPr>
     <w:r>
       <w:rPr>
-        <w:sz w:val="22"/>
-        <w:szCs w:val="22"/>
+        <w:sz w:val="20"/>
+        <w:szCs w:val="20"/>
       </w:rPr>
-      <w:t xml:space="preserve">No. 16-cv</w:t>
-      <w:noBreakHyphen/>
-      <w:t xml:space="preserve">7189-LB</w:t>
+      <w:t xml:space="preserve">No. 16-cv-⁠7189-LB</w:t>
+    </w:r>
+  </w:p>
+</w:ftr>
+</file>
+
+<file path=word/ftr-own2.xml><?xml version="1.0" encoding="utf-8"?>
+<w:ftr xmlns:w="http://schemas.openxmlformats.org/wordprocessingml/2006/main" xmlns:r="http://schemas.openxmlformats.org/officeDocument/2006/relationships">
+  <w:p>
+    <w:pPr>
+      <w:spacing w:before="0" w:after="0" w:line="20" w:lineRule="exact"/>
+    </w:pPr>
+    <w:r>
+      <w:pict xmlns:v="urn:schemas-microsoft-com:vml" xmlns:o="urn:schemas-microsoft-com:office:office">
+        <v:shape id="CandLineNumbers" filled="f" stroked="f" style="position:absolute;mso-position-horizontal:absolute;mso-position-horizontal-relative:page;mso-position-vertical:absolute;mso-position-vertical-relative:page;margin-left:4pt;margin-top:55.75pt;width:72.0pt;height:684.0pt;z-index:-251658752">
+          <v:textbox inset="0pt,0pt,0pt,0pt">
+            <w:txbxContent>
+              <w:p>
+                <w:pPr>
+                  <w:spacing w:before="0" w:after="0" w:line="480" w:lineRule="exact"/>
+                  <w:ind w:left="0" w:firstLine="0"/>
+                  <w:jc w:val="right"/>
+                </w:pPr>
+                <w:r>
+                  <w:t xml:space="preserve">1</w:t>
+                </w:r>
+              </w:p>
+              <w:p>
+                <w:pPr>
+                  <w:spacing w:before="0" w:after="0" w:line="480" w:lineRule="exact"/>
+                  <w:ind w:left="0" w:firstLine="0"/>
+                  <w:jc w:val="right"/>
+                </w:pPr>
+                <w:r>
+                  <w:t xml:space="preserve">2</w:t>
+                </w:r>
+              </w:p>
+              <w:p>
+                <w:pPr>
+                  <w:spacing w:before="0" w:after="0" w:line="480" w:lineRule="exact"/>
+                  <w:ind w:left="0" w:firstLine="0"/>
+                  <w:jc w:val="right"/>
+                </w:pPr>
+                <w:r>
+                  <w:t xml:space="preserve">3</w:t>
+                </w:r>
+              </w:p>
+              <w:p>
+                <w:pPr>
+                  <w:spacing w:before="0" w:after="0" w:line="480" w:lineRule="exact"/>
+                  <w:ind w:left="0" w:firstLine="0"/>
+                  <w:jc w:val="right"/>
+                </w:pPr>
+                <w:r>
+                  <w:t xml:space="preserve">4</w:t>
+                </w:r>
+              </w:p>
+              <w:p>
+                <w:pPr>
+                  <w:spacing w:before="0" w:after="0" w:line="480" w:lineRule="exact"/>
+                  <w:ind w:left="0" w:firstLine="0"/>
+                  <w:jc w:val="right"/>
+                </w:pPr>
+                <w:r>
+                  <w:t xml:space="preserve">5</w:t>
+                </w:r>
+              </w:p>
+              <w:p>
+                <w:pPr>
+                  <w:spacing w:before="0" w:after="0" w:line="480" w:lineRule="exact"/>
+                  <w:ind w:left="0" w:firstLine="0"/>
+                  <w:jc w:val="right"/>
+                </w:pPr>
+                <w:r>
+                  <w:t xml:space="preserve">6</w:t>
+                </w:r>
+              </w:p>
+              <w:p>
+                <w:pPr>
+                  <w:spacing w:before="0" w:after="0" w:line="480" w:lineRule="exact"/>
+                  <w:ind w:left="0" w:firstLine="0"/>
+                  <w:jc w:val="right"/>
+                </w:pPr>
+                <w:r>
+                  <w:t xml:space="preserve">7</w:t>
+                </w:r>
+              </w:p>
+              <w:p>
+                <w:pPr>
+                  <w:spacing w:before="0" w:after="0" w:line="480" w:lineRule="exact"/>
+                  <w:ind w:left="0" w:firstLine="0"/>
+                  <w:jc w:val="right"/>
+                </w:pPr>
+                <w:r>
+                  <w:t xml:space="preserve">8</w:t>
+                </w:r>
+              </w:p>
+              <w:p>
+                <w:pPr>
+                  <w:spacing w:before="0" w:after="0" w:line="480" w:lineRule="exact"/>
+                  <w:ind w:left="0" w:firstLine="0"/>
+                  <w:jc w:val="right"/>
+                </w:pPr>
+                <w:r>
+                  <w:t xml:space="preserve">9</w:t>
+                </w:r>
+              </w:p>
+              <w:p>
+                <w:pPr>
+                  <w:spacing w:before="0" w:after="0" w:line="480" w:lineRule="exact"/>
+                  <w:ind w:left="0" w:firstLine="0"/>
+                  <w:jc w:val="right"/>
+                </w:pPr>
+                <w:r>
+                  <w:t xml:space="preserve">10</w:t>
+                </w:r>
+              </w:p>
+              <w:p>
+                <w:pPr>
+                  <w:spacing w:before="0" w:after="0" w:line="480" w:lineRule="exact"/>
+                  <w:ind w:left="0" w:firstLine="0"/>
+                  <w:jc w:val="right"/>
+                </w:pPr>
+                <w:r>
+                  <w:t xml:space="preserve">11</w:t>
+                </w:r>
+              </w:p>
+              <w:p>
+                <w:pPr>
+                  <w:spacing w:before="0" w:after="0" w:line="480" w:lineRule="exact"/>
+                  <w:ind w:left="0" w:firstLine="0"/>
+                  <w:jc w:val="right"/>
+                </w:pPr>
+                <w:r>
+                  <w:t xml:space="preserve">12</w:t>
+                </w:r>
+              </w:p>
+              <w:p>
+                <w:pPr>
+                  <w:spacing w:before="0" w:after="0" w:line="480" w:lineRule="exact"/>
+                  <w:ind w:left="0" w:firstLine="0"/>
+                  <w:jc w:val="right"/>
+                </w:pPr>
+                <w:r>
+                  <w:t xml:space="preserve">13</w:t>
+                </w:r>
+              </w:p>
+              <w:p>
+                <w:pPr>
+                  <w:spacing w:before="0" w:after="0" w:line="480" w:lineRule="exact"/>
+                  <w:ind w:left="0" w:firstLine="0"/>
+                  <w:jc w:val="right"/>
+                </w:pPr>
+                <w:r>
+                  <w:t xml:space="preserve">14</w:t>
+                </w:r>
+              </w:p>
+              <w:p>
+                <w:pPr>
+                  <w:spacing w:before="0" w:after="0" w:line="480" w:lineRule="exact"/>
+                  <w:ind w:left="0" w:firstLine="0"/>
+                  <w:jc w:val="right"/>
+                </w:pPr>
+                <w:r>
+                  <w:t xml:space="preserve">15</w:t>
+                </w:r>
+              </w:p>
+              <w:p>
+                <w:pPr>
+                  <w:spacing w:before="0" w:after="0" w:line="480" w:lineRule="exact"/>
+                  <w:ind w:left="0" w:firstLine="0"/>
+                  <w:jc w:val="right"/>
+                </w:pPr>
+                <w:r>
+                  <w:t xml:space="preserve">16</w:t>
+                </w:r>
+              </w:p>
+              <w:p>
+                <w:pPr>
+                  <w:spacing w:before="0" w:after="0" w:line="480" w:lineRule="exact"/>
+                  <w:ind w:left="0" w:firstLine="0"/>
+                  <w:jc w:val="right"/>
+                </w:pPr>
+                <w:r>
+                  <w:t xml:space="preserve">17</w:t>
+                </w:r>
+              </w:p>
+              <w:p>
+                <w:pPr>
+                  <w:spacing w:before="0" w:after="0" w:line="480" w:lineRule="exact"/>
+                  <w:ind w:left="0" w:firstLine="0"/>
+                  <w:jc w:val="right"/>
+                </w:pPr>
+                <w:r>
+                  <w:t xml:space="preserve">18</w:t>
+                </w:r>
+              </w:p>
+              <w:p>
+                <w:pPr>
+                  <w:spacing w:before="0" w:after="0" w:line="480" w:lineRule="exact"/>
+                  <w:ind w:left="0" w:firstLine="0"/>
+                  <w:jc w:val="right"/>
+                </w:pPr>
+                <w:r>
+                  <w:t xml:space="preserve">19</w:t>
+                </w:r>
+              </w:p>
+              <w:p>
+                <w:pPr>
+                  <w:spacing w:before="0" w:after="0" w:line="480" w:lineRule="exact"/>
+                  <w:ind w:left="0" w:firstLine="0"/>
+                  <w:jc w:val="right"/>
+                </w:pPr>
+                <w:r>
+                  <w:t xml:space="preserve">20</w:t>
+                </w:r>
+              </w:p>
+              <w:p>
+                <w:pPr>
+                  <w:spacing w:before="0" w:after="0" w:line="480" w:lineRule="exact"/>
+                  <w:ind w:left="0" w:firstLine="0"/>
+                  <w:jc w:val="right"/>
+                </w:pPr>
+                <w:r>
+                  <w:t xml:space="preserve">21</w:t>
+                </w:r>
+              </w:p>
+              <w:p>
+                <w:pPr>
+                  <w:spacing w:before="0" w:after="0" w:line="480" w:lineRule="exact"/>
+                  <w:ind w:left="0" w:firstLine="0"/>
+                  <w:jc w:val="right"/>
+                </w:pPr>
+                <w:r>
+                  <w:t xml:space="preserve">22</w:t>
+                </w:r>
+              </w:p>
+              <w:p>
+                <w:pPr>
+                  <w:spacing w:before="0" w:after="0" w:line="480" w:lineRule="exact"/>
+                  <w:ind w:left="0" w:firstLine="0"/>
+                  <w:jc w:val="right"/>
+                </w:pPr>
+                <w:r>
+                  <w:t xml:space="preserve">23</w:t>
+                </w:r>
+              </w:p>
+              <w:p>
+                <w:pPr>
+                  <w:spacing w:before="0" w:after="0" w:line="480" w:lineRule="exact"/>
+                  <w:ind w:left="0" w:firstLine="0"/>
+                  <w:jc w:val="right"/>
+                </w:pPr>
+                <w:r>
+                  <w:t xml:space="preserve">24</w:t>
+                </w:r>
+              </w:p>
+              <w:p>
+                <w:pPr>
+                  <w:spacing w:before="0" w:after="0" w:line="480" w:lineRule="exact"/>
+                  <w:ind w:left="0" w:firstLine="0"/>
+                  <w:jc w:val="right"/>
+                </w:pPr>
+                <w:r>
+                  <w:t xml:space="preserve">25</w:t>
+                </w:r>
+              </w:p>
+              <w:p>
+                <w:pPr>
+                  <w:spacing w:before="0" w:after="0" w:line="480" w:lineRule="exact"/>
+                  <w:ind w:left="0" w:firstLine="0"/>
+                  <w:jc w:val="right"/>
+                </w:pPr>
+                <w:r>
+                  <w:t xml:space="preserve">26</w:t>
+                </w:r>
+              </w:p>
+              <w:p>
+                <w:pPr>
+                  <w:spacing w:before="0" w:after="0" w:line="480" w:lineRule="exact"/>
+                  <w:ind w:left="0" w:firstLine="0"/>
+                  <w:jc w:val="right"/>
+                </w:pPr>
+                <w:r>
+                  <w:t xml:space="preserve">27</w:t>
+                </w:r>
+              </w:p>
+              <w:p>
+                <w:pPr>
+                  <w:spacing w:before="0" w:after="0" w:line="480" w:lineRule="exact"/>
+                  <w:ind w:left="0" w:firstLine="0"/>
+                  <w:jc w:val="right"/>
+                </w:pPr>
+                <w:r>
+                  <w:t xml:space="preserve">28</w:t>
+                </w:r>
+              </w:p>
+            </w:txbxContent>
+          </v:textbox>
+        </v:shape>
+      </w:pict>
+    </w:r>
+    <w:r>
+      <w:pict xmlns:v="urn:schemas-microsoft-com:vml" xmlns:o="urn:schemas-microsoft-com:office:office">
+        <v:rect id="CandRule1" fillcolor="black" filled="t" stroked="f" style="position:absolute;mso-position-horizontal:absolute;mso-position-horizontal-relative:page;mso-position-vertical:absolute;mso-position-vertical-relative:page;margin-left:93.23pt;margin-top:0;width:0.75pt;height:792pt;z-index:-251658701"/>
+      </w:pict>
+    </w:r>
+    <w:r>
+      <w:pict xmlns:v="urn:schemas-microsoft-com:vml" xmlns:o="urn:schemas-microsoft-com:office:office">
+        <v:rect id="CandRule2" fillcolor="black" filled="t" stroked="f" style="position:absolute;mso-position-horizontal:absolute;mso-position-horizontal-relative:page;mso-position-vertical:absolute;mso-position-vertical-relative:page;margin-left:96.11pt;margin-top:0;width:0.75pt;height:792pt;z-index:-251658702"/>
+      </w:pict>
+    </w:r>
+    <w:r>
+      <w:pict xmlns:v="urn:schemas-microsoft-com:vml" xmlns:o="urn:schemas-microsoft-com:office:office">
+        <v:rect id="CandRule3" fillcolor="black" filled="t" stroked="f" style="position:absolute;mso-position-horizontal:absolute;mso-position-horizontal-relative:page;mso-position-vertical:absolute;mso-position-vertical-relative:page;margin-left:546.82pt;margin-top:0;width:0.75pt;height:792pt;z-index:-251658703"/>
+      </w:pict>
     </w:r>
   </w:p>
 </w:ftr>
@@ -7144,7 +7707,7 @@
     <w:pPr>
       <w:keepNext/>
       <w:keepLines/>
-      <w:spacing w:before="240" w:after="240" w:line="276" w:lineRule="exact"/>
+      <w:spacing w:before="240" w:after="240" w:line="240" w:lineRule="exact"/>
       <w:ind w:firstLine="0"/>
       <w:jc w:val="center"/>
       <w:outlineLvl w:val="0"/>
@@ -7172,7 +7735,7 @@
     <w:pPr>
       <w:keepNext/>
       <w:keepLines/>
-      <w:spacing w:before="240" w:after="240" w:line="276" w:lineRule="exact"/>
+      <w:spacing w:before="240" w:after="240" w:line="240" w:lineRule="exact"/>
       <w:ind w:firstLine="0"/>
       <w:outlineLvl w:val="1"/>
     </w:pPr>
@@ -7198,7 +7761,7 @@
     <w:pPr>
       <w:keepNext/>
       <w:keepLines/>
-      <w:spacing w:before="240" w:after="240" w:line="276" w:lineRule="exact"/>
+      <w:spacing w:before="240" w:after="240" w:line="240" w:lineRule="exact"/>
       <w:ind w:firstLine="0"/>
       <w:outlineLvl w:val="2"/>
     </w:pPr>
@@ -7224,7 +7787,7 @@
     <w:pPr>
       <w:keepNext/>
       <w:keepLines/>
-      <w:spacing w:before="240" w:after="240" w:line="276" w:lineRule="exact"/>
+      <w:spacing w:before="240" w:after="240" w:line="240" w:lineRule="exact"/>
       <w:ind w:firstLine="0"/>
       <w:outlineLvl w:val="3"/>
     </w:pPr>
@@ -7251,7 +7814,7 @@
     <w:pPr>
       <w:keepNext/>
       <w:keepLines/>
-      <w:spacing w:before="240" w:after="240" w:line="276" w:lineRule="exact"/>
+      <w:spacing w:before="240" w:after="240" w:line="240" w:lineRule="exact"/>
       <w:ind w:firstLine="0"/>
       <w:outlineLvl w:val="4"/>
     </w:pPr>
@@ -7489,7 +8052,7 @@
     <w:unhideWhenUsed/>
     <w:qFormat/>
     <w:pPr>
-      <w:spacing w:before="280" w:after="280" w:line="276" w:lineRule="exact"/>
+      <w:spacing w:before="280" w:after="280" w:line="240" w:lineRule="exact"/>
       <w:ind w:firstLine="0" w:left="720" w:right="720"/>
     </w:pPr>
   </w:style>
@@ -7502,7 +8065,7 @@
     <w:qFormat/>
     <w:pPr>
       <w:keepLines/>
-      <w:spacing w:before="0" w:after="140" w:line="276" w:lineRule="exact"/>
+      <w:spacing w:before="0" w:after="140" w:line="240" w:lineRule="exact"/>
     </w:pPr>
     <w:rPr>
       <w:sz w:val="24"/>

--- a/courts/ninth-circuit/california/federal/northern-district/motion-brief/usage/OUTPUT-motion-brief.docx
+++ b/courts/ninth-circuit/california/federal/northern-district/motion-brief/usage/OUTPUT-motion-brief.docx
@@ -2,346 +2,380 @@
 <file path=word/document.xml><?xml version="1.0" encoding="utf-8"?>
 <w:document xmlns:w="http://schemas.openxmlformats.org/wordprocessingml/2006/main" xmlns:m="http://schemas.openxmlformats.org/officeDocument/2006/math" xmlns:r="http://schemas.openxmlformats.org/officeDocument/2006/relationships" xmlns:o="urn:schemas-microsoft-com:office:office" xmlns:v="urn:schemas-microsoft-com:vml" xmlns:w10="urn:schemas-microsoft-com:office:word" xmlns:a="http://schemas.openxmlformats.org/drawingml/2006/main" xmlns:pic="http://schemas.openxmlformats.org/drawingml/2006/picture" xmlns:wp="http://schemas.openxmlformats.org/drawingml/2006/wordprocessingDrawing">
   <w:body>
-    <w:p>
-      <w:pPr>
-        <w:spacing w:before="0" w:after="0" w:line="240" w:lineRule="exact"/>
-        <w:ind w:left="0" w:firstLine="0"/>
-        <w:jc w:val="left"/>
-      </w:pPr>
-      <w:r>
-        <w:t xml:space="preserve">BRIAN</w:t>
-      </w:r>
-      <w:r>
-        <w:t xml:space="preserve"> </w:t>
-      </w:r>
-      <w:r>
-        <w:t xml:space="preserve">J.</w:t>
-      </w:r>
-      <w:r>
-        <w:t xml:space="preserve"> </w:t>
-      </w:r>
-      <w:r>
-        <w:t xml:space="preserve">STRETCH</w:t>
-      </w:r>
-      <w:r>
-        <w:t xml:space="preserve"> </w:t>
-      </w:r>
-      <w:r>
-        <w:t xml:space="preserve">(CABN</w:t>
-      </w:r>
-      <w:r>
-        <w:t xml:space="preserve"> </w:t>
-      </w:r>
-      <w:r>
-        <w:t xml:space="preserve">163973)</w:t>
-      </w:r>
-    </w:p>
-    <w:p>
-      <w:pPr>
-        <w:spacing w:before="0" w:after="0" w:line="240" w:lineRule="exact"/>
-        <w:ind w:left="0" w:firstLine="0"/>
-        <w:jc w:val="left"/>
-      </w:pPr>
-      <w:r>
-        <w:t xml:space="preserve">United</w:t>
-      </w:r>
-      <w:r>
-        <w:t xml:space="preserve"> </w:t>
-      </w:r>
-      <w:r>
-        <w:t xml:space="preserve">States</w:t>
-      </w:r>
-      <w:r>
-        <w:t xml:space="preserve"> </w:t>
-      </w:r>
-      <w:r>
-        <w:t xml:space="preserve">Attorney</w:t>
-      </w:r>
-    </w:p>
-    <w:p>
-      <w:pPr>
-        <w:spacing w:before="0" w:after="0" w:line="240" w:lineRule="exact"/>
-        <w:ind w:left="0" w:firstLine="0"/>
-        <w:jc w:val="left"/>
-      </w:pPr>
-      <w:r>
-        <w:t xml:space="preserve">SARA</w:t>
-      </w:r>
-      <w:r>
-        <w:t xml:space="preserve"> </w:t>
-      </w:r>
-      <w:r>
-        <w:t xml:space="preserve">WINSLOW</w:t>
-      </w:r>
-      <w:r>
-        <w:t xml:space="preserve"> </w:t>
-      </w:r>
-      <w:r>
-        <w:t xml:space="preserve">(DCBN</w:t>
-      </w:r>
-      <w:r>
-        <w:t xml:space="preserve"> </w:t>
-      </w:r>
-      <w:r>
-        <w:t xml:space="preserve">457643)</w:t>
-      </w:r>
-    </w:p>
-    <w:p>
-      <w:pPr>
-        <w:spacing w:before="0" w:after="0" w:line="240" w:lineRule="exact"/>
-        <w:ind w:left="0" w:firstLine="0"/>
-        <w:jc w:val="left"/>
-      </w:pPr>
-      <w:r>
-        <w:t xml:space="preserve">Chief,</w:t>
-      </w:r>
-      <w:r>
-        <w:t xml:space="preserve"> </w:t>
-      </w:r>
-      <w:r>
-        <w:t xml:space="preserve">Civil</w:t>
-      </w:r>
-      <w:r>
-        <w:t xml:space="preserve"> </w:t>
-      </w:r>
-      <w:r>
-        <w:t xml:space="preserve">Division</w:t>
-      </w:r>
-    </w:p>
-    <w:p>
-      <w:pPr>
-        <w:spacing w:before="0" w:after="0" w:line="240" w:lineRule="exact"/>
-        <w:ind w:left="0" w:firstLine="0"/>
-        <w:jc w:val="left"/>
-      </w:pPr>
-      <w:r>
-        <w:t xml:space="preserve">MICHELLE</w:t>
-      </w:r>
-      <w:r>
-        <w:t xml:space="preserve"> </w:t>
-      </w:r>
-      <w:r>
-        <w:t xml:space="preserve">LO</w:t>
-      </w:r>
-      <w:r>
-        <w:t xml:space="preserve"> </w:t>
-      </w:r>
-      <w:r>
-        <w:t xml:space="preserve">(NYBN</w:t>
-      </w:r>
-      <w:r>
-        <w:t xml:space="preserve"> </w:t>
-      </w:r>
-      <w:r>
-        <w:t xml:space="preserve">4325163)</w:t>
-      </w:r>
-    </w:p>
-    <w:p>
-      <w:pPr>
-        <w:spacing w:before="0" w:after="0" w:line="240" w:lineRule="exact"/>
-        <w:ind w:left="0" w:firstLine="0"/>
-        <w:jc w:val="left"/>
-      </w:pPr>
-      <w:r>
-        <w:t xml:space="preserve">Assistant</w:t>
-      </w:r>
-      <w:r>
-        <w:t xml:space="preserve"> </w:t>
-      </w:r>
-      <w:r>
-        <w:t xml:space="preserve">United</w:t>
-      </w:r>
-      <w:r>
-        <w:t xml:space="preserve"> </w:t>
-      </w:r>
-      <w:r>
-        <w:t xml:space="preserve">States</w:t>
-      </w:r>
-      <w:r>
-        <w:t xml:space="preserve"> </w:t>
-      </w:r>
-      <w:r>
-        <w:t xml:space="preserve">Attorney</w:t>
-      </w:r>
-    </w:p>
-    <w:p>
-      <w:pPr>
-        <w:spacing w:before="0" w:after="0" w:line="240" w:lineRule="exact"/>
-        <w:ind w:left="0" w:firstLine="0"/>
-        <w:jc w:val="left"/>
-      </w:pPr>
-      <w:r>
-        <w:t xml:space="preserve">450</w:t>
-      </w:r>
-      <w:r>
-        <w:t xml:space="preserve"> </w:t>
-      </w:r>
-      <w:r>
-        <w:t xml:space="preserve">Golden</w:t>
-      </w:r>
-      <w:r>
-        <w:t xml:space="preserve"> </w:t>
-      </w:r>
-      <w:r>
-        <w:t xml:space="preserve">Gate</w:t>
-      </w:r>
-      <w:r>
-        <w:t xml:space="preserve"> </w:t>
-      </w:r>
-      <w:r>
-        <w:t xml:space="preserve">Avenue,</w:t>
-      </w:r>
-      <w:r>
-        <w:t xml:space="preserve"> </w:t>
-      </w:r>
-      <w:r>
-        <w:t xml:space="preserve">Box</w:t>
-      </w:r>
-      <w:r>
-        <w:t xml:space="preserve"> </w:t>
-      </w:r>
-      <w:r>
-        <w:t xml:space="preserve">36055</w:t>
-      </w:r>
-    </w:p>
-    <w:p>
-      <w:pPr>
-        <w:spacing w:before="0" w:after="0" w:line="240" w:lineRule="exact"/>
-        <w:ind w:left="0" w:firstLine="0"/>
-        <w:jc w:val="left"/>
-      </w:pPr>
-      <w:r>
-        <w:t xml:space="preserve">San</w:t>
-      </w:r>
-      <w:r>
-        <w:t xml:space="preserve"> </w:t>
-      </w:r>
-      <w:r>
-        <w:t xml:space="preserve">Francisco,</w:t>
-      </w:r>
-      <w:r>
-        <w:t xml:space="preserve"> </w:t>
-      </w:r>
-      <w:r>
-        <w:t xml:space="preserve">California</w:t>
-      </w:r>
-      <w:r>
-        <w:t xml:space="preserve"> </w:t>
-      </w:r>
-      <w:r>
-        <w:t xml:space="preserve">94102-⁠3495</w:t>
-      </w:r>
-    </w:p>
-    <w:p>
-      <w:pPr>
-        <w:spacing w:before="0" w:after="0" w:line="240" w:lineRule="exact"/>
-        <w:ind w:left="0" w:firstLine="0"/>
-        <w:jc w:val="left"/>
-      </w:pPr>
-      <w:r>
-        <w:t xml:space="preserve">Telephone:</w:t>
-      </w:r>
-      <w:r>
-        <w:t xml:space="preserve"> </w:t>
-      </w:r>
-      <w:r>
-        <w:t xml:space="preserve">(415)</w:t>
-      </w:r>
-      <w:r>
-        <w:t xml:space="preserve"> </w:t>
-      </w:r>
-      <w:r>
-        <w:t xml:space="preserve">436-⁠7180</w:t>
-      </w:r>
-    </w:p>
-    <w:p>
-      <w:pPr>
-        <w:spacing w:before="0" w:after="0" w:line="240" w:lineRule="exact"/>
-        <w:ind w:left="0" w:firstLine="0"/>
-        <w:jc w:val="left"/>
-      </w:pPr>
-      <w:r>
-        <w:t xml:space="preserve">Facsimile:</w:t>
-      </w:r>
-      <w:r>
-        <w:t xml:space="preserve"> </w:t>
-      </w:r>
-      <w:r>
-        <w:t xml:space="preserve">(415)</w:t>
-      </w:r>
-      <w:r>
-        <w:t xml:space="preserve"> </w:t>
-      </w:r>
-      <w:r>
-        <w:t xml:space="preserve">436-⁠6748</w:t>
-      </w:r>
-    </w:p>
-    <w:p>
-      <w:pPr>
-        <w:spacing w:before="0" w:after="0" w:line="240" w:lineRule="exact"/>
-        <w:ind w:left="0" w:firstLine="0"/>
-        <w:jc w:val="left"/>
-      </w:pPr>
-      <w:r>
-        <w:t xml:space="preserve">Michelle.Lo@usdoj.gov</w:t>
-      </w:r>
-    </w:p>
-    <w:p>
-      <w:pPr>
-        <w:spacing w:before="0" w:after="0" w:line="240" w:lineRule="exact"/>
-        <w:ind w:left="0" w:firstLine="0"/>
-        <w:jc w:val="left"/>
-      </w:pPr>
-      <w:r>
-        <w:rPr>
-          <w:i/>
-          <w:iCs/>
-        </w:rPr>
-        <w:t xml:space="preserve">Attorneys</w:t>
-      </w:r>
-      <w:r>
-        <w:rPr>
-          <w:i/>
-          <w:iCs/>
-        </w:rPr>
-        <w:t xml:space="preserve"> </w:t>
-      </w:r>
-      <w:r>
-        <w:rPr>
-          <w:i/>
-          <w:iCs/>
-        </w:rPr>
-        <w:t xml:space="preserve">for</w:t>
-      </w:r>
-      <w:r>
-        <w:rPr>
-          <w:i/>
-          <w:iCs/>
-        </w:rPr>
-        <w:t xml:space="preserve"> </w:t>
-      </w:r>
-      <w:r>
-        <w:rPr>
-          <w:i/>
-          <w:iCs/>
-        </w:rPr>
-        <w:t xml:space="preserve">Federal</w:t>
-      </w:r>
-      <w:r>
-        <w:rPr>
-          <w:i/>
-          <w:iCs/>
-        </w:rPr>
-        <w:t xml:space="preserve"> </w:t>
-      </w:r>
-      <w:r>
-        <w:rPr>
-          <w:i/>
-          <w:iCs/>
-        </w:rPr>
-        <w:t xml:space="preserve">Defendants</w:t>
-      </w:r>
-    </w:p>
+    <w:tbl>
+      <w:tblPr>
+        <w:tblW w:w="8640" w:type="dxa"/>
+        <w:tblInd w:w="0" w:type="dxa"/>
+        <w:tblBorders>
+          <w:top w:val="nil"/>
+          <w:left w:val="nil"/>
+          <w:bottom w:val="nil"/>
+          <w:right w:val="nil"/>
+        </w:tblBorders>
+        <w:tblLayout w:type="fixed"/>
+        <w:tblCellMar>
+          <w:top w:w="0" w:type="dxa"/>
+          <w:left w:w="0" w:type="dxa"/>
+          <w:bottom w:w="0" w:type="dxa"/>
+          <w:right w:w="0" w:type="dxa"/>
+        </w:tblCellMar>
+        <w:tblLook w:val="0000" w:firstRow="0" w:lastRow="0" w:firstColumn="0" w:lastColumn="0" w:noHBand="0" w:noVBand="0"/>
+      </w:tblPr>
+      <w:tblGrid>
+        <w:gridCol w:w="8640"/>
+      </w:tblGrid>
+      <w:tr>
+        <w:trPr>
+          <w:cantSplit/>
+          <w:trHeight w:val="2880" w:hRule="atLeast"/>
+        </w:trPr>
+        <w:tc>
+          <w:tcPr>
+            <w:tcW w:w="8640" w:type="dxa"/>
+          </w:tcPr>
+          <w:p>
+            <w:pPr>
+              <w:spacing w:before="0" w:after="0" w:line="240" w:lineRule="exact"/>
+              <w:ind w:left="0" w:firstLine="0"/>
+              <w:jc w:val="left"/>
+            </w:pPr>
+            <w:r>
+              <w:t xml:space="preserve">BRIAN</w:t>
+            </w:r>
+            <w:r>
+              <w:t xml:space="preserve"> </w:t>
+            </w:r>
+            <w:r>
+              <w:t xml:space="preserve">J.</w:t>
+            </w:r>
+            <w:r>
+              <w:t xml:space="preserve"> </w:t>
+            </w:r>
+            <w:r>
+              <w:t xml:space="preserve">STRETCH</w:t>
+            </w:r>
+            <w:r>
+              <w:t xml:space="preserve"> </w:t>
+            </w:r>
+            <w:r>
+              <w:t xml:space="preserve">(CABN</w:t>
+            </w:r>
+            <w:r>
+              <w:t xml:space="preserve"> </w:t>
+            </w:r>
+            <w:r>
+              <w:t xml:space="preserve">163973)</w:t>
+            </w:r>
+          </w:p>
+          <w:p>
+            <w:pPr>
+              <w:spacing w:before="0" w:after="0" w:line="240" w:lineRule="exact"/>
+              <w:ind w:left="0" w:firstLine="0"/>
+              <w:jc w:val="left"/>
+            </w:pPr>
+            <w:r>
+              <w:t xml:space="preserve">United</w:t>
+            </w:r>
+            <w:r>
+              <w:t xml:space="preserve"> </w:t>
+            </w:r>
+            <w:r>
+              <w:t xml:space="preserve">States</w:t>
+            </w:r>
+            <w:r>
+              <w:t xml:space="preserve"> </w:t>
+            </w:r>
+            <w:r>
+              <w:t xml:space="preserve">Attorney</w:t>
+            </w:r>
+          </w:p>
+          <w:p>
+            <w:pPr>
+              <w:spacing w:before="0" w:after="0" w:line="240" w:lineRule="exact"/>
+              <w:ind w:left="0" w:firstLine="0"/>
+              <w:jc w:val="left"/>
+            </w:pPr>
+            <w:r>
+              <w:t xml:space="preserve">SARA</w:t>
+            </w:r>
+            <w:r>
+              <w:t xml:space="preserve"> </w:t>
+            </w:r>
+            <w:r>
+              <w:t xml:space="preserve">WINSLOW</w:t>
+            </w:r>
+            <w:r>
+              <w:t xml:space="preserve"> </w:t>
+            </w:r>
+            <w:r>
+              <w:t xml:space="preserve">(DCBN</w:t>
+            </w:r>
+            <w:r>
+              <w:t xml:space="preserve"> </w:t>
+            </w:r>
+            <w:r>
+              <w:t xml:space="preserve">457643)</w:t>
+            </w:r>
+          </w:p>
+          <w:p>
+            <w:pPr>
+              <w:spacing w:before="0" w:after="0" w:line="240" w:lineRule="exact"/>
+              <w:ind w:left="0" w:firstLine="0"/>
+              <w:jc w:val="left"/>
+            </w:pPr>
+            <w:r>
+              <w:t xml:space="preserve">Chief,</w:t>
+            </w:r>
+            <w:r>
+              <w:t xml:space="preserve"> </w:t>
+            </w:r>
+            <w:r>
+              <w:t xml:space="preserve">Civil</w:t>
+            </w:r>
+            <w:r>
+              <w:t xml:space="preserve"> </w:t>
+            </w:r>
+            <w:r>
+              <w:t xml:space="preserve">Division</w:t>
+            </w:r>
+          </w:p>
+          <w:p>
+            <w:pPr>
+              <w:spacing w:before="0" w:after="0" w:line="240" w:lineRule="exact"/>
+              <w:ind w:left="0" w:firstLine="0"/>
+              <w:jc w:val="left"/>
+            </w:pPr>
+            <w:r>
+              <w:t xml:space="preserve">MICHELLE</w:t>
+            </w:r>
+            <w:r>
+              <w:t xml:space="preserve"> </w:t>
+            </w:r>
+            <w:r>
+              <w:t xml:space="preserve">LO</w:t>
+            </w:r>
+            <w:r>
+              <w:t xml:space="preserve"> </w:t>
+            </w:r>
+            <w:r>
+              <w:t xml:space="preserve">(NYBN</w:t>
+            </w:r>
+            <w:r>
+              <w:t xml:space="preserve"> </w:t>
+            </w:r>
+            <w:r>
+              <w:t xml:space="preserve">4325163)</w:t>
+            </w:r>
+          </w:p>
+          <w:p>
+            <w:pPr>
+              <w:spacing w:before="0" w:after="0" w:line="240" w:lineRule="exact"/>
+              <w:ind w:left="0" w:firstLine="0"/>
+              <w:jc w:val="left"/>
+            </w:pPr>
+            <w:r>
+              <w:t xml:space="preserve">Assistant</w:t>
+            </w:r>
+            <w:r>
+              <w:t xml:space="preserve"> </w:t>
+            </w:r>
+            <w:r>
+              <w:t xml:space="preserve">United</w:t>
+            </w:r>
+            <w:r>
+              <w:t xml:space="preserve"> </w:t>
+            </w:r>
+            <w:r>
+              <w:t xml:space="preserve">States</w:t>
+            </w:r>
+            <w:r>
+              <w:t xml:space="preserve"> </w:t>
+            </w:r>
+            <w:r>
+              <w:t xml:space="preserve">Attorney</w:t>
+            </w:r>
+          </w:p>
+          <w:p>
+            <w:pPr>
+              <w:spacing w:before="0" w:after="0" w:line="240" w:lineRule="exact"/>
+              <w:ind w:left="0" w:firstLine="0"/>
+              <w:jc w:val="left"/>
+            </w:pPr>
+            <w:r>
+              <w:t xml:space="preserve">450</w:t>
+            </w:r>
+            <w:r>
+              <w:t xml:space="preserve"> </w:t>
+            </w:r>
+            <w:r>
+              <w:t xml:space="preserve">Golden</w:t>
+            </w:r>
+            <w:r>
+              <w:t xml:space="preserve"> </w:t>
+            </w:r>
+            <w:r>
+              <w:t xml:space="preserve">Gate</w:t>
+            </w:r>
+            <w:r>
+              <w:t xml:space="preserve"> </w:t>
+            </w:r>
+            <w:r>
+              <w:t xml:space="preserve">Avenue,</w:t>
+            </w:r>
+            <w:r>
+              <w:t xml:space="preserve"> </w:t>
+            </w:r>
+            <w:r>
+              <w:t xml:space="preserve">Box</w:t>
+            </w:r>
+            <w:r>
+              <w:t xml:space="preserve"> </w:t>
+            </w:r>
+            <w:r>
+              <w:t xml:space="preserve">36055</w:t>
+            </w:r>
+          </w:p>
+          <w:p>
+            <w:pPr>
+              <w:spacing w:before="0" w:after="0" w:line="240" w:lineRule="exact"/>
+              <w:ind w:left="0" w:firstLine="0"/>
+              <w:jc w:val="left"/>
+            </w:pPr>
+            <w:r>
+              <w:t xml:space="preserve">San</w:t>
+            </w:r>
+            <w:r>
+              <w:t xml:space="preserve"> </w:t>
+            </w:r>
+            <w:r>
+              <w:t xml:space="preserve">Francisco,</w:t>
+            </w:r>
+            <w:r>
+              <w:t xml:space="preserve"> </w:t>
+            </w:r>
+            <w:r>
+              <w:t xml:space="preserve">California</w:t>
+            </w:r>
+            <w:r>
+              <w:t xml:space="preserve"> </w:t>
+            </w:r>
+            <w:r>
+              <w:t xml:space="preserve">94102-⁠3495</w:t>
+            </w:r>
+          </w:p>
+          <w:p>
+            <w:pPr>
+              <w:spacing w:before="0" w:after="0" w:line="240" w:lineRule="exact"/>
+              <w:ind w:left="0" w:firstLine="0"/>
+              <w:jc w:val="left"/>
+            </w:pPr>
+            <w:r>
+              <w:t xml:space="preserve">Telephone:</w:t>
+            </w:r>
+            <w:r>
+              <w:t xml:space="preserve"> </w:t>
+            </w:r>
+            <w:r>
+              <w:t xml:space="preserve">(415)</w:t>
+            </w:r>
+            <w:r>
+              <w:t xml:space="preserve"> </w:t>
+            </w:r>
+            <w:r>
+              <w:t xml:space="preserve">436-⁠7180</w:t>
+            </w:r>
+          </w:p>
+          <w:p>
+            <w:pPr>
+              <w:spacing w:before="0" w:after="0" w:line="240" w:lineRule="exact"/>
+              <w:ind w:left="0" w:firstLine="0"/>
+              <w:jc w:val="left"/>
+            </w:pPr>
+            <w:r>
+              <w:t xml:space="preserve">Facsimile:</w:t>
+            </w:r>
+            <w:r>
+              <w:t xml:space="preserve"> </w:t>
+            </w:r>
+            <w:r>
+              <w:t xml:space="preserve">(415)</w:t>
+            </w:r>
+            <w:r>
+              <w:t xml:space="preserve"> </w:t>
+            </w:r>
+            <w:r>
+              <w:t xml:space="preserve">436-⁠6748</w:t>
+            </w:r>
+          </w:p>
+          <w:p>
+            <w:pPr>
+              <w:spacing w:before="0" w:after="0" w:line="240" w:lineRule="exact"/>
+              <w:ind w:left="0" w:firstLine="0"/>
+              <w:jc w:val="left"/>
+            </w:pPr>
+            <w:r>
+              <w:t xml:space="preserve">Michelle.Lo@usdoj.gov</w:t>
+            </w:r>
+          </w:p>
+          <w:p>
+            <w:pPr>
+              <w:spacing w:before="0" w:after="0" w:line="240" w:lineRule="exact"/>
+              <w:ind w:left="0" w:firstLine="0"/>
+              <w:jc w:val="left"/>
+            </w:pPr>
+            <w:r>
+              <w:rPr>
+                <w:i/>
+                <w:iCs/>
+              </w:rPr>
+              <w:t xml:space="preserve">Attorneys</w:t>
+            </w:r>
+            <w:r>
+              <w:rPr>
+                <w:i/>
+                <w:iCs/>
+              </w:rPr>
+              <w:t xml:space="preserve"> </w:t>
+            </w:r>
+            <w:r>
+              <w:rPr>
+                <w:i/>
+                <w:iCs/>
+              </w:rPr>
+              <w:t xml:space="preserve">for</w:t>
+            </w:r>
+            <w:r>
+              <w:rPr>
+                <w:i/>
+                <w:iCs/>
+              </w:rPr>
+              <w:t xml:space="preserve"> </w:t>
+            </w:r>
+            <w:r>
+              <w:rPr>
+                <w:i/>
+                <w:iCs/>
+              </w:rPr>
+              <w:t xml:space="preserve">Federal</w:t>
+            </w:r>
+            <w:r>
+              <w:rPr>
+                <w:i/>
+                <w:iCs/>
+              </w:rPr>
+              <w:t xml:space="preserve"> </w:t>
+            </w:r>
+            <w:r>
+              <w:rPr>
+                <w:i/>
+                <w:iCs/>
+              </w:rPr>
+              <w:t xml:space="preserve">Defendants</w:t>
+            </w:r>
+          </w:p>
+        </w:tc>
+      </w:tr>
+    </w:tbl>
     <w:p>
       <w:pPr>
         <w:spacing w:before="480" w:after="0" w:line="240" w:lineRule="exact"/>
@@ -498,9 +532,7 @@
     </w:p>
     <w:p>
       <w:pPr>
-        <w:spacing w:before="460" w:after="0" w:line="20" w:lineRule="exact"/>
-        <w:ind w:left="0" w:firstLine="0"/>
-        <w:jc w:val="left"/>
+        <w:spacing w:before="0" w:after="0" w:line="480" w:lineRule="exact"/>
       </w:pPr>
     </w:p>
     <w:tbl>
@@ -526,363 +558,402 @@
         <w:tc>
           <w:tcPr>
             <w:tcW w:w="4320" w:type="dxa"/>
-            <w:tcBorders>
-              <w:bottom w:val="single" w:sz="6" w:space="0" w:color="000000"/>
-              <w:right w:val="single" w:sz="6" w:space="0" w:color="000000"/>
-            </w:tcBorders>
-            <w:tcMar>
-              <w:bottom w:w="240" w:type="dxa"/>
-              <w:right w:w="288" w:type="dxa"/>
-            </w:tcMar>
           </w:tcPr>
+          <w:tbl>
+            <w:tblPr>
+              <w:tblW w:w="4320" w:type="dxa"/>
+              <w:tblInd w:w="0" w:type="dxa"/>
+              <w:tblBorders>
+                <w:top w:val="nil"/>
+                <w:left w:val="nil"/>
+                <w:bottom w:val="single" w:sz="6" w:space="0" w:color="000000"/>
+                <w:right w:val="single" w:sz="6" w:space="0" w:color="000000"/>
+              </w:tblBorders>
+              <w:tblLayout w:type="fixed"/>
+              <w:tblCellMar>
+                <w:top w:w="0" w:type="dxa"/>
+                <w:left w:w="0" w:type="dxa"/>
+                <w:bottom w:w="240" w:type="dxa"/>
+                <w:right w:w="288" w:type="dxa"/>
+              </w:tblCellMar>
+              <w:tblLook w:val="0000" w:firstRow="0" w:lastRow="0" w:firstColumn="0" w:lastColumn="0" w:noHBand="0" w:noVBand="0"/>
+            </w:tblPr>
+            <w:tblGrid>
+              <w:gridCol w:w="4320"/>
+            </w:tblGrid>
+            <w:tr>
+              <w:trPr>
+                <w:cantSplit/>
+              </w:trPr>
+              <w:tc>
+                <w:tcPr>
+                  <w:tcW w:w="4320" w:type="dxa"/>
+                </w:tcPr>
+                <w:p>
+                  <w:pPr>
+                    <w:spacing w:before="0" w:after="0" w:line="240" w:lineRule="exact"/>
+                    <w:ind w:left="0" w:firstLine="0"/>
+                    <w:jc w:val="left"/>
+                  </w:pPr>
+                  <w:r>
+                    <w:t xml:space="preserve">TSI</w:t>
+                  </w:r>
+                  <w:r>
+                    <w:t xml:space="preserve"> </w:t>
+                  </w:r>
+                  <w:r>
+                    <w:t xml:space="preserve">AKIM</w:t>
+                  </w:r>
+                  <w:r>
+                    <w:t xml:space="preserve"> </w:t>
+                  </w:r>
+                  <w:r>
+                    <w:t xml:space="preserve">MAIDU</w:t>
+                  </w:r>
+                  <w:r>
+                    <w:t xml:space="preserve"> </w:t>
+                  </w:r>
+                  <w:r>
+                    <w:t xml:space="preserve">OF</w:t>
+                  </w:r>
+                  <w:r>
+                    <w:t xml:space="preserve"> </w:t>
+                  </w:r>
+                  <w:r>
+                    <w:t xml:space="preserve">TAYLORSVILLE</w:t>
+                  </w:r>
+                  <w:r>
+                    <w:t xml:space="preserve"> </w:t>
+                  </w:r>
+                  <w:r>
+                    <w:t xml:space="preserve">RANCHERIA,</w:t>
+                  </w:r>
+                </w:p>
+                <w:p>
+                  <w:pPr>
+                    <w:spacing w:before="0" w:after="0" w:line="240" w:lineRule="exact"/>
+                    <w:ind w:left="2592" w:firstLine="0"/>
+                    <w:jc w:val="left"/>
+                  </w:pPr>
+                  <w:r>
+                    <w:t xml:space="preserve">Plaintiff,</w:t>
+                  </w:r>
+                </w:p>
+                <w:p>
+                  <w:pPr>
+                    <w:spacing w:before="240" w:after="240" w:line="240" w:lineRule="exact"/>
+                    <w:ind w:left="0" w:firstLine="0"/>
+                    <w:jc w:val="center"/>
+                  </w:pPr>
+                  <w:r>
+                    <w:t xml:space="preserve">v.</w:t>
+                  </w:r>
+                </w:p>
+                <w:p>
+                  <w:pPr>
+                    <w:spacing w:before="0" w:after="0" w:line="240" w:lineRule="exact"/>
+                    <w:ind w:left="0" w:firstLine="0"/>
+                    <w:jc w:val="left"/>
+                  </w:pPr>
+                  <w:r>
+                    <w:t xml:space="preserve">UNITED</w:t>
+                  </w:r>
+                  <w:r>
+                    <w:t xml:space="preserve"> </w:t>
+                  </w:r>
+                  <w:r>
+                    <w:t xml:space="preserve">STATES</w:t>
+                  </w:r>
+                  <w:r>
+                    <w:t xml:space="preserve"> </w:t>
+                  </w:r>
+                  <w:r>
+                    <w:t xml:space="preserve">DEPARTMENT</w:t>
+                  </w:r>
+                  <w:r>
+                    <w:t xml:space="preserve"> </w:t>
+                  </w:r>
+                  <w:r>
+                    <w:t xml:space="preserve">OF</w:t>
+                  </w:r>
+                  <w:r>
+                    <w:t xml:space="preserve"> </w:t>
+                  </w:r>
+                  <w:r>
+                    <w:t xml:space="preserve">THE</w:t>
+                  </w:r>
+                  <w:r>
+                    <w:t xml:space="preserve"> </w:t>
+                  </w:r>
+                  <w:r>
+                    <w:t xml:space="preserve">INTERIOR;</w:t>
+                  </w:r>
+                  <w:r>
+                    <w:t xml:space="preserve"> </w:t>
+                  </w:r>
+                  <w:r>
+                    <w:t xml:space="preserve">RYAN</w:t>
+                  </w:r>
+                  <w:r>
+                    <w:t xml:space="preserve"> </w:t>
+                  </w:r>
+                  <w:r>
+                    <w:t xml:space="preserve">ZINKE,</w:t>
+                  </w:r>
+                  <w:r>
+                    <w:t xml:space="preserve"> </w:t>
+                  </w:r>
+                  <w:r>
+                    <w:t xml:space="preserve">in</w:t>
+                  </w:r>
+                  <w:r>
+                    <w:t xml:space="preserve"> </w:t>
+                  </w:r>
+                  <w:r>
+                    <w:t xml:space="preserve">his</w:t>
+                  </w:r>
+                  <w:r>
+                    <w:t xml:space="preserve"> </w:t>
+                  </w:r>
+                  <w:r>
+                    <w:t xml:space="preserve">official</w:t>
+                  </w:r>
+                  <w:r>
+                    <w:t xml:space="preserve"> </w:t>
+                  </w:r>
+                  <w:r>
+                    <w:t xml:space="preserve">capacity</w:t>
+                  </w:r>
+                  <w:r>
+                    <w:t xml:space="preserve"> </w:t>
+                  </w:r>
+                  <w:r>
+                    <w:t xml:space="preserve">as</w:t>
+                  </w:r>
+                  <w:r>
+                    <w:t xml:space="preserve"> </w:t>
+                  </w:r>
+                  <w:r>
+                    <w:t xml:space="preserve">Secretary</w:t>
+                  </w:r>
+                  <w:r>
+                    <w:t xml:space="preserve"> </w:t>
+                  </w:r>
+                  <w:r>
+                    <w:t xml:space="preserve">of</w:t>
+                  </w:r>
+                  <w:r>
+                    <w:t xml:space="preserve"> </w:t>
+                  </w:r>
+                  <w:r>
+                    <w:t xml:space="preserve">the</w:t>
+                  </w:r>
+                  <w:r>
+                    <w:t xml:space="preserve"> </w:t>
+                  </w:r>
+                  <w:r>
+                    <w:t xml:space="preserve">Interior;</w:t>
+                  </w:r>
+                  <w:r>
+                    <w:t xml:space="preserve"> </w:t>
+                  </w:r>
+                  <w:r>
+                    <w:t xml:space="preserve">MICHAEL</w:t>
+                  </w:r>
+                  <w:r>
+                    <w:t xml:space="preserve"> </w:t>
+                  </w:r>
+                  <w:r>
+                    <w:t xml:space="preserve">S.</w:t>
+                  </w:r>
+                  <w:r>
+                    <w:t xml:space="preserve"> </w:t>
+                  </w:r>
+                  <w:r>
+                    <w:t xml:space="preserve">BLACK,</w:t>
+                  </w:r>
+                  <w:r>
+                    <w:t xml:space="preserve"> </w:t>
+                  </w:r>
+                  <w:r>
+                    <w:t xml:space="preserve">in</w:t>
+                  </w:r>
+                  <w:r>
+                    <w:t xml:space="preserve"> </w:t>
+                  </w:r>
+                  <w:r>
+                    <w:t xml:space="preserve">his</w:t>
+                  </w:r>
+                  <w:r>
+                    <w:t xml:space="preserve"> </w:t>
+                  </w:r>
+                  <w:r>
+                    <w:t xml:space="preserve">official</w:t>
+                  </w:r>
+                  <w:r>
+                    <w:t xml:space="preserve"> </w:t>
+                  </w:r>
+                  <w:r>
+                    <w:t xml:space="preserve">capacity</w:t>
+                  </w:r>
+                  <w:r>
+                    <w:t xml:space="preserve"> </w:t>
+                  </w:r>
+                  <w:r>
+                    <w:t xml:space="preserve">as</w:t>
+                  </w:r>
+                  <w:r>
+                    <w:t xml:space="preserve"> </w:t>
+                  </w:r>
+                  <w:r>
+                    <w:t xml:space="preserve">Acting</w:t>
+                  </w:r>
+                  <w:r>
+                    <w:t xml:space="preserve"> </w:t>
+                  </w:r>
+                  <w:r>
+                    <w:t xml:space="preserve">Assistant</w:t>
+                  </w:r>
+                  <w:r>
+                    <w:t xml:space="preserve"> </w:t>
+                  </w:r>
+                  <w:r>
+                    <w:t xml:space="preserve">Secretary-Indian</w:t>
+                  </w:r>
+                  <w:r>
+                    <w:t xml:space="preserve"> </w:t>
+                  </w:r>
+                  <w:r>
+                    <w:t xml:space="preserve">Affairs</w:t>
+                  </w:r>
+                  <w:r>
+                    <w:t xml:space="preserve"> </w:t>
+                  </w:r>
+                  <w:r>
+                    <w:t xml:space="preserve">of</w:t>
+                  </w:r>
+                  <w:r>
+                    <w:t xml:space="preserve"> </w:t>
+                  </w:r>
+                  <w:r>
+                    <w:t xml:space="preserve">the</w:t>
+                  </w:r>
+                  <w:r>
+                    <w:t xml:space="preserve"> </w:t>
+                  </w:r>
+                  <w:r>
+                    <w:t xml:space="preserve">United</w:t>
+                  </w:r>
+                  <w:r>
+                    <w:t xml:space="preserve"> </w:t>
+                  </w:r>
+                  <w:r>
+                    <w:t xml:space="preserve">States</w:t>
+                  </w:r>
+                  <w:r>
+                    <w:t xml:space="preserve"> </w:t>
+                  </w:r>
+                  <w:r>
+                    <w:t xml:space="preserve">Department</w:t>
+                  </w:r>
+                  <w:r>
+                    <w:t xml:space="preserve"> </w:t>
+                  </w:r>
+                  <w:r>
+                    <w:t xml:space="preserve">of</w:t>
+                  </w:r>
+                  <w:r>
+                    <w:t xml:space="preserve"> </w:t>
+                  </w:r>
+                  <w:r>
+                    <w:t xml:space="preserve">the</w:t>
+                  </w:r>
+                  <w:r>
+                    <w:t xml:space="preserve"> </w:t>
+                  </w:r>
+                  <w:r>
+                    <w:t xml:space="preserve">Interior;</w:t>
+                  </w:r>
+                  <w:r>
+                    <w:t xml:space="preserve"> </w:t>
+                  </w:r>
+                  <w:r>
+                    <w:t xml:space="preserve">and</w:t>
+                  </w:r>
+                  <w:r>
+                    <w:t xml:space="preserve"> </w:t>
+                  </w:r>
+                  <w:r>
+                    <w:t xml:space="preserve">DOES</w:t>
+                  </w:r>
+                  <w:r>
+                    <w:t xml:space="preserve"> </w:t>
+                  </w:r>
+                  <w:r>
+                    <w:t xml:space="preserve">1</w:t>
+                  </w:r>
+                  <w:r>
+                    <w:t xml:space="preserve"> </w:t>
+                  </w:r>
+                  <w:r>
+                    <w:t xml:space="preserve">to</w:t>
+                  </w:r>
+                  <w:r>
+                    <w:t xml:space="preserve"> </w:t>
+                  </w:r>
+                  <w:r>
+                    <w:t xml:space="preserve">100,</w:t>
+                  </w:r>
+                </w:p>
+                <w:p>
+                  <w:pPr>
+                    <w:spacing w:before="0" w:after="0" w:line="240" w:lineRule="exact"/>
+                    <w:ind w:left="2592" w:firstLine="0"/>
+                    <w:jc w:val="left"/>
+                  </w:pPr>
+                  <w:r>
+                    <w:t xml:space="preserve">Defendants.</w:t>
+                  </w:r>
+                </w:p>
+              </w:tc>
+            </w:tr>
+          </w:tbl>
           <w:p>
             <w:pPr>
-              <w:spacing w:before="0" w:after="0" w:line="240" w:lineRule="exact"/>
-              <w:ind w:left="0" w:firstLine="0"/>
-              <w:jc w:val="left"/>
+              <w:spacing w:before="0" w:after="0" w:line="1" w:lineRule="exact"/>
             </w:pPr>
-            <w:r>
-              <w:t xml:space="preserve">TSI</w:t>
-            </w:r>
-            <w:r>
-              <w:t xml:space="preserve"> </w:t>
-            </w:r>
-            <w:r>
-              <w:t xml:space="preserve">AKIM</w:t>
-            </w:r>
-            <w:r>
-              <w:t xml:space="preserve"> </w:t>
-            </w:r>
-            <w:r>
-              <w:t xml:space="preserve">MAIDU</w:t>
-            </w:r>
-            <w:r>
-              <w:t xml:space="preserve"> </w:t>
-            </w:r>
-            <w:r>
-              <w:t xml:space="preserve">OF</w:t>
-            </w:r>
-            <w:r>
-              <w:t xml:space="preserve"> </w:t>
-            </w:r>
-            <w:r>
-              <w:t xml:space="preserve">TAYLORSVILLE</w:t>
-            </w:r>
-            <w:r>
-              <w:t xml:space="preserve"> </w:t>
-            </w:r>
-            <w:r>
-              <w:t xml:space="preserve">RANCHERIA,</w:t>
-            </w:r>
-          </w:p>
-          <w:p>
-            <w:pPr>
-              <w:spacing w:before="0" w:after="0" w:line="240" w:lineRule="exact"/>
-              <w:ind w:left="2592" w:firstLine="0"/>
-              <w:jc w:val="left"/>
-            </w:pPr>
-            <w:r>
-              <w:t xml:space="preserve">Plaintiff,</w:t>
-            </w:r>
-          </w:p>
-          <w:p>
-            <w:pPr>
-              <w:spacing w:before="240" w:after="0" w:line="240" w:lineRule="exact"/>
-              <w:ind w:left="0" w:firstLine="0"/>
-              <w:jc w:val="center"/>
-            </w:pPr>
-            <w:r>
-              <w:t xml:space="preserve">v.</w:t>
-            </w:r>
-          </w:p>
-          <w:p>
-            <w:pPr>
-              <w:spacing w:before="240" w:after="0" w:line="240" w:lineRule="exact"/>
-              <w:ind w:left="0" w:firstLine="0"/>
-              <w:jc w:val="left"/>
-            </w:pPr>
-            <w:r>
-              <w:t xml:space="preserve">UNITED</w:t>
-            </w:r>
-            <w:r>
-              <w:t xml:space="preserve"> </w:t>
-            </w:r>
-            <w:r>
-              <w:t xml:space="preserve">STATES</w:t>
-            </w:r>
-            <w:r>
-              <w:t xml:space="preserve"> </w:t>
-            </w:r>
-            <w:r>
-              <w:t xml:space="preserve">DEPARTMENT</w:t>
-            </w:r>
-            <w:r>
-              <w:t xml:space="preserve"> </w:t>
-            </w:r>
-            <w:r>
-              <w:t xml:space="preserve">OF</w:t>
-            </w:r>
-            <w:r>
-              <w:t xml:space="preserve"> </w:t>
-            </w:r>
-            <w:r>
-              <w:t xml:space="preserve">THE</w:t>
-            </w:r>
-            <w:r>
-              <w:t xml:space="preserve"> </w:t>
-            </w:r>
-            <w:r>
-              <w:t xml:space="preserve">INTERIOR;</w:t>
-            </w:r>
-            <w:r>
-              <w:t xml:space="preserve"> </w:t>
-            </w:r>
-            <w:r>
-              <w:t xml:space="preserve">RYAN</w:t>
-            </w:r>
-            <w:r>
-              <w:t xml:space="preserve"> </w:t>
-            </w:r>
-            <w:r>
-              <w:t xml:space="preserve">ZINKE,</w:t>
-            </w:r>
-            <w:r>
-              <w:t xml:space="preserve"> </w:t>
-            </w:r>
-            <w:r>
-              <w:t xml:space="preserve">in</w:t>
-            </w:r>
-            <w:r>
-              <w:t xml:space="preserve"> </w:t>
-            </w:r>
-            <w:r>
-              <w:t xml:space="preserve">his</w:t>
-            </w:r>
-            <w:r>
-              <w:t xml:space="preserve"> </w:t>
-            </w:r>
-            <w:r>
-              <w:t xml:space="preserve">official</w:t>
-            </w:r>
-            <w:r>
-              <w:t xml:space="preserve"> </w:t>
-            </w:r>
-            <w:r>
-              <w:t xml:space="preserve">capacity</w:t>
-            </w:r>
-            <w:r>
-              <w:t xml:space="preserve"> </w:t>
-            </w:r>
-            <w:r>
-              <w:t xml:space="preserve">as</w:t>
-            </w:r>
-            <w:r>
-              <w:t xml:space="preserve"> </w:t>
-            </w:r>
-            <w:r>
-              <w:t xml:space="preserve">Secretary</w:t>
-            </w:r>
-            <w:r>
-              <w:t xml:space="preserve"> </w:t>
-            </w:r>
-            <w:r>
-              <w:t xml:space="preserve">of</w:t>
-            </w:r>
-            <w:r>
-              <w:t xml:space="preserve"> </w:t>
-            </w:r>
-            <w:r>
-              <w:t xml:space="preserve">the</w:t>
-            </w:r>
-            <w:r>
-              <w:t xml:space="preserve"> </w:t>
-            </w:r>
-            <w:r>
-              <w:t xml:space="preserve">Interior;</w:t>
-            </w:r>
-            <w:r>
-              <w:t xml:space="preserve"> </w:t>
-            </w:r>
-            <w:r>
-              <w:t xml:space="preserve">MICHAEL</w:t>
-            </w:r>
-            <w:r>
-              <w:t xml:space="preserve"> </w:t>
-            </w:r>
-            <w:r>
-              <w:t xml:space="preserve">S.</w:t>
-            </w:r>
-            <w:r>
-              <w:t xml:space="preserve"> </w:t>
-            </w:r>
-            <w:r>
-              <w:t xml:space="preserve">BLACK,</w:t>
-            </w:r>
-            <w:r>
-              <w:t xml:space="preserve"> </w:t>
-            </w:r>
-            <w:r>
-              <w:t xml:space="preserve">in</w:t>
-            </w:r>
-            <w:r>
-              <w:t xml:space="preserve"> </w:t>
-            </w:r>
-            <w:r>
-              <w:t xml:space="preserve">his</w:t>
-            </w:r>
-            <w:r>
-              <w:t xml:space="preserve"> </w:t>
-            </w:r>
-            <w:r>
-              <w:t xml:space="preserve">official</w:t>
-            </w:r>
-            <w:r>
-              <w:t xml:space="preserve"> </w:t>
-            </w:r>
-            <w:r>
-              <w:t xml:space="preserve">capacity</w:t>
-            </w:r>
-            <w:r>
-              <w:t xml:space="preserve"> </w:t>
-            </w:r>
-            <w:r>
-              <w:t xml:space="preserve">as</w:t>
-            </w:r>
-            <w:r>
-              <w:t xml:space="preserve"> </w:t>
-            </w:r>
-            <w:r>
-              <w:t xml:space="preserve">Acting</w:t>
-            </w:r>
-            <w:r>
-              <w:t xml:space="preserve"> </w:t>
-            </w:r>
-            <w:r>
-              <w:t xml:space="preserve">Assistant</w:t>
-            </w:r>
-            <w:r>
-              <w:t xml:space="preserve"> </w:t>
-            </w:r>
-            <w:r>
-              <w:t xml:space="preserve">Secretary-Indian</w:t>
-            </w:r>
-            <w:r>
-              <w:t xml:space="preserve"> </w:t>
-            </w:r>
-            <w:r>
-              <w:t xml:space="preserve">Affairs</w:t>
-            </w:r>
-            <w:r>
-              <w:t xml:space="preserve"> </w:t>
-            </w:r>
-            <w:r>
-              <w:t xml:space="preserve">of</w:t>
-            </w:r>
-            <w:r>
-              <w:t xml:space="preserve"> </w:t>
-            </w:r>
-            <w:r>
-              <w:t xml:space="preserve">the</w:t>
-            </w:r>
-            <w:r>
-              <w:t xml:space="preserve"> </w:t>
-            </w:r>
-            <w:r>
-              <w:t xml:space="preserve">United</w:t>
-            </w:r>
-            <w:r>
-              <w:t xml:space="preserve"> </w:t>
-            </w:r>
-            <w:r>
-              <w:t xml:space="preserve">States</w:t>
-            </w:r>
-            <w:r>
-              <w:t xml:space="preserve"> </w:t>
-            </w:r>
-            <w:r>
-              <w:t xml:space="preserve">Department</w:t>
-            </w:r>
-            <w:r>
-              <w:t xml:space="preserve"> </w:t>
-            </w:r>
-            <w:r>
-              <w:t xml:space="preserve">of</w:t>
-            </w:r>
-            <w:r>
-              <w:t xml:space="preserve"> </w:t>
-            </w:r>
-            <w:r>
-              <w:t xml:space="preserve">the</w:t>
-            </w:r>
-            <w:r>
-              <w:t xml:space="preserve"> </w:t>
-            </w:r>
-            <w:r>
-              <w:t xml:space="preserve">Interior;</w:t>
-            </w:r>
-            <w:r>
-              <w:t xml:space="preserve"> </w:t>
-            </w:r>
-            <w:r>
-              <w:t xml:space="preserve">and</w:t>
-            </w:r>
-            <w:r>
-              <w:t xml:space="preserve"> </w:t>
-            </w:r>
-            <w:r>
-              <w:t xml:space="preserve">DOES</w:t>
-            </w:r>
-            <w:r>
-              <w:t xml:space="preserve"> </w:t>
-            </w:r>
-            <w:r>
-              <w:t xml:space="preserve">1</w:t>
-            </w:r>
-            <w:r>
-              <w:t xml:space="preserve"> </w:t>
-            </w:r>
-            <w:r>
-              <w:t xml:space="preserve">to</w:t>
-            </w:r>
-            <w:r>
-              <w:t xml:space="preserve"> </w:t>
-            </w:r>
-            <w:r>
-              <w:t xml:space="preserve">100,</w:t>
-            </w:r>
-          </w:p>
-          <w:p>
-            <w:pPr>
-              <w:spacing w:before="0" w:after="0" w:line="240" w:lineRule="exact"/>
-              <w:ind w:left="2592" w:firstLine="0"/>
-              <w:jc w:val="left"/>
-            </w:pPr>
-            <w:r>
-              <w:t xml:space="preserve">Defendants.</w:t>
-            </w:r>
           </w:p>
         </w:tc>
         <w:tc>
           <w:tcPr>
             <w:tcW w:w="4320" w:type="dxa"/>
-            <w:tcMar>
-              <w:left w:w="288" w:type="dxa"/>
-            </w:tcMar>
           </w:tcPr>
           <w:p>
             <w:pPr>
               <w:spacing w:before="72" w:after="0" w:line="240" w:lineRule="exact"/>
-              <w:ind w:left="0" w:firstLine="0"/>
+              <w:ind w:left="288" w:firstLine="0"/>
               <w:jc w:val="left"/>
             </w:pPr>
             <w:r>
-              <w:t xml:space="preserve">Case No. 16-cv-⁠7189-LB</w:t>
+              <w:t xml:space="preserve">Case</w:t>
+            </w:r>
+            <w:r>
+              <w:t xml:space="preserve"> </w:t>
+            </w:r>
+            <w:r>
+              <w:t xml:space="preserve">No.</w:t>
+            </w:r>
+            <w:r>
+              <w:t xml:space="preserve"> </w:t>
+            </w:r>
+            <w:r>
+              <w:t xml:space="preserve">16-cv-⁠7189-LB</w:t>
             </w:r>
           </w:p>
           <w:p>
             <w:pPr>
               <w:spacing w:before="240" w:after="0" w:line="240" w:lineRule="exact"/>
-              <w:ind w:left="0" w:firstLine="0"/>
+              <w:ind w:left="288" w:firstLine="0"/>
               <w:jc w:val="left"/>
             </w:pPr>
             <w:r>
@@ -1176,11 +1247,14 @@
           <w:p>
             <w:pPr>
               <w:spacing w:before="240" w:after="0" w:line="240" w:lineRule="exact"/>
-              <w:ind w:left="0" w:firstLine="0"/>
+              <w:ind w:left="288" w:firstLine="0"/>
               <w:jc w:val="left"/>
             </w:pPr>
             <w:r>
-              <w:t xml:space="preserve">Date: </w:t>
+              <w:t xml:space="preserve">Date:</w:t>
+            </w:r>
+            <w:r>
+              <w:t xml:space="preserve"> </w:t>
             </w:r>
             <w:r>
               <w:t xml:space="preserve">Thursday,</w:t>
@@ -1207,11 +1281,14 @@
           <w:p>
             <w:pPr>
               <w:spacing w:before="0" w:after="0" w:line="240" w:lineRule="exact"/>
-              <w:ind w:left="0" w:firstLine="0"/>
+              <w:ind w:left="288" w:firstLine="0"/>
               <w:jc w:val="left"/>
             </w:pPr>
             <w:r>
-              <w:t xml:space="preserve">Time: </w:t>
+              <w:t xml:space="preserve">Time:</w:t>
+            </w:r>
+            <w:r>
+              <w:t xml:space="preserve"> </w:t>
             </w:r>
             <w:r>
               <w:t xml:space="preserve">9:30</w:t>
@@ -1226,11 +1303,14 @@
           <w:p>
             <w:pPr>
               <w:spacing w:before="0" w:after="0" w:line="240" w:lineRule="exact"/>
-              <w:ind w:left="0" w:firstLine="0"/>
+              <w:ind w:left="288" w:firstLine="0"/>
               <w:jc w:val="left"/>
             </w:pPr>
             <w:r>
-              <w:t xml:space="preserve">Place: </w:t>
+              <w:t xml:space="preserve">Place:</w:t>
+            </w:r>
+            <w:r>
+              <w:t xml:space="preserve"> </w:t>
             </w:r>
             <w:r>
               <w:t xml:space="preserve">Courtroom</w:t>
@@ -1257,7 +1337,7 @@
           <w:p>
             <w:pPr>
               <w:spacing w:before="0" w:after="0" w:line="240" w:lineRule="exact"/>
-              <w:ind w:left="0" w:firstLine="0"/>
+              <w:ind w:left="288" w:firstLine="0"/>
               <w:jc w:val="left"/>
             </w:pPr>
             <w:r>
@@ -1281,9 +1361,10 @@
     </w:tbl>
     <w:p>
       <w:pPr>
-        <w:spacing w:before="0" w:after="0" w:line="20" w:lineRule="exact"/>
+        <w:spacing w:before="0" w:after="0" w:line="1" w:lineRule="exact"/>
         <w:sectPr>
-          <w:footerReference w:type="default" r:id="rIdCandCover"/>
+          <w:headerReference w:type="default" r:id="rIdXdPleading"/>
+          <w:footerReference w:type="default" r:id="rIdXdNone"/>
           <w:pgSz w:w="12240" w:h="15840"/>
           <w:pgMar w:top="1200" w:right="1440" w:bottom="1200" w:left="2160" w:header="720" w:footer="160" w:gutter="0"/>
         </w:sectPr>
@@ -1293,7 +1374,7 @@
       <w:pPr>
         <w:keepNext/>
         <w:keepLines/>
-        <w:spacing w:before="0" w:after="0" w:line="240" w:lineRule="exact"/>
+        <w:spacing w:before="0" w:after="240" w:line="240" w:lineRule="exact"/>
         <w:ind w:left="0" w:firstLine="0"/>
         <w:jc w:val="center"/>
       </w:pPr>
@@ -1302,35 +1383,45 @@
           <w:b/>
           <w:bCs/>
         </w:rPr>
-        <w:t xml:space="preserve">TABLE OF CONTENTS</w:t>
+        <w:t xml:space="preserve">TABLE</w:t>
+      </w:r>
+      <w:r>
+        <w:rPr>
+          <w:b/>
+          <w:bCs/>
+        </w:rPr>
+        <w:t xml:space="preserve"> </w:t>
+      </w:r>
+      <w:r>
+        <w:rPr>
+          <w:b/>
+          <w:bCs/>
+        </w:rPr>
+        <w:t xml:space="preserve">OF</w:t>
+      </w:r>
+      <w:r>
+        <w:rPr>
+          <w:b/>
+          <w:bCs/>
+        </w:rPr>
+        <w:t xml:space="preserve"> </w:t>
+      </w:r>
+      <w:r>
+        <w:rPr>
+          <w:b/>
+          <w:bCs/>
+        </w:rPr>
+        <w:t xml:space="preserve">CONTENTS</w:t>
       </w:r>
     </w:p>
     <w:p>
       <w:pPr>
-        <w:keepNext/>
-        <w:keepLines/>
-        <w:spacing w:before="240" w:after="0" w:line="240" w:lineRule="exact"/>
-        <w:ind w:left="0" w:firstLine="0"/>
-        <w:jc w:val="right"/>
-      </w:pPr>
-      <w:r>
-        <w:rPr>
-          <w:b/>
-          <w:bCs/>
-        </w:rPr>
-        <w:t xml:space="preserve">Page</w:t>
-      </w:r>
-    </w:p>
-    <w:p>
-      <w:pPr>
         <w:keepLines/>
         <w:tabs>
-          <w:tab w:val="left" w:pos="720"/>
           <w:tab w:val="right" w:leader="dot" w:pos="8640"/>
         </w:tabs>
         <w:spacing w:before="120" w:after="0" w:line="240" w:lineRule="exact"/>
-        <w:ind w:left="720" w:right="720" w:hanging="720"/>
-        <w:jc w:val="left"/>
+        <w:ind w:left="0" w:right="720" w:firstLine="0"/>
       </w:pPr>
       <w:r>
         <w:t xml:space="preserve">NOTICE</w:t>
@@ -1361,12 +1452,10 @@
       <w:pPr>
         <w:keepLines/>
         <w:tabs>
-          <w:tab w:val="left" w:pos="720"/>
           <w:tab w:val="right" w:leader="dot" w:pos="8640"/>
         </w:tabs>
         <w:spacing w:before="120" w:after="0" w:line="240" w:lineRule="exact"/>
-        <w:ind w:left="720" w:right="720" w:hanging="720"/>
-        <w:jc w:val="left"/>
+        <w:ind w:left="0" w:right="720" w:firstLine="0"/>
       </w:pPr>
       <w:r>
         <w:t xml:space="preserve">RELIEF</w:t>
@@ -1391,12 +1480,10 @@
       <w:pPr>
         <w:keepLines/>
         <w:tabs>
-          <w:tab w:val="left" w:pos="720"/>
           <w:tab w:val="right" w:leader="dot" w:pos="8640"/>
         </w:tabs>
         <w:spacing w:before="120" w:after="0" w:line="240" w:lineRule="exact"/>
-        <w:ind w:left="720" w:right="720" w:hanging="720"/>
-        <w:jc w:val="left"/>
+        <w:ind w:left="0" w:right="720" w:firstLine="0"/>
       </w:pPr>
       <w:r>
         <w:t xml:space="preserve">ISSUES</w:t>
@@ -1433,12 +1520,10 @@
       <w:pPr>
         <w:keepLines/>
         <w:tabs>
-          <w:tab w:val="left" w:pos="720"/>
           <w:tab w:val="right" w:leader="dot" w:pos="8640"/>
         </w:tabs>
         <w:spacing w:before="120" w:after="0" w:line="240" w:lineRule="exact"/>
-        <w:ind w:left="720" w:right="720" w:hanging="720"/>
-        <w:jc w:val="left"/>
+        <w:ind w:left="0" w:right="720" w:firstLine="0"/>
       </w:pPr>
       <w:r>
         <w:t xml:space="preserve">MEMORANDUM</w:t>
@@ -1481,213 +1566,19 @@
       <w:pPr>
         <w:keepLines/>
         <w:tabs>
-          <w:tab w:val="left" w:pos="720"/>
-          <w:tab w:val="right" w:leader="dot" w:pos="8640"/>
-        </w:tabs>
-        <w:spacing w:before="120" w:after="0" w:line="240" w:lineRule="exact"/>
-        <w:ind w:left="720" w:right="720" w:hanging="720"/>
-        <w:jc w:val="left"/>
-      </w:pPr>
-      <w:r>
-        <w:t xml:space="preserve">I.</w:t>
-      </w:r>
-      <w:r>
-        <w:tab/>
-      </w:r>
-      <w:r>
-        <w:t xml:space="preserve">INTRODUCTION</w:t>
-      </w:r>
-      <w:r>
-        <w:t xml:space="preserve">   </w:t>
-      </w:r>
-      <w:r>
-        <w:tab/>
-      </w:r>
-      <w:r>
-        <w:t xml:space="preserve">2</w:t>
-      </w:r>
-    </w:p>
-    <w:p>
-      <w:pPr>
-        <w:keepLines/>
-        <w:tabs>
-          <w:tab w:val="left" w:pos="720"/>
-          <w:tab w:val="right" w:leader="dot" w:pos="8640"/>
-        </w:tabs>
-        <w:spacing w:before="120" w:after="0" w:line="240" w:lineRule="exact"/>
-        <w:ind w:left="720" w:right="720" w:hanging="720"/>
-        <w:jc w:val="left"/>
-      </w:pPr>
-      <w:r>
-        <w:t xml:space="preserve">II.</w:t>
-      </w:r>
-      <w:r>
-        <w:tab/>
-      </w:r>
-      <w:r>
-        <w:t xml:space="preserve">FACTUAL</w:t>
-      </w:r>
-      <w:r>
-        <w:t xml:space="preserve"> </w:t>
-      </w:r>
-      <w:r>
-        <w:t xml:space="preserve">BACKGROUND</w:t>
-      </w:r>
-      <w:r>
-        <w:t xml:space="preserve">   </w:t>
-      </w:r>
-      <w:r>
-        <w:tab/>
-      </w:r>
-      <w:r>
-        <w:t xml:space="preserve">3</w:t>
-      </w:r>
-    </w:p>
-    <w:p>
-      <w:pPr>
-        <w:keepLines/>
-        <w:tabs>
-          <w:tab w:val="left" w:pos="720"/>
-          <w:tab w:val="right" w:leader="dot" w:pos="8640"/>
-        </w:tabs>
-        <w:spacing w:before="120" w:after="0" w:line="240" w:lineRule="exact"/>
-        <w:ind w:left="720" w:right="720" w:hanging="720"/>
-        <w:jc w:val="left"/>
-      </w:pPr>
-      <w:r>
-        <w:t xml:space="preserve">III.</w:t>
-      </w:r>
-      <w:r>
-        <w:tab/>
-      </w:r>
-      <w:r>
-        <w:t xml:space="preserve">ARGUMENT</w:t>
-      </w:r>
-      <w:r>
-        <w:t xml:space="preserve">   </w:t>
-      </w:r>
-      <w:r>
-        <w:tab/>
-      </w:r>
-      <w:r>
-        <w:t xml:space="preserve">5</w:t>
-      </w:r>
-    </w:p>
-    <w:p>
-      <w:pPr>
-        <w:keepLines/>
-        <w:tabs>
-          <w:tab w:val="left" w:pos="1440"/>
           <w:tab w:val="right" w:leader="dot" w:pos="8640"/>
         </w:tabs>
         <w:spacing w:before="120" w:after="0" w:line="240" w:lineRule="exact"/>
         <w:ind w:left="1440" w:right="720" w:hanging="720"/>
-        <w:jc w:val="left"/>
-      </w:pPr>
-      <w:r>
-        <w:t xml:space="preserve">A.</w:t>
+      </w:pPr>
+      <w:r>
+        <w:t xml:space="preserve">I.</w:t>
       </w:r>
       <w:r>
         <w:tab/>
       </w:r>
       <w:r>
-        <w:t xml:space="preserve">This</w:t>
-      </w:r>
-      <w:r>
-        <w:t xml:space="preserve"> </w:t>
-      </w:r>
-      <w:r>
-        <w:t xml:space="preserve">Case</w:t>
-      </w:r>
-      <w:r>
-        <w:t xml:space="preserve"> </w:t>
-      </w:r>
-      <w:r>
-        <w:t xml:space="preserve">Should</w:t>
-      </w:r>
-      <w:r>
-        <w:t xml:space="preserve"> </w:t>
-      </w:r>
-      <w:r>
-        <w:t xml:space="preserve">Be</w:t>
-      </w:r>
-      <w:r>
-        <w:t xml:space="preserve"> </w:t>
-      </w:r>
-      <w:r>
-        <w:t xml:space="preserve">Dismissed</w:t>
-      </w:r>
-      <w:r>
-        <w:t xml:space="preserve"> </w:t>
-      </w:r>
-      <w:r>
-        <w:t xml:space="preserve">or</w:t>
-      </w:r>
-      <w:r>
-        <w:t xml:space="preserve"> </w:t>
-      </w:r>
-      <w:r>
-        <w:t xml:space="preserve">Transferred</w:t>
-      </w:r>
-      <w:r>
-        <w:t xml:space="preserve"> </w:t>
-      </w:r>
-      <w:r>
-        <w:t xml:space="preserve">Because</w:t>
-      </w:r>
-      <w:r>
-        <w:t xml:space="preserve"> </w:t>
-      </w:r>
-      <w:r>
-        <w:t xml:space="preserve">Venue</w:t>
-      </w:r>
-      <w:r>
-        <w:t xml:space="preserve"> </w:t>
-      </w:r>
-      <w:r>
-        <w:t xml:space="preserve">in</w:t>
-      </w:r>
-      <w:r>
-        <w:t xml:space="preserve"> </w:t>
-      </w:r>
-      <w:r>
-        <w:t xml:space="preserve">the</w:t>
-      </w:r>
-      <w:r>
-        <w:t xml:space="preserve"> </w:t>
-      </w:r>
-      <w:r>
-        <w:t xml:space="preserve">Northern</w:t>
-      </w:r>
-      <w:r>
-        <w:t xml:space="preserve"> </w:t>
-      </w:r>
-      <w:r>
-        <w:t xml:space="preserve">District</w:t>
-      </w:r>
-      <w:r>
-        <w:t xml:space="preserve"> </w:t>
-      </w:r>
-      <w:r>
-        <w:t xml:space="preserve">of</w:t>
-      </w:r>
-      <w:r>
-        <w:t xml:space="preserve"> </w:t>
-      </w:r>
-      <w:r>
-        <w:t xml:space="preserve">California</w:t>
-      </w:r>
-      <w:r>
-        <w:t xml:space="preserve"> </w:t>
-      </w:r>
-      <w:r>
-        <w:t xml:space="preserve">Is</w:t>
-      </w:r>
-      <w:r>
-        <w:t xml:space="preserve"> </w:t>
-      </w:r>
-      <w:r>
-        <w:t xml:space="preserve">Improper</w:t>
+        <w:t xml:space="preserve">INTRODUCTION</w:t>
       </w:r>
       <w:r>
         <w:t xml:space="preserve">   </w:t>
@@ -1696,34 +1587,184 @@
         <w:tab/>
       </w:r>
       <w:r>
-        <w:t xml:space="preserve">5</w:t>
+        <w:t xml:space="preserve">2</w:t>
       </w:r>
     </w:p>
     <w:p>
       <w:pPr>
         <w:keepLines/>
         <w:tabs>
-          <w:tab w:val="left" w:pos="2160"/>
+          <w:tab w:val="right" w:leader="dot" w:pos="8640"/>
+        </w:tabs>
+        <w:spacing w:before="120" w:after="0" w:line="240" w:lineRule="exact"/>
+        <w:ind w:left="1440" w:right="720" w:hanging="720"/>
+      </w:pPr>
+      <w:r>
+        <w:t xml:space="preserve">II.</w:t>
+      </w:r>
+      <w:r>
+        <w:tab/>
+      </w:r>
+      <w:r>
+        <w:t xml:space="preserve">FACTUAL</w:t>
+      </w:r>
+      <w:r>
+        <w:t xml:space="preserve"> </w:t>
+      </w:r>
+      <w:r>
+        <w:t xml:space="preserve">BACKGROUND</w:t>
+      </w:r>
+      <w:r>
+        <w:t xml:space="preserve">   </w:t>
+      </w:r>
+      <w:r>
+        <w:tab/>
+      </w:r>
+      <w:r>
+        <w:t xml:space="preserve">3</w:t>
+      </w:r>
+    </w:p>
+    <w:p>
+      <w:pPr>
+        <w:keepLines/>
+        <w:tabs>
+          <w:tab w:val="right" w:leader="dot" w:pos="8640"/>
+        </w:tabs>
+        <w:spacing w:before="120" w:after="0" w:line="240" w:lineRule="exact"/>
+        <w:ind w:left="1440" w:right="720" w:hanging="720"/>
+      </w:pPr>
+      <w:r>
+        <w:t xml:space="preserve">III.</w:t>
+      </w:r>
+      <w:r>
+        <w:tab/>
+      </w:r>
+      <w:r>
+        <w:t xml:space="preserve">ARGUMENT</w:t>
+      </w:r>
+      <w:r>
+        <w:t xml:space="preserve">   </w:t>
+      </w:r>
+      <w:r>
+        <w:tab/>
+      </w:r>
+      <w:r>
+        <w:t xml:space="preserve">5</w:t>
+      </w:r>
+    </w:p>
+    <w:p>
+      <w:pPr>
+        <w:keepLines/>
+        <w:tabs>
           <w:tab w:val="right" w:leader="dot" w:pos="8640"/>
         </w:tabs>
         <w:spacing w:before="120" w:after="0" w:line="240" w:lineRule="exact"/>
         <w:ind w:left="2160" w:right="720" w:hanging="720"/>
-        <w:jc w:val="left"/>
-      </w:pPr>
-      <w:r>
-        <w:t xml:space="preserve">1.</w:t>
+      </w:pPr>
+      <w:r>
+        <w:t xml:space="preserve">A.</w:t>
       </w:r>
       <w:r>
         <w:tab/>
       </w:r>
       <w:r>
-        <w:t xml:space="preserve">Legal</w:t>
-      </w:r>
-      <w:r>
-        <w:t xml:space="preserve"> </w:t>
-      </w:r>
-      <w:r>
-        <w:t xml:space="preserve">Standard</w:t>
+        <w:t xml:space="preserve">This</w:t>
+      </w:r>
+      <w:r>
+        <w:t xml:space="preserve"> </w:t>
+      </w:r>
+      <w:r>
+        <w:t xml:space="preserve">Case</w:t>
+      </w:r>
+      <w:r>
+        <w:t xml:space="preserve"> </w:t>
+      </w:r>
+      <w:r>
+        <w:t xml:space="preserve">Should</w:t>
+      </w:r>
+      <w:r>
+        <w:t xml:space="preserve"> </w:t>
+      </w:r>
+      <w:r>
+        <w:t xml:space="preserve">Be</w:t>
+      </w:r>
+      <w:r>
+        <w:t xml:space="preserve"> </w:t>
+      </w:r>
+      <w:r>
+        <w:t xml:space="preserve">Dismissed</w:t>
+      </w:r>
+      <w:r>
+        <w:t xml:space="preserve"> </w:t>
+      </w:r>
+      <w:r>
+        <w:t xml:space="preserve">or</w:t>
+      </w:r>
+      <w:r>
+        <w:t xml:space="preserve"> </w:t>
+      </w:r>
+      <w:r>
+        <w:t xml:space="preserve">Transferred</w:t>
+      </w:r>
+      <w:r>
+        <w:t xml:space="preserve"> </w:t>
+      </w:r>
+      <w:r>
+        <w:t xml:space="preserve">Because</w:t>
+      </w:r>
+      <w:r>
+        <w:t xml:space="preserve"> </w:t>
+      </w:r>
+      <w:r>
+        <w:t xml:space="preserve">Venue</w:t>
+      </w:r>
+      <w:r>
+        <w:t xml:space="preserve"> </w:t>
+      </w:r>
+      <w:r>
+        <w:t xml:space="preserve">in</w:t>
+      </w:r>
+      <w:r>
+        <w:t xml:space="preserve"> </w:t>
+      </w:r>
+      <w:r>
+        <w:t xml:space="preserve">the</w:t>
+      </w:r>
+      <w:r>
+        <w:t xml:space="preserve"> </w:t>
+      </w:r>
+      <w:r>
+        <w:t xml:space="preserve">Northern</w:t>
+      </w:r>
+      <w:r>
+        <w:t xml:space="preserve"> </w:t>
+      </w:r>
+      <w:r>
+        <w:t xml:space="preserve">District</w:t>
+      </w:r>
+      <w:r>
+        <w:t xml:space="preserve"> </w:t>
+      </w:r>
+      <w:r>
+        <w:t xml:space="preserve">of</w:t>
+      </w:r>
+      <w:r>
+        <w:t xml:space="preserve"> </w:t>
+      </w:r>
+      <w:r>
+        <w:t xml:space="preserve">California</w:t>
+      </w:r>
+      <w:r>
+        <w:t xml:space="preserve"> </w:t>
+      </w:r>
+      <w:r>
+        <w:t xml:space="preserve">Is</w:t>
+      </w:r>
+      <w:r>
+        <w:t xml:space="preserve"> </w:t>
+      </w:r>
+      <w:r>
+        <w:t xml:space="preserve">Improper</w:t>
       </w:r>
       <w:r>
         <w:t xml:space="preserve">   </w:t>
@@ -1739,39 +1780,241 @@
       <w:pPr>
         <w:keepLines/>
         <w:tabs>
-          <w:tab w:val="left" w:pos="2160"/>
+          <w:tab w:val="right" w:leader="dot" w:pos="8640"/>
+        </w:tabs>
+        <w:spacing w:before="120" w:after="0" w:line="240" w:lineRule="exact"/>
+        <w:ind w:left="2880" w:right="720" w:hanging="720"/>
+      </w:pPr>
+      <w:r>
+        <w:t xml:space="preserve">1.</w:t>
+      </w:r>
+      <w:r>
+        <w:tab/>
+      </w:r>
+      <w:r>
+        <w:t xml:space="preserve">Legal</w:t>
+      </w:r>
+      <w:r>
+        <w:t xml:space="preserve"> </w:t>
+      </w:r>
+      <w:r>
+        <w:t xml:space="preserve">Standard</w:t>
+      </w:r>
+      <w:r>
+        <w:t xml:space="preserve">   </w:t>
+      </w:r>
+      <w:r>
+        <w:tab/>
+      </w:r>
+      <w:r>
+        <w:t xml:space="preserve">5</w:t>
+      </w:r>
+    </w:p>
+    <w:p>
+      <w:pPr>
+        <w:keepLines/>
+        <w:tabs>
+          <w:tab w:val="right" w:leader="dot" w:pos="8640"/>
+        </w:tabs>
+        <w:spacing w:before="120" w:after="0" w:line="240" w:lineRule="exact"/>
+        <w:ind w:left="2880" w:right="720" w:hanging="720"/>
+      </w:pPr>
+      <w:r>
+        <w:t xml:space="preserve">2.</w:t>
+      </w:r>
+      <w:r>
+        <w:tab/>
+      </w:r>
+      <w:r>
+        <w:t xml:space="preserve">Dismissal</w:t>
+      </w:r>
+      <w:r>
+        <w:t xml:space="preserve"> </w:t>
+      </w:r>
+      <w:r>
+        <w:t xml:space="preserve">Is</w:t>
+      </w:r>
+      <w:r>
+        <w:t xml:space="preserve"> </w:t>
+      </w:r>
+      <w:r>
+        <w:t xml:space="preserve">Appropriate</w:t>
+      </w:r>
+      <w:r>
+        <w:t xml:space="preserve"> </w:t>
+      </w:r>
+      <w:r>
+        <w:t xml:space="preserve">Because</w:t>
+      </w:r>
+      <w:r>
+        <w:t xml:space="preserve"> </w:t>
+      </w:r>
+      <w:r>
+        <w:t xml:space="preserve">This</w:t>
+      </w:r>
+      <w:r>
+        <w:t xml:space="preserve"> </w:t>
+      </w:r>
+      <w:r>
+        <w:t xml:space="preserve">District</w:t>
+      </w:r>
+      <w:r>
+        <w:t xml:space="preserve"> </w:t>
+      </w:r>
+      <w:r>
+        <w:t xml:space="preserve">Is</w:t>
+      </w:r>
+      <w:r>
+        <w:t xml:space="preserve"> </w:t>
+      </w:r>
+      <w:r>
+        <w:t xml:space="preserve">Not</w:t>
+      </w:r>
+      <w:r>
+        <w:t xml:space="preserve"> </w:t>
+      </w:r>
+      <w:r>
+        <w:t xml:space="preserve">A</w:t>
+      </w:r>
+      <w:r>
+        <w:t xml:space="preserve"> </w:t>
+      </w:r>
+      <w:r>
+        <w:t xml:space="preserve">Proper</w:t>
+      </w:r>
+      <w:r>
+        <w:t xml:space="preserve"> </w:t>
+      </w:r>
+      <w:r>
+        <w:t xml:space="preserve">Venue</w:t>
+      </w:r>
+      <w:r>
+        <w:t xml:space="preserve">   </w:t>
+      </w:r>
+      <w:r>
+        <w:tab/>
+      </w:r>
+      <w:r>
+        <w:t xml:space="preserve">5</w:t>
+      </w:r>
+    </w:p>
+    <w:p>
+      <w:pPr>
+        <w:keepLines/>
+        <w:tabs>
+          <w:tab w:val="right" w:leader="dot" w:pos="8640"/>
+        </w:tabs>
+        <w:spacing w:before="120" w:after="0" w:line="240" w:lineRule="exact"/>
+        <w:ind w:left="2880" w:right="720" w:hanging="720"/>
+      </w:pPr>
+      <w:r>
+        <w:t xml:space="preserve">3.</w:t>
+      </w:r>
+      <w:r>
+        <w:tab/>
+      </w:r>
+      <w:r>
+        <w:t xml:space="preserve">In</w:t>
+      </w:r>
+      <w:r>
+        <w:t xml:space="preserve"> </w:t>
+      </w:r>
+      <w:r>
+        <w:t xml:space="preserve">the</w:t>
+      </w:r>
+      <w:r>
+        <w:t xml:space="preserve"> </w:t>
+      </w:r>
+      <w:r>
+        <w:t xml:space="preserve">Alternative,</w:t>
+      </w:r>
+      <w:r>
+        <w:t xml:space="preserve"> </w:t>
+      </w:r>
+      <w:r>
+        <w:t xml:space="preserve">the</w:t>
+      </w:r>
+      <w:r>
+        <w:t xml:space="preserve"> </w:t>
+      </w:r>
+      <w:r>
+        <w:t xml:space="preserve">Court</w:t>
+      </w:r>
+      <w:r>
+        <w:t xml:space="preserve"> </w:t>
+      </w:r>
+      <w:r>
+        <w:t xml:space="preserve">Should</w:t>
+      </w:r>
+      <w:r>
+        <w:t xml:space="preserve"> </w:t>
+      </w:r>
+      <w:r>
+        <w:t xml:space="preserve">Transfer</w:t>
+      </w:r>
+      <w:r>
+        <w:t xml:space="preserve"> </w:t>
+      </w:r>
+      <w:r>
+        <w:t xml:space="preserve">This</w:t>
+      </w:r>
+      <w:r>
+        <w:t xml:space="preserve"> </w:t>
+      </w:r>
+      <w:r>
+        <w:t xml:space="preserve">Case</w:t>
+      </w:r>
+      <w:r>
+        <w:t xml:space="preserve">   </w:t>
+      </w:r>
+      <w:r>
+        <w:tab/>
+      </w:r>
+      <w:r>
+        <w:t xml:space="preserve">6</w:t>
+      </w:r>
+    </w:p>
+    <w:p>
+      <w:pPr>
+        <w:keepLines/>
+        <w:tabs>
           <w:tab w:val="right" w:leader="dot" w:pos="8640"/>
         </w:tabs>
         <w:spacing w:before="120" w:after="0" w:line="240" w:lineRule="exact"/>
         <w:ind w:left="2160" w:right="720" w:hanging="720"/>
-        <w:jc w:val="left"/>
-      </w:pPr>
-      <w:r>
-        <w:t xml:space="preserve">2.</w:t>
+      </w:pPr>
+      <w:r>
+        <w:t xml:space="preserve">B.</w:t>
       </w:r>
       <w:r>
         <w:tab/>
       </w:r>
       <w:r>
-        <w:t xml:space="preserve">Dismissal</w:t>
-      </w:r>
-      <w:r>
-        <w:t xml:space="preserve"> </w:t>
-      </w:r>
-      <w:r>
-        <w:t xml:space="preserve">Is</w:t>
-      </w:r>
-      <w:r>
-        <w:t xml:space="preserve"> </w:t>
-      </w:r>
-      <w:r>
-        <w:t xml:space="preserve">Appropriate</w:t>
-      </w:r>
-      <w:r>
-        <w:t xml:space="preserve"> </w:t>
-      </w:r>
-      <w:r>
-        <w:t xml:space="preserve">Because</w:t>
+        <w:t xml:space="preserve">Alternatively,</w:t>
+      </w:r>
+      <w:r>
+        <w:t xml:space="preserve"> </w:t>
+      </w:r>
+      <w:r>
+        <w:t xml:space="preserve">the</w:t>
+      </w:r>
+      <w:r>
+        <w:t xml:space="preserve"> </w:t>
+      </w:r>
+      <w:r>
+        <w:t xml:space="preserve">Court</w:t>
+      </w:r>
+      <w:r>
+        <w:t xml:space="preserve"> </w:t>
+      </w:r>
+      <w:r>
+        <w:t xml:space="preserve">Should</w:t>
+      </w:r>
+      <w:r>
+        <w:t xml:space="preserve"> </w:t>
+      </w:r>
+      <w:r>
+        <w:t xml:space="preserve">Dismiss</w:t>
       </w:r>
       <w:r>
         <w:t xml:space="preserve"> </w:t>
@@ -1783,37 +2026,43 @@
         <w:t xml:space="preserve"> </w:t>
       </w:r>
       <w:r>
-        <w:t xml:space="preserve">District</w:t>
-      </w:r>
-      <w:r>
-        <w:t xml:space="preserve"> </w:t>
-      </w:r>
-      <w:r>
-        <w:t xml:space="preserve">Is</w:t>
-      </w:r>
-      <w:r>
-        <w:t xml:space="preserve"> </w:t>
-      </w:r>
-      <w:r>
-        <w:t xml:space="preserve">Not</w:t>
-      </w:r>
-      <w:r>
-        <w:t xml:space="preserve"> </w:t>
-      </w:r>
-      <w:r>
-        <w:t xml:space="preserve">A</w:t>
-      </w:r>
-      <w:r>
-        <w:t xml:space="preserve"> </w:t>
-      </w:r>
-      <w:r>
-        <w:t xml:space="preserve">Proper</w:t>
-      </w:r>
-      <w:r>
-        <w:t xml:space="preserve"> </w:t>
-      </w:r>
-      <w:r>
-        <w:t xml:space="preserve">Venue</w:t>
+        <w:t xml:space="preserve">Action</w:t>
+      </w:r>
+      <w:r>
+        <w:t xml:space="preserve"> </w:t>
+      </w:r>
+      <w:r>
+        <w:t xml:space="preserve">for</w:t>
+      </w:r>
+      <w:r>
+        <w:t xml:space="preserve"> </w:t>
+      </w:r>
+      <w:r>
+        <w:t xml:space="preserve">Failure</w:t>
+      </w:r>
+      <w:r>
+        <w:t xml:space="preserve"> </w:t>
+      </w:r>
+      <w:r>
+        <w:t xml:space="preserve">to</w:t>
+      </w:r>
+      <w:r>
+        <w:t xml:space="preserve"> </w:t>
+      </w:r>
+      <w:r>
+        <w:t xml:space="preserve">State</w:t>
+      </w:r>
+      <w:r>
+        <w:t xml:space="preserve"> </w:t>
+      </w:r>
+      <w:r>
+        <w:t xml:space="preserve">a</w:t>
+      </w:r>
+      <w:r>
+        <w:t xml:space="preserve"> </w:t>
+      </w:r>
+      <w:r>
+        <w:t xml:space="preserve">Claim</w:t>
       </w:r>
       <w:r>
         <w:t xml:space="preserve">   </w:t>
@@ -1822,76 +2071,32 @@
         <w:tab/>
       </w:r>
       <w:r>
-        <w:t xml:space="preserve">5</w:t>
+        <w:t xml:space="preserve">7</w:t>
       </w:r>
     </w:p>
     <w:p>
       <w:pPr>
         <w:keepLines/>
         <w:tabs>
-          <w:tab w:val="left" w:pos="2160"/>
           <w:tab w:val="right" w:leader="dot" w:pos="8640"/>
         </w:tabs>
         <w:spacing w:before="120" w:after="0" w:line="240" w:lineRule="exact"/>
-        <w:ind w:left="2160" w:right="720" w:hanging="720"/>
-        <w:jc w:val="left"/>
-      </w:pPr>
-      <w:r>
-        <w:t xml:space="preserve">3.</w:t>
+        <w:ind w:left="2880" w:right="720" w:hanging="720"/>
+      </w:pPr>
+      <w:r>
+        <w:t xml:space="preserve">1.</w:t>
       </w:r>
       <w:r>
         <w:tab/>
       </w:r>
       <w:r>
-        <w:t xml:space="preserve">In</w:t>
-      </w:r>
-      <w:r>
-        <w:t xml:space="preserve"> </w:t>
-      </w:r>
-      <w:r>
-        <w:t xml:space="preserve">the</w:t>
-      </w:r>
-      <w:r>
-        <w:t xml:space="preserve"> </w:t>
-      </w:r>
-      <w:r>
-        <w:t xml:space="preserve">Alternative,</w:t>
-      </w:r>
-      <w:r>
-        <w:t xml:space="preserve"> </w:t>
-      </w:r>
-      <w:r>
-        <w:t xml:space="preserve">the</w:t>
-      </w:r>
-      <w:r>
-        <w:t xml:space="preserve"> </w:t>
-      </w:r>
-      <w:r>
-        <w:t xml:space="preserve">Court</w:t>
-      </w:r>
-      <w:r>
-        <w:t xml:space="preserve"> </w:t>
-      </w:r>
-      <w:r>
-        <w:t xml:space="preserve">Should</w:t>
-      </w:r>
-      <w:r>
-        <w:t xml:space="preserve"> </w:t>
-      </w:r>
-      <w:r>
-        <w:t xml:space="preserve">Transfer</w:t>
-      </w:r>
-      <w:r>
-        <w:t xml:space="preserve"> </w:t>
-      </w:r>
-      <w:r>
-        <w:t xml:space="preserve">This</w:t>
-      </w:r>
-      <w:r>
-        <w:t xml:space="preserve"> </w:t>
-      </w:r>
-      <w:r>
-        <w:t xml:space="preserve">Case</w:t>
+        <w:t xml:space="preserve">Legal</w:t>
+      </w:r>
+      <w:r>
+        <w:t xml:space="preserve"> </w:t>
+      </w:r>
+      <w:r>
+        <w:t xml:space="preserve">Standard</w:t>
       </w:r>
       <w:r>
         <w:t xml:space="preserve">   </w:t>
@@ -1900,208 +2105,88 @@
         <w:tab/>
       </w:r>
       <w:r>
-        <w:t xml:space="preserve">6</w:t>
+        <w:t xml:space="preserve">7</w:t>
       </w:r>
     </w:p>
     <w:p>
       <w:pPr>
         <w:keepLines/>
         <w:tabs>
-          <w:tab w:val="left" w:pos="1440"/>
           <w:tab w:val="right" w:leader="dot" w:pos="8640"/>
         </w:tabs>
         <w:spacing w:before="120" w:after="0" w:line="240" w:lineRule="exact"/>
-        <w:ind w:left="1440" w:right="720" w:hanging="720"/>
-        <w:jc w:val="left"/>
-      </w:pPr>
-      <w:r>
-        <w:t xml:space="preserve">B.</w:t>
+        <w:ind w:left="0" w:right="720" w:firstLine="0"/>
+      </w:pPr>
+      <w:r>
+        <w:t xml:space="preserve">CONCLUSION</w:t>
+      </w:r>
+      <w:r>
+        <w:t xml:space="preserve">   </w:t>
       </w:r>
       <w:r>
         <w:tab/>
       </w:r>
       <w:r>
-        <w:t xml:space="preserve">Alternatively,</w:t>
-      </w:r>
-      <w:r>
-        <w:t xml:space="preserve"> </w:t>
-      </w:r>
-      <w:r>
-        <w:t xml:space="preserve">the</w:t>
-      </w:r>
-      <w:r>
-        <w:t xml:space="preserve"> </w:t>
-      </w:r>
-      <w:r>
-        <w:t xml:space="preserve">Court</w:t>
-      </w:r>
-      <w:r>
-        <w:t xml:space="preserve"> </w:t>
-      </w:r>
-      <w:r>
-        <w:t xml:space="preserve">Should</w:t>
-      </w:r>
-      <w:r>
-        <w:t xml:space="preserve"> </w:t>
-      </w:r>
-      <w:r>
-        <w:t xml:space="preserve">Dismiss</w:t>
-      </w:r>
-      <w:r>
-        <w:t xml:space="preserve"> </w:t>
-      </w:r>
-      <w:r>
-        <w:t xml:space="preserve">This</w:t>
-      </w:r>
-      <w:r>
-        <w:t xml:space="preserve"> </w:t>
-      </w:r>
-      <w:r>
-        <w:t xml:space="preserve">Action</w:t>
-      </w:r>
-      <w:r>
-        <w:t xml:space="preserve"> </w:t>
-      </w:r>
-      <w:r>
-        <w:t xml:space="preserve">for</w:t>
-      </w:r>
-      <w:r>
-        <w:t xml:space="preserve"> </w:t>
-      </w:r>
-      <w:r>
-        <w:t xml:space="preserve">Failure</w:t>
-      </w:r>
-      <w:r>
-        <w:t xml:space="preserve"> </w:t>
-      </w:r>
-      <w:r>
-        <w:t xml:space="preserve">to</w:t>
-      </w:r>
-      <w:r>
-        <w:t xml:space="preserve"> </w:t>
-      </w:r>
-      <w:r>
-        <w:t xml:space="preserve">State</w:t>
-      </w:r>
-      <w:r>
-        <w:t xml:space="preserve"> </w:t>
-      </w:r>
-      <w:r>
-        <w:t xml:space="preserve">a</w:t>
-      </w:r>
-      <w:r>
-        <w:t xml:space="preserve"> </w:t>
-      </w:r>
-      <w:r>
-        <w:t xml:space="preserve">Claim</w:t>
-      </w:r>
-      <w:r>
-        <w:t xml:space="preserve">   </w:t>
-      </w:r>
-      <w:r>
-        <w:tab/>
-      </w:r>
-      <w:r>
-        <w:t xml:space="preserve">7</w:t>
+        <w:t xml:space="preserve">8</w:t>
       </w:r>
     </w:p>
     <w:p>
       <w:pPr>
+        <w:pageBreakBefore/>
+        <w:spacing w:before="0" w:after="0" w:line="1" w:lineRule="exact"/>
+      </w:pPr>
+    </w:p>
+    <w:p>
+      <w:pPr>
+        <w:keepNext/>
+        <w:keepLines/>
+        <w:spacing w:before="0" w:after="240" w:line="240" w:lineRule="exact"/>
+        <w:ind w:left="0" w:firstLine="0"/>
+        <w:jc w:val="center"/>
+      </w:pPr>
+      <w:r>
+        <w:rPr>
+          <w:b/>
+          <w:bCs/>
+        </w:rPr>
+        <w:t xml:space="preserve">TABLE</w:t>
+      </w:r>
+      <w:r>
+        <w:rPr>
+          <w:b/>
+          <w:bCs/>
+        </w:rPr>
+        <w:t xml:space="preserve"> </w:t>
+      </w:r>
+      <w:r>
+        <w:rPr>
+          <w:b/>
+          <w:bCs/>
+        </w:rPr>
+        <w:t xml:space="preserve">OF</w:t>
+      </w:r>
+      <w:r>
+        <w:rPr>
+          <w:b/>
+          <w:bCs/>
+        </w:rPr>
+        <w:t xml:space="preserve"> </w:t>
+      </w:r>
+      <w:r>
+        <w:rPr>
+          <w:b/>
+          <w:bCs/>
+        </w:rPr>
+        <w:t xml:space="preserve">AUTHORITIES</w:t>
+      </w:r>
+    </w:p>
+    <w:p>
+      <w:pPr>
+        <w:keepNext/>
         <w:keepLines/>
         <w:tabs>
-          <w:tab w:val="left" w:pos="2160"/>
-          <w:tab w:val="right" w:leader="dot" w:pos="8640"/>
+          <w:tab w:val="right" w:pos="8640"/>
         </w:tabs>
-        <w:spacing w:before="120" w:after="0" w:line="240" w:lineRule="exact"/>
-        <w:ind w:left="2160" w:right="720" w:hanging="720"/>
-        <w:jc w:val="left"/>
-      </w:pPr>
-      <w:r>
-        <w:t xml:space="preserve">1.</w:t>
-      </w:r>
-      <w:r>
-        <w:tab/>
-      </w:r>
-      <w:r>
-        <w:t xml:space="preserve">Legal</w:t>
-      </w:r>
-      <w:r>
-        <w:t xml:space="preserve"> </w:t>
-      </w:r>
-      <w:r>
-        <w:t xml:space="preserve">Standard</w:t>
-      </w:r>
-      <w:r>
-        <w:t xml:space="preserve">   </w:t>
-      </w:r>
-      <w:r>
-        <w:tab/>
-      </w:r>
-      <w:r>
-        <w:t xml:space="preserve">7</w:t>
-      </w:r>
-    </w:p>
-    <w:p>
-      <w:pPr>
-        <w:keepLines/>
-        <w:tabs>
-          <w:tab w:val="left" w:pos="720"/>
-          <w:tab w:val="right" w:leader="dot" w:pos="8640"/>
-        </w:tabs>
-        <w:spacing w:before="120" w:after="0" w:line="240" w:lineRule="exact"/>
-        <w:ind w:left="720" w:right="720" w:hanging="720"/>
-        <w:jc w:val="left"/>
-      </w:pPr>
-      <w:r>
-        <w:t xml:space="preserve">CONCLUSION</w:t>
-      </w:r>
-      <w:r>
-        <w:t xml:space="preserve">   </w:t>
-      </w:r>
-      <w:r>
-        <w:tab/>
-      </w:r>
-      <w:r>
-        <w:t xml:space="preserve">8</w:t>
-      </w:r>
-    </w:p>
-    <w:p>
-      <w:pPr>
-        <w:keepNext/>
-        <w:keepLines/>
-        <w:pageBreakBefore/>
-        <w:spacing w:before="0" w:after="0" w:line="240" w:lineRule="exact"/>
-        <w:ind w:left="0" w:firstLine="0"/>
-        <w:jc w:val="center"/>
-      </w:pPr>
-      <w:r>
-        <w:rPr>
-          <w:b/>
-          <w:bCs/>
-        </w:rPr>
-        <w:t xml:space="preserve">TABLE OF AUTHORITIES</w:t>
-      </w:r>
-    </w:p>
-    <w:p>
-      <w:pPr>
-        <w:keepNext/>
-        <w:keepLines/>
-        <w:spacing w:before="240" w:after="0" w:line="240" w:lineRule="exact"/>
-        <w:ind w:left="0" w:firstLine="0"/>
-        <w:jc w:val="right"/>
-      </w:pPr>
-      <w:r>
-        <w:rPr>
-          <w:b/>
-          <w:bCs/>
-        </w:rPr>
-        <w:t xml:space="preserve">Page(s)</w:t>
-      </w:r>
-    </w:p>
-    <w:p>
-      <w:pPr>
-        <w:keepNext/>
-        <w:keepLines/>
         <w:spacing w:before="240" w:after="0" w:line="240" w:lineRule="exact"/>
         <w:ind w:left="0" w:firstLine="0"/>
         <w:jc w:val="left"/>
@@ -2112,6 +2197,20 @@
           <w:bCs/>
         </w:rPr>
         <w:t xml:space="preserve">Cases</w:t>
+      </w:r>
+      <w:r>
+        <w:rPr>
+          <w:b/>
+          <w:bCs/>
+        </w:rPr>
+        <w:tab/>
+      </w:r>
+      <w:r>
+        <w:rPr>
+          <w:b/>
+          <w:bCs/>
+        </w:rPr>
+        <w:t xml:space="preserve">Page(s)</w:t>
       </w:r>
     </w:p>
     <w:p>
@@ -2122,7 +2221,6 @@
         </w:tabs>
         <w:spacing w:before="120" w:after="0" w:line="240" w:lineRule="exact"/>
         <w:ind w:left="504" w:right="1440" w:hanging="504"/>
-        <w:jc w:val="left"/>
       </w:pPr>
       <w:r>
         <w:rPr>
@@ -2244,7 +2342,10 @@
         <w:t xml:space="preserve">Agric.</w:t>
       </w:r>
       <w:r>
-        <w:t xml:space="preserve">, </w:t>
+        <w:t xml:space="preserve">,</w:t>
+      </w:r>
+      <w:r>
+        <w:t xml:space="preserve"> </w:t>
       </w:r>
       <w:r>
         <w:t xml:space="preserve">No.</w:t>
@@ -2327,7 +2428,6 @@
         </w:tabs>
         <w:spacing w:before="120" w:after="0" w:line="240" w:lineRule="exact"/>
         <w:ind w:left="504" w:right="1440" w:hanging="504"/>
-        <w:jc w:val="left"/>
       </w:pPr>
       <w:r>
         <w:rPr>
@@ -2365,7 +2465,10 @@
         <w:t xml:space="preserve">Iqbal</w:t>
       </w:r>
       <w:r>
-        <w:t xml:space="preserve">, </w:t>
+        <w:t xml:space="preserve">,</w:t>
+      </w:r>
+      <w:r>
+        <w:t xml:space="preserve"> </w:t>
       </w:r>
       <w:r>
         <w:t xml:space="preserve">556</w:t>
@@ -2406,7 +2509,6 @@
         </w:tabs>
         <w:spacing w:before="120" w:after="0" w:line="240" w:lineRule="exact"/>
         <w:ind w:left="504" w:right="1440" w:hanging="504"/>
-        <w:jc w:val="left"/>
       </w:pPr>
       <w:r>
         <w:rPr>
@@ -2472,7 +2574,10 @@
         <w:t xml:space="preserve">Dep’t</w:t>
       </w:r>
       <w:r>
-        <w:t xml:space="preserve">, </w:t>
+        <w:t xml:space="preserve">,</w:t>
+      </w:r>
+      <w:r>
+        <w:t xml:space="preserve"> </w:t>
       </w:r>
       <w:r>
         <w:t xml:space="preserve">901</w:t>
@@ -2525,7 +2630,6 @@
         </w:tabs>
         <w:spacing w:before="120" w:after="0" w:line="240" w:lineRule="exact"/>
         <w:ind w:left="504" w:right="1440" w:hanging="504"/>
-        <w:jc w:val="left"/>
       </w:pPr>
       <w:r>
         <w:rPr>
@@ -2591,7 +2695,10 @@
         <w:t xml:space="preserve">Twombly</w:t>
       </w:r>
       <w:r>
-        <w:t xml:space="preserve">, </w:t>
+        <w:t xml:space="preserve">,</w:t>
+      </w:r>
+      <w:r>
+        <w:t xml:space="preserve"> </w:t>
       </w:r>
       <w:r>
         <w:t xml:space="preserve">550</w:t>
@@ -2632,7 +2739,6 @@
         </w:tabs>
         <w:spacing w:before="120" w:after="0" w:line="240" w:lineRule="exact"/>
         <w:ind w:left="504" w:right="1440" w:hanging="504"/>
-        <w:jc w:val="left"/>
       </w:pPr>
       <w:r>
         <w:rPr>
@@ -2698,7 +2804,10 @@
         <w:t xml:space="preserve">Sys.</w:t>
       </w:r>
       <w:r>
-        <w:t xml:space="preserve">, </w:t>
+        <w:t xml:space="preserve">,</w:t>
+      </w:r>
+      <w:r>
+        <w:t xml:space="preserve"> </w:t>
       </w:r>
       <w:r>
         <w:t xml:space="preserve">534</w:t>
@@ -2751,7 +2860,6 @@
         </w:tabs>
         <w:spacing w:before="120" w:after="0" w:line="240" w:lineRule="exact"/>
         <w:ind w:left="504" w:right="1440" w:hanging="504"/>
-        <w:jc w:val="left"/>
       </w:pPr>
       <w:r>
         <w:rPr>
@@ -2789,7 +2897,10 @@
         <w:t xml:space="preserve">Russell</w:t>
       </w:r>
       <w:r>
-        <w:t xml:space="preserve">, </w:t>
+        <w:t xml:space="preserve">,</w:t>
+      </w:r>
+      <w:r>
+        <w:t xml:space="preserve"> </w:t>
       </w:r>
       <w:r>
         <w:t xml:space="preserve">963</w:t>
@@ -2842,7 +2953,6 @@
         </w:tabs>
         <w:spacing w:before="120" w:after="0" w:line="240" w:lineRule="exact"/>
         <w:ind w:left="504" w:right="1440" w:hanging="504"/>
-        <w:jc w:val="left"/>
       </w:pPr>
       <w:r>
         <w:rPr>
@@ -2964,7 +3074,10 @@
         <w:t xml:space="preserve">Co.</w:t>
       </w:r>
       <w:r>
-        <w:t xml:space="preserve">, </w:t>
+        <w:t xml:space="preserve">,</w:t>
+      </w:r>
+      <w:r>
+        <w:t xml:space="preserve"> </w:t>
       </w:r>
       <w:r>
         <w:t xml:space="preserve">519</w:t>
@@ -3017,7 +3130,6 @@
         </w:tabs>
         <w:spacing w:before="120" w:after="0" w:line="240" w:lineRule="exact"/>
         <w:ind w:left="504" w:right="1440" w:hanging="504"/>
-        <w:jc w:val="left"/>
       </w:pPr>
       <w:r>
         <w:rPr>
@@ -3055,7 +3167,10 @@
         <w:t xml:space="preserve">California</w:t>
       </w:r>
       <w:r>
-        <w:t xml:space="preserve">, </w:t>
+        <w:t xml:space="preserve">,</w:t>
+      </w:r>
+      <w:r>
+        <w:t xml:space="preserve"> </w:t>
       </w:r>
       <w:r>
         <w:t xml:space="preserve">No.</w:t>
@@ -3144,7 +3259,6 @@
         </w:tabs>
         <w:spacing w:before="120" w:after="0" w:line="240" w:lineRule="exact"/>
         <w:ind w:left="504" w:right="1440" w:hanging="504"/>
-        <w:jc w:val="left"/>
       </w:pPr>
       <w:r>
         <w:rPr>
@@ -3210,7 +3324,10 @@
         <w:t xml:space="preserve">Inc.</w:t>
       </w:r>
       <w:r>
-        <w:t xml:space="preserve">, </w:t>
+        <w:t xml:space="preserve">,</w:t>
+      </w:r>
+      <w:r>
+        <w:t xml:space="preserve"> </w:t>
       </w:r>
       <w:r>
         <w:t xml:space="preserve">362</w:t>
@@ -3263,7 +3380,6 @@
         </w:tabs>
         <w:spacing w:before="120" w:after="0" w:line="240" w:lineRule="exact"/>
         <w:ind w:left="504" w:right="1440" w:hanging="504"/>
-        <w:jc w:val="left"/>
       </w:pPr>
       <w:r>
         <w:rPr>
@@ -3357,7 +3473,10 @@
         <w:t xml:space="preserve">Comm’n</w:t>
       </w:r>
       <w:r>
-        <w:t xml:space="preserve">, </w:t>
+        <w:t xml:space="preserve">,</w:t>
+      </w:r>
+      <w:r>
+        <w:t xml:space="preserve"> </w:t>
       </w:r>
       <w:r>
         <w:t xml:space="preserve">720</w:t>
@@ -3410,7 +3529,6 @@
         </w:tabs>
         <w:spacing w:before="120" w:after="0" w:line="240" w:lineRule="exact"/>
         <w:ind w:left="504" w:right="1440" w:hanging="504"/>
-        <w:jc w:val="left"/>
       </w:pPr>
       <w:r>
         <w:rPr>
@@ -3448,7 +3566,10 @@
         <w:t xml:space="preserve">Block</w:t>
       </w:r>
       <w:r>
-        <w:t xml:space="preserve">, </w:t>
+        <w:t xml:space="preserve">,</w:t>
+      </w:r>
+      <w:r>
+        <w:t xml:space="preserve"> </w:t>
       </w:r>
       <w:r>
         <w:t xml:space="preserve">250</w:t>
@@ -3501,7 +3622,6 @@
         </w:tabs>
         <w:spacing w:before="120" w:after="0" w:line="240" w:lineRule="exact"/>
         <w:ind w:left="504" w:right="1440" w:hanging="504"/>
-        <w:jc w:val="left"/>
       </w:pPr>
       <w:r>
         <w:rPr>
@@ -3581,7 +3701,10 @@
         <w:t xml:space="preserve">FTC</w:t>
       </w:r>
       <w:r>
-        <w:t xml:space="preserve">, </w:t>
+        <w:t xml:space="preserve">,</w:t>
+      </w:r>
+      <w:r>
+        <w:t xml:space="preserve"> </w:t>
       </w:r>
       <w:r>
         <w:t xml:space="preserve">580</w:t>
@@ -3634,7 +3757,6 @@
         </w:tabs>
         <w:spacing w:before="120" w:after="0" w:line="240" w:lineRule="exact"/>
         <w:ind w:left="504" w:right="1440" w:hanging="504"/>
-        <w:jc w:val="left"/>
       </w:pPr>
       <w:r>
         <w:rPr>
@@ -3672,7 +3794,10 @@
         <w:t xml:space="preserve">Kennedy</w:t>
       </w:r>
       <w:r>
-        <w:t xml:space="preserve">, </w:t>
+        <w:t xml:space="preserve">,</w:t>
+      </w:r>
+      <w:r>
+        <w:t xml:space="preserve"> </w:t>
       </w:r>
       <w:r>
         <w:t xml:space="preserve">794</w:t>
@@ -3725,7 +3850,6 @@
         </w:tabs>
         <w:spacing w:before="120" w:after="0" w:line="240" w:lineRule="exact"/>
         <w:ind w:left="504" w:right="1440" w:hanging="504"/>
-        <w:jc w:val="left"/>
       </w:pPr>
       <w:r>
         <w:rPr>
@@ -3777,7 +3901,10 @@
         <w:t xml:space="preserve">States</w:t>
       </w:r>
       <w:r>
-        <w:t xml:space="preserve">, </w:t>
+        <w:t xml:space="preserve">,</w:t>
+      </w:r>
+      <w:r>
+        <w:t xml:space="preserve"> </w:t>
       </w:r>
       <w:r>
         <w:t xml:space="preserve">No.</w:t>
@@ -3859,7 +3986,21 @@
           <w:b/>
           <w:bCs/>
         </w:rPr>
-        <w:t xml:space="preserve">Federal Statutes</w:t>
+        <w:t xml:space="preserve">Federal</w:t>
+      </w:r>
+      <w:r>
+        <w:rPr>
+          <w:b/>
+          <w:bCs/>
+        </w:rPr>
+        <w:t xml:space="preserve"> </w:t>
+      </w:r>
+      <w:r>
+        <w:rPr>
+          <w:b/>
+          <w:bCs/>
+        </w:rPr>
+        <w:t xml:space="preserve">Statutes</w:t>
       </w:r>
     </w:p>
     <w:p>
@@ -3870,7 +4011,6 @@
         </w:tabs>
         <w:spacing w:before="120" w:after="0" w:line="240" w:lineRule="exact"/>
         <w:ind w:left="504" w:right="1440" w:hanging="504"/>
-        <w:jc w:val="left"/>
       </w:pPr>
       <w:r>
         <w:t xml:space="preserve">25</w:t>
@@ -3911,7 +4051,6 @@
         </w:tabs>
         <w:spacing w:before="120" w:after="0" w:line="240" w:lineRule="exact"/>
         <w:ind w:left="504" w:right="1440" w:hanging="504"/>
-        <w:jc w:val="left"/>
       </w:pPr>
       <w:r>
         <w:t xml:space="preserve">28</w:t>
@@ -3952,7 +4091,6 @@
         </w:tabs>
         <w:spacing w:before="120" w:after="0" w:line="240" w:lineRule="exact"/>
         <w:ind w:left="504" w:right="1440" w:hanging="504"/>
-        <w:jc w:val="left"/>
       </w:pPr>
       <w:r>
         <w:t xml:space="preserve">28</w:t>
@@ -3998,7 +4136,21 @@
           <w:b/>
           <w:bCs/>
         </w:rPr>
-        <w:t xml:space="preserve">Federal Rules</w:t>
+        <w:t xml:space="preserve">Federal</w:t>
+      </w:r>
+      <w:r>
+        <w:rPr>
+          <w:b/>
+          <w:bCs/>
+        </w:rPr>
+        <w:t xml:space="preserve"> </w:t>
+      </w:r>
+      <w:r>
+        <w:rPr>
+          <w:b/>
+          <w:bCs/>
+        </w:rPr>
+        <w:t xml:space="preserve">Rules</w:t>
       </w:r>
     </w:p>
     <w:p>
@@ -4009,7 +4161,6 @@
         </w:tabs>
         <w:spacing w:before="120" w:after="0" w:line="240" w:lineRule="exact"/>
         <w:ind w:left="504" w:right="1440" w:hanging="504"/>
-        <w:jc w:val="left"/>
       </w:pPr>
       <w:r>
         <w:t xml:space="preserve">Fed.</w:t>
@@ -4056,7 +4207,6 @@
         </w:tabs>
         <w:spacing w:before="120" w:after="0" w:line="240" w:lineRule="exact"/>
         <w:ind w:left="504" w:right="1440" w:hanging="504"/>
-        <w:jc w:val="left"/>
       </w:pPr>
       <w:r>
         <w:t xml:space="preserve">Fed.</w:t>
@@ -4103,7 +4253,6 @@
         </w:tabs>
         <w:spacing w:before="120" w:after="0" w:line="240" w:lineRule="exact"/>
         <w:ind w:left="504" w:right="1440" w:hanging="504"/>
-        <w:jc w:val="left"/>
       </w:pPr>
       <w:r>
         <w:t xml:space="preserve">Fed.</w:t>
@@ -4155,7 +4304,21 @@
           <w:b/>
           <w:bCs/>
         </w:rPr>
-        <w:t xml:space="preserve">Federal Regulations</w:t>
+        <w:t xml:space="preserve">Federal</w:t>
+      </w:r>
+      <w:r>
+        <w:rPr>
+          <w:b/>
+          <w:bCs/>
+        </w:rPr>
+        <w:t xml:space="preserve"> </w:t>
+      </w:r>
+      <w:r>
+        <w:rPr>
+          <w:b/>
+          <w:bCs/>
+        </w:rPr>
+        <w:t xml:space="preserve">Regulations</w:t>
       </w:r>
     </w:p>
     <w:p>
@@ -4166,7 +4329,6 @@
         </w:tabs>
         <w:spacing w:before="120" w:after="0" w:line="240" w:lineRule="exact"/>
         <w:ind w:left="504" w:right="1440" w:hanging="504"/>
-        <w:jc w:val="left"/>
       </w:pPr>
       <w:r>
         <w:t xml:space="preserve">25</w:t>
@@ -4207,7 +4369,6 @@
         </w:tabs>
         <w:spacing w:before="120" w:after="0" w:line="240" w:lineRule="exact"/>
         <w:ind w:left="504" w:right="1440" w:hanging="504"/>
-        <w:jc w:val="left"/>
       </w:pPr>
       <w:r>
         <w:t xml:space="preserve">25</w:t>
@@ -4253,7 +4414,21 @@
           <w:b/>
           <w:bCs/>
         </w:rPr>
-        <w:t xml:space="preserve">Other Authorities</w:t>
+        <w:t xml:space="preserve">Other</w:t>
+      </w:r>
+      <w:r>
+        <w:rPr>
+          <w:b/>
+          <w:bCs/>
+        </w:rPr>
+        <w:t xml:space="preserve"> </w:t>
+      </w:r>
+      <w:r>
+        <w:rPr>
+          <w:b/>
+          <w:bCs/>
+        </w:rPr>
+        <w:t xml:space="preserve">Authorities</w:t>
       </w:r>
     </w:p>
     <w:p>
@@ -4264,7 +4439,6 @@
         </w:tabs>
         <w:spacing w:before="120" w:after="0" w:line="240" w:lineRule="exact"/>
         <w:ind w:left="504" w:right="1440" w:hanging="504"/>
-        <w:jc w:val="left"/>
       </w:pPr>
       <w:r>
         <w:t xml:space="preserve">82</w:t>
@@ -4317,9 +4491,10 @@
     </w:p>
     <w:p>
       <w:pPr>
-        <w:spacing w:before="0" w:after="0" w:line="20" w:lineRule="exact"/>
+        <w:spacing w:before="0" w:after="0" w:line="1" w:lineRule="exact"/>
         <w:sectPr>
-          <w:footerReference w:type="default" r:id="rIdCandFooter"/>
+          <w:headerReference w:type="default" r:id="rIdXdPleading"/>
+          <w:footerReference w:type="default" r:id="rIdXdPage"/>
           <w:pgSz w:w="12240" w:h="15840"/>
           <w:pgMar w:top="1200" w:right="1440" w:bottom="1200" w:left="2160" w:header="720" w:footer="160" w:gutter="0"/>
           <w:pgNumType w:fmt="lowerRoman" w:start="1"/>
@@ -4328,7 +4503,6 @@
     </w:p>
     <w:p>
       <w:pPr>
-        <w:pStyle w:val="Heading1"/>
         <w:keepNext/>
         <w:keepLines/>
         <w:spacing w:before="0" w:after="240" w:line="240" w:lineRule="exact"/>
@@ -4373,7 +4547,7 @@
     </w:p>
     <w:p>
       <w:pPr>
-        <w:pStyle w:val="BodyText"/>
+        <w:pStyle w:val="BodyTextNote"/>
       </w:pPr>
       <w:r>
         <w:t xml:space="preserve">PLEASE TAKE NOTICE that on Thursday, May 25, 2017, at 9:30 a.m., or as soon thereafter as the matter may be heard, in Courtroom C, 15th Floor, before the Honorable Laurel Beeler, Defendants, United States Department of the Interior, Ryan Zinke, in his official capacity as Secretary of the Interior, and Michael S. Black, in his official capacity as Acting Assistant Secretary-Indian Affairs of the United States Department of the Interior,</w:t>
@@ -4388,12 +4562,29 @@
         <w:t xml:space="preserve"> </w:t>
       </w:r>
       <w:r>
-        <w:t xml:space="preserve">will move to dismiss for improper venue pursuant to Federal Rule of Civil Procedure 12(b)⁠(3) or to transfer this case pursuant to 28 U.S.C. § 1406(a) to a district where it could have been brought. Plaintiff, who resides in the Eastern District of California, has filed this action to challenge a determination by the Department of the Interior in Washington, D.C. Thus, because this case does not have a connection to the Northern District of California, the Court should either dismiss or transfer this action to the U.S. District Court for the Eastern District of California or the District of Columbia. In the alternative, Defendants move pursuant to Federal Rule of Civil Procedure 12(b)⁠(6) for an order dismissing Plaintiff’s complaint for failure to state a claim. Defendants base this motion on this notice, the accompanying memorandum of points and authorities, the Court’s files and records in this matter, and other matters of which the Court takes judicial notice, and any oral argument that may be presented to the Court.</w:t>
+        <w:t xml:space="preserve">will move to dismiss for improper venue pursuant to Federal Rule of Civil Procedure 12(b)⁠(3)</w:t>
+      </w:r>
+      <w:r>
+        <w:t xml:space="preserve"> </w:t>
+      </w:r>
+      <w:r>
+        <w:t xml:space="preserve">or to transfer this case pursuant to 28</w:t>
+      </w:r>
+      <w:r>
+        <w:t xml:space="preserve"> </w:t>
+      </w:r>
+      <w:r>
+        <w:t xml:space="preserve">U.S.C. § 1406(a) to a district where it could have been brought. Plaintiff, who resides in the Eastern District of California, has filed this action to challenge a determination by the Department of the Interior in Washington, D.C. Thus, because this case does not have a connection to the Northern District of California, the Court should either dismiss or transfer this action to the U.S. District Court for the Eastern District of California or the District of Columbia. In the alternative, Defendants move pursuant to Federal Rule of Civil Procedure 12(b)⁠(6)</w:t>
+      </w:r>
+      <w:r>
+        <w:t xml:space="preserve"> </w:t>
+      </w:r>
+      <w:r>
+        <w:t xml:space="preserve">for an order dismissing Plaintiff’s complaint for failure to state a claim. Defendants base this motion on this notice, the accompanying memorandum of points and authorities, the Court’s files and records in this matter, and other matters of which the Court takes judicial notice, and any oral argument that may be presented to the Court.</w:t>
       </w:r>
     </w:p>
     <w:p>
       <w:pPr>
-        <w:pStyle w:val="Heading1"/>
         <w:keepNext/>
         <w:keepLines/>
         <w:spacing w:before="240" w:after="240" w:line="240" w:lineRule="exact"/>
@@ -4432,7 +4623,6 @@
     </w:p>
     <w:p>
       <w:pPr>
-        <w:pStyle w:val="Heading1"/>
         <w:keepNext/>
         <w:keepLines/>
         <w:spacing w:before="240" w:after="240" w:line="240" w:lineRule="exact"/>
@@ -4515,7 +4705,6 @@
     </w:p>
     <w:p>
       <w:pPr>
-        <w:pStyle w:val="Heading1"/>
         <w:keepNext/>
         <w:keepLines/>
         <w:spacing w:before="240" w:after="240" w:line="240" w:lineRule="exact"/>
@@ -4588,20 +4777,24 @@
     </w:p>
     <w:p>
       <w:pPr>
-        <w:pStyle w:val="Heading2"/>
         <w:keepNext/>
         <w:keepLines/>
-        <w:tabs>
-          <w:tab w:val="left" w:pos="720"/>
-        </w:tabs>
         <w:spacing w:before="240" w:after="240" w:line="240" w:lineRule="exact"/>
         <w:ind w:left="720" w:hanging="720"/>
         <w:jc w:val="left"/>
       </w:pPr>
       <w:r>
+        <w:rPr>
+          <w:b/>
+          <w:bCs/>
+        </w:rPr>
         <w:t xml:space="preserve">I.</w:t>
       </w:r>
       <w:r>
+        <w:rPr>
+          <w:b/>
+          <w:bCs/>
+        </w:rPr>
         <w:tab/>
       </w:r>
       <w:r>
@@ -4633,7 +4826,19 @@
         <w:t xml:space="preserve"> </w:t>
       </w:r>
       <w:r>
-        <w:t xml:space="preserve">25 U.S.C. § 5131; 82 Fed. Reg. 4,915 (Jan. 17, 2017). Plaintiff seeks a writ of mandamus and declaratory and injunctive relief against the Department of the Interior, the Secretary of the Interior, and the Acting Assistant Secretary-Indian Affairs (collectively, “Defendants”), and asks this Court to compel Defendants to find that Plaintiff never lost its status as a federally recognized Indian tribe.</w:t>
+        <w:t xml:space="preserve">25</w:t>
+      </w:r>
+      <w:r>
+        <w:t xml:space="preserve"> </w:t>
+      </w:r>
+      <w:r>
+        <w:t xml:space="preserve">U.S.C. § 5131; 82</w:t>
+      </w:r>
+      <w:r>
+        <w:t xml:space="preserve"> </w:t>
+      </w:r>
+      <w:r>
+        <w:t xml:space="preserve">Fed. Reg. 4,915 (Jan. 17, 2017). Plaintiff seeks a writ of mandamus and declaratory and injunctive relief against the Department of the Interior, the Secretary of the Interior, and the Acting Assistant Secretary-Indian Affairs (collectively, “Defendants”), and asks this Court to compel Defendants to find that Plaintiff never lost its status as a federally recognized Indian tribe.</w:t>
       </w:r>
     </w:p>
     <w:p>
@@ -4641,7 +4846,13 @@
         <w:pStyle w:val="BodyText"/>
       </w:pPr>
       <w:r>
-        <w:t xml:space="preserve">As Plaintiff’s own pleading reflects, a substantial part of the events or omissions giving rise to Plaintiff’s claims occurred “near,” but not in, the Northern District of California. Because Plaintiff cannot otherwise establish that venue is proper in this district under 28 U.S.C. § 1391(e)⁠(1), the Court should dismiss this case for improper venue or transfer it to the Eastern District of California or the District of Columbia.</w:t>
+        <w:t xml:space="preserve">As Plaintiff’s own pleading reflects, a substantial part of the events or omissions giving rise to Plaintiff’s claims occurred “near,” but not in, the Northern District of California. Because Plaintiff cannot otherwise establish that venue is proper in this district under 28</w:t>
+      </w:r>
+      <w:r>
+        <w:t xml:space="preserve"> </w:t>
+      </w:r>
+      <w:r>
+        <w:t xml:space="preserve">U.S.C. § 1391(e)⁠(1), the Court should dismiss this case for improper venue or transfer it to the Eastern District of California or the District of Columbia.</w:t>
       </w:r>
     </w:p>
     <w:p>
@@ -4649,25 +4860,35 @@
         <w:pStyle w:val="BodyText"/>
       </w:pPr>
       <w:r>
-        <w:t xml:space="preserve">In the alternative, dismissal of this action pursuant to Federal Rule of Civil Procedure 12(b)⁠(6) for failure to state a claim is warranted. The crux of this action—Plaintiff’s claim that it is entitled to an order compelling Defendants to confer Federal recognition upon it—is subject to dismissal for two independent reasons. First, Plaintiff cannot identify any source of law that imposes upon the Department of the Interior a duty to add the Plaintiff to the list of federally recognized tribes and therefore has not plead any agency action that is wrongfully withheld. Moreover, Plaintiff’s claims first accrued well outside the six-year statute of limitations applicable to civil actions brought against the United States, and are therefore barred. Accordingly, for the reasons explained below, Defendants respectfully request that the Court dismiss or transfer this action for improper venue or, in the alternative, dismiss this action for failure to state a claim.</w:t>
+        <w:t xml:space="preserve">In the alternative, dismissal of this action pursuant to Federal Rule of Civil Procedure 12(b)⁠(6)</w:t>
+      </w:r>
+      <w:r>
+        <w:t xml:space="preserve"> </w:t>
+      </w:r>
+      <w:r>
+        <w:t xml:space="preserve">for failure to state a claim is warranted. The crux of this action—Plaintiff’s claim that it is entitled to an order compelling Defendants to confer Federal recognition upon it—is subject to dismissal for two independent reasons. First, Plaintiff cannot identify any source of law that imposes upon the Department of the Interior a duty to add the Plaintiff to the list of federally recognized tribes and therefore has not plead any agency action that is wrongfully withheld. Moreover, Plaintiff’s claims first accrued well outside the six-year statute of limitations applicable to civil actions brought against the United States, and are therefore barred. Accordingly, for the reasons explained below, Defendants respectfully request that the Court dismiss or transfer this action for improper venue or, in the alternative, dismiss this action for failure to state a claim.</w:t>
       </w:r>
     </w:p>
     <w:p>
       <w:pPr>
-        <w:pStyle w:val="Heading2"/>
         <w:keepNext/>
         <w:keepLines/>
-        <w:tabs>
-          <w:tab w:val="left" w:pos="720"/>
-        </w:tabs>
         <w:spacing w:before="240" w:after="240" w:line="240" w:lineRule="exact"/>
         <w:ind w:left="720" w:hanging="720"/>
         <w:jc w:val="left"/>
       </w:pPr>
       <w:r>
+        <w:rPr>
+          <w:b/>
+          <w:bCs/>
+        </w:rPr>
         <w:t xml:space="preserve">II.</w:t>
       </w:r>
       <w:r>
+        <w:rPr>
+          <w:b/>
+          <w:bCs/>
+        </w:rPr>
         <w:tab/>
       </w:r>
       <w:r>
@@ -4787,7 +5008,19 @@
         <w:pStyle w:val="BodyText"/>
       </w:pPr>
       <w:r>
-        <w:t xml:space="preserve">In 1998, Plaintiff submitted a letter of intent to petition for acknowledgment as a federally recognized Indian tribe under the Department of the Interior’s “Procedures for Establishing that An American Indian Group Exists As An Indian Tribe” set forth in 25 C.F.R. 83 (“Part 83 procedures”). Compl. ¶ 4. The Part 83 process is the uniform procedure instituted by the Department of the Interior by which an entity may seek formal federal recognition and sets forth the criteria necessary for acknowledgment as a federally recognized Indian tribe. 25 C.F.R. § 83.11, 80 Fed. Reg. 37,889 (July 1, 2015). The regulations are applicable “only to indigenous entities that are not federally recognized Indian tribes.” 25 C.F.R. § 83.3, 80 Fed. Reg. 37,888 (July 1, 2015). Plaintiff then sought clarification from the Department of the Interior about its status as a federally recognized Indian Tribe. Compl. ¶ 11. In a letter dated June 9, 2015, then-Assistant Secretary-Indian Affairs Washburn responded that Defendants had sold the Taylorsville Rancheria on November 4, 1966 to Plumas County pursuant to Section 5(d) of the amended California Rancheria Act as a vacant rancheria, and that the sale of the Taylorsville Rancheria was equivalent to Congressional termination of the federal relationship with the Plaintiff.</w:t>
+        <w:t xml:space="preserve">In 1998, Plaintiff submitted a letter of intent to petition for acknowledgment as a federally recognized Indian tribe under the Department of the Interior’s “Procedures for Establishing that An American Indian Group Exists As An Indian Tribe” set forth in 25 C.F.R. 83 (“Part 83 procedures”). Compl. ¶ 4. The Part 83 process is the uniform procedure instituted by the Department of the Interior by which an entity may seek formal federal recognition and sets forth the criteria necessary for acknowledgment as a federally recognized Indian tribe. 25</w:t>
+      </w:r>
+      <w:r>
+        <w:t xml:space="preserve"> </w:t>
+      </w:r>
+      <w:r>
+        <w:t xml:space="preserve">C.F.R. § 83.11, 80 Fed. Reg. 37,889 (July 1, 2015). The regulations are applicable “only to indigenous entities that are not federally recognized Indian tribes.” 25</w:t>
+      </w:r>
+      <w:r>
+        <w:t xml:space="preserve"> </w:t>
+      </w:r>
+      <w:r>
+        <w:t xml:space="preserve">C.F.R. § 83.3, 80 Fed. Reg. 37,888 (July 1, 2015). Plaintiff then sought clarification from the Department of the Interior about its status as a federally recognized Indian Tribe. Compl. ¶ 11. In a letter dated June 9, 2015, then-Assistant Secretary-Indian Affairs Washburn responded that Defendants had sold the Taylorsville Rancheria on November 4, 1966 to Plumas County pursuant to Section 5(d) of the amended California Rancheria Act as a vacant rancheria, and that the sale of the Taylorsville Rancheria was equivalent to Congressional termination of the federal relationship with the Plaintiff.</w:t>
       </w:r>
       <w:r>
         <w:t xml:space="preserve"> </w:t>
@@ -4880,20 +5113,24 @@
     </w:p>
     <w:p>
       <w:pPr>
-        <w:pStyle w:val="Heading2"/>
         <w:keepNext/>
         <w:keepLines/>
-        <w:tabs>
-          <w:tab w:val="left" w:pos="720"/>
-        </w:tabs>
         <w:spacing w:before="240" w:after="240" w:line="240" w:lineRule="exact"/>
         <w:ind w:left="720" w:hanging="720"/>
         <w:jc w:val="left"/>
       </w:pPr>
       <w:r>
+        <w:rPr>
+          <w:b/>
+          <w:bCs/>
+        </w:rPr>
         <w:t xml:space="preserve">III.</w:t>
       </w:r>
       <w:r>
+        <w:rPr>
+          <w:b/>
+          <w:bCs/>
+        </w:rPr>
         <w:tab/>
       </w:r>
       <w:r>
@@ -4906,20 +5143,24 @@
     </w:p>
     <w:p>
       <w:pPr>
-        <w:pStyle w:val="Heading3"/>
         <w:keepNext/>
         <w:keepLines/>
-        <w:tabs>
-          <w:tab w:val="left" w:pos="1440"/>
-        </w:tabs>
         <w:spacing w:before="240" w:after="240" w:line="240" w:lineRule="exact"/>
         <w:ind w:left="1440" w:hanging="720"/>
         <w:jc w:val="left"/>
       </w:pPr>
       <w:r>
+        <w:rPr>
+          <w:b/>
+          <w:bCs/>
+        </w:rPr>
         <w:t xml:space="preserve">A.</w:t>
       </w:r>
       <w:r>
+        <w:rPr>
+          <w:b/>
+          <w:bCs/>
+        </w:rPr>
         <w:tab/>
       </w:r>
       <w:r>
@@ -5156,20 +5397,24 @@
     </w:p>
     <w:p>
       <w:pPr>
-        <w:pStyle w:val="Heading3"/>
         <w:keepNext/>
         <w:keepLines/>
-        <w:tabs>
-          <w:tab w:val="left" w:pos="2160"/>
-        </w:tabs>
         <w:spacing w:before="240" w:after="240" w:line="240" w:lineRule="exact"/>
         <w:ind w:left="2160" w:hanging="720"/>
         <w:jc w:val="left"/>
       </w:pPr>
       <w:r>
+        <w:rPr>
+          <w:b/>
+          <w:bCs/>
+        </w:rPr>
         <w:t xml:space="preserve">1.</w:t>
       </w:r>
       <w:r>
+        <w:rPr>
+          <w:b/>
+          <w:bCs/>
+        </w:rPr>
         <w:tab/>
       </w:r>
       <w:r>
@@ -5199,17 +5444,37 @@
         <w:pStyle w:val="BodyText"/>
       </w:pPr>
       <w:r>
-        <w:t xml:space="preserve">Federal Rule of Civil Procedure 12(b)⁠(3) provides that a defendant may seek to dismiss an action for improper venue. The plaintiff bears the burden of demonstrating that venue is proper.</w:t>
-      </w:r>
-      <w:r>
-        <w:t xml:space="preserve"> </w:t>
-      </w:r>
-      <w:r>
-        <w:rPr>
-          <w:i/>
-          <w:iCs/>
-        </w:rPr>
-        <w:t xml:space="preserve">Munson v. California</w:t>
+        <w:t xml:space="preserve">Federal</w:t>
+      </w:r>
+      <w:r>
+        <w:t xml:space="preserve"> </w:t>
+      </w:r>
+      <w:r>
+        <w:t xml:space="preserve">Rule of Civil Procedure 12(b)⁠(3) provides that a defendant may seek to dismiss an action for improper venue. The plaintiff bears the burden of demonstrating that venue is proper.</w:t>
+      </w:r>
+      <w:r>
+        <w:t xml:space="preserve"> </w:t>
+      </w:r>
+      <w:r>
+        <w:rPr>
+          <w:i/>
+          <w:iCs/>
+        </w:rPr>
+        <w:t xml:space="preserve">Munson</w:t>
+      </w:r>
+      <w:r>
+        <w:rPr>
+          <w:i/>
+          <w:iCs/>
+        </w:rPr>
+        <w:t xml:space="preserve"> </w:t>
+      </w:r>
+      <w:r>
+        <w:rPr>
+          <w:i/>
+          <w:iCs/>
+        </w:rPr>
+        <w:t xml:space="preserve">v. California</w:t>
       </w:r>
       <w:r>
         <w:t xml:space="preserve">, No. C 08-⁠5053 SBA, 2009 WL 264838, at *1 (N.D. Cal. Feb. 4, 2009) (citation omitted). On a Rule 12(b)⁠(3) motion, “the pleadings need not be accepted as true, and the court may consider facts outside of the pleadings,” but the court must draw all reasonable inferences and resolve all factual conflicts in favor of the non-moving party.</w:t>
@@ -5222,20 +5487,54 @@
           <w:i/>
           <w:iCs/>
         </w:rPr>
-        <w:t xml:space="preserve">Murphy v. Schneider Nat’l, Inc.</w:t>
-      </w:r>
-      <w:r>
-        <w:t xml:space="preserve">, 362 F.3d 1133, 1137 (9th Cir. 2004). In an action against an agency of the United States or an officer or employee of the United States acting in his official capacity, venue is proper in any judicial district in which: (A) a defendant resides; (B) a substantial part of the events or omissions giving rise to the claim occurred or a substantial part of the property that is the subject of the action is situated; or (C) the plaintiff resides if no real property is involved in the action. 28 U.S.C. § 1391(e)⁠(1).</w:t>
-      </w:r>
-      <w:r>
-        <w:t xml:space="preserve"> </w:t>
-      </w:r>
-      <w:r>
-        <w:rPr>
-          <w:i/>
-          <w:iCs/>
-        </w:rPr>
-        <w:t xml:space="preserve">Animal Legal Def. Fund v. U.S. Dep’t of Agric.</w:t>
+        <w:t xml:space="preserve">Murphy</w:t>
+      </w:r>
+      <w:r>
+        <w:rPr>
+          <w:i/>
+          <w:iCs/>
+        </w:rPr>
+        <w:t xml:space="preserve"> </w:t>
+      </w:r>
+      <w:r>
+        <w:rPr>
+          <w:i/>
+          <w:iCs/>
+        </w:rPr>
+        <w:t xml:space="preserve">v. Schneider Nat’l, Inc.</w:t>
+      </w:r>
+      <w:r>
+        <w:t xml:space="preserve">, 362 F.3d 1133, 1137 (9th Cir. 2004). In an action against an agency of the United States or an officer or employee of the United States acting in his official capacity, venue is proper in any judicial district in which: (A) a defendant resides; (B) a substantial part of the events or omissions giving rise to the claim occurred or a substantial part of the property that is the subject of the action is situated; or (C) the plaintiff resides if no real property is involved in the action. 28</w:t>
+      </w:r>
+      <w:r>
+        <w:t xml:space="preserve"> </w:t>
+      </w:r>
+      <w:r>
+        <w:t xml:space="preserve">U.S.C. § 1391(e)⁠(1).</w:t>
+      </w:r>
+      <w:r>
+        <w:t xml:space="preserve"> </w:t>
+      </w:r>
+      <w:r>
+        <w:rPr>
+          <w:i/>
+          <w:iCs/>
+        </w:rPr>
+        <w:t xml:space="preserve">Animal</w:t>
+      </w:r>
+      <w:r>
+        <w:rPr>
+          <w:i/>
+          <w:iCs/>
+        </w:rPr>
+        <w:t xml:space="preserve"> </w:t>
+      </w:r>
+      <w:r>
+        <w:rPr>
+          <w:i/>
+          <w:iCs/>
+        </w:rPr>
+        <w:t xml:space="preserve">Legal Def. Fund v. U.S. Dep’t of Agric.</w:t>
       </w:r>
       <w:r>
         <w:t xml:space="preserve">, No. CV 12-⁠4407-SC, 2013 WL 120185, at *1-⁠2 (N.D. Cal. Jan. 8, 2013).</w:t>
@@ -5243,20 +5542,24 @@
     </w:p>
     <w:p>
       <w:pPr>
-        <w:pStyle w:val="Heading3"/>
         <w:keepNext/>
         <w:keepLines/>
-        <w:tabs>
-          <w:tab w:val="left" w:pos="2160"/>
-        </w:tabs>
         <w:spacing w:before="240" w:after="240" w:line="240" w:lineRule="exact"/>
         <w:ind w:left="2160" w:hanging="720"/>
         <w:jc w:val="left"/>
       </w:pPr>
       <w:r>
+        <w:rPr>
+          <w:b/>
+          <w:bCs/>
+        </w:rPr>
         <w:t xml:space="preserve">2.</w:t>
       </w:r>
       <w:r>
+        <w:rPr>
+          <w:b/>
+          <w:bCs/>
+        </w:rPr>
         <w:tab/>
       </w:r>
       <w:r>
@@ -5409,10 +5712,16 @@
     </w:p>
     <w:p>
       <w:pPr>
-        <w:pStyle w:val="BodyText"/>
-      </w:pPr>
-      <w:r>
-        <w:t xml:space="preserve">Here, Plaintiff cannot establish venue in the Northern District of California under 28 U.S.C. § 1391(e). To begin, Plaintiff suggests that venue is proper under § 1391(e)⁠(1)⁠(B) because “a substantial part of the events or omissions giving rise to Plaintiff’s claims occurred near this District.” Compl. ¶ 2 (emphasis added). The complaint further alleges that Plaintiff is “included in the Northeastern Maidu group (aka Mountain Maidu) in Plumas County” and that it “occupied the American, Genesee, and Indian valleys in what is now the Plumas County.”</w:t>
+        <w:pStyle w:val="BodyTextNote"/>
+      </w:pPr>
+      <w:r>
+        <w:t xml:space="preserve">Here, Plaintiff cannot establish venue in the Northern District of California under 28</w:t>
+      </w:r>
+      <w:r>
+        <w:t xml:space="preserve"> </w:t>
+      </w:r>
+      <w:r>
+        <w:t xml:space="preserve">U.S.C. § 1391(e). To begin, Plaintiff suggests that venue is proper under § 1391(e)⁠(1)⁠(B) because “a substantial part of the events or omissions giving rise to Plaintiff’s claims occurred near this District.” Compl. ¶ 2 (emphasis added). The complaint further alleges that Plaintiff is “included in the Northeastern Maidu group (aka Mountain Maidu) in Plumas County” and that it “occupied the American, Genesee, and Indian valleys in what is now the Plumas County.”</w:t>
       </w:r>
       <w:r>
         <w:t xml:space="preserve"> </w:t>
@@ -5447,7 +5756,21 @@
           <w:i/>
           <w:iCs/>
         </w:rPr>
-        <w:t xml:space="preserve">Reuben H. Donnelly Corp. v. FTC</w:t>
+        <w:t xml:space="preserve">Reuben</w:t>
+      </w:r>
+      <w:r>
+        <w:rPr>
+          <w:i/>
+          <w:iCs/>
+        </w:rPr>
+        <w:t xml:space="preserve"> </w:t>
+      </w:r>
+      <w:r>
+        <w:rPr>
+          <w:i/>
+          <w:iCs/>
+        </w:rPr>
+        <w:t xml:space="preserve">H. Donnelly Corp. v. FTC</w:t>
       </w:r>
       <w:r>
         <w:t xml:space="preserve">, 580 F.2d 264, 267 (7th Cir. 1978);</w:t>
@@ -5460,7 +5783,21 @@
           <w:i/>
           <w:iCs/>
         </w:rPr>
-        <w:t xml:space="preserve">Williams v. United States</w:t>
+        <w:t xml:space="preserve">Williams</w:t>
+      </w:r>
+      <w:r>
+        <w:rPr>
+          <w:i/>
+          <w:iCs/>
+        </w:rPr>
+        <w:t xml:space="preserve"> </w:t>
+      </w:r>
+      <w:r>
+        <w:rPr>
+          <w:i/>
+          <w:iCs/>
+        </w:rPr>
+        <w:t xml:space="preserve">v. United States</w:t>
       </w:r>
       <w:r>
         <w:t xml:space="preserve">, No. C-⁠01-⁠0024, 2001 WL 1352885, at *1 (N.D. Cal. Oct. 23, 2001). As to § 1391(e)⁠(1)⁠(C), Plaintiff has identified on the Civil Cover Sheet its county of residence as Plumas County in the Eastern District of California.</w:t>
@@ -5484,20 +5821,24 @@
     </w:p>
     <w:p>
       <w:pPr>
-        <w:pStyle w:val="Heading3"/>
         <w:keepNext/>
         <w:keepLines/>
-        <w:tabs>
-          <w:tab w:val="left" w:pos="2160"/>
-        </w:tabs>
         <w:spacing w:before="240" w:after="240" w:line="240" w:lineRule="exact"/>
         <w:ind w:left="2160" w:hanging="720"/>
         <w:jc w:val="left"/>
       </w:pPr>
       <w:r>
+        <w:rPr>
+          <w:b/>
+          <w:bCs/>
+        </w:rPr>
         <w:t xml:space="preserve">3.</w:t>
       </w:r>
       <w:r>
+        <w:rPr>
+          <w:b/>
+          <w:bCs/>
+        </w:rPr>
         <w:tab/>
       </w:r>
       <w:r>
@@ -5635,28 +5976,52 @@
           <w:i/>
           <w:iCs/>
         </w:rPr>
-        <w:t xml:space="preserve">King v. Russell</w:t>
-      </w:r>
-      <w:r>
-        <w:t xml:space="preserve">, 963 F.2d 1301, 1304 (9th Cir. 1992); 28 U.S.C. § 1406(a). This case could have been brought in either the Eastern District of California, where the Plaintiff resides, or the District of Columbia, where the Defendants reside and from where the June 9, 2015 letter issued. Accordingly, if the Court determines that the interests of justice would be served, the Court should transfer this case to the Eastern District of California or the District of Columbia.</w:t>
+        <w:t xml:space="preserve">King</w:t>
+      </w:r>
+      <w:r>
+        <w:rPr>
+          <w:i/>
+          <w:iCs/>
+        </w:rPr>
+        <w:t xml:space="preserve"> </w:t>
+      </w:r>
+      <w:r>
+        <w:rPr>
+          <w:i/>
+          <w:iCs/>
+        </w:rPr>
+        <w:t xml:space="preserve">v. Russell</w:t>
+      </w:r>
+      <w:r>
+        <w:t xml:space="preserve">, 963 F.2d 1301, 1304 (9th Cir. 1992); 28</w:t>
+      </w:r>
+      <w:r>
+        <w:t xml:space="preserve"> </w:t>
+      </w:r>
+      <w:r>
+        <w:t xml:space="preserve">U.S.C. § 1406(a). This case could have been brought in either the Eastern District of California, where the Plaintiff resides, or the District of Columbia, where the Defendants reside and from where the June 9, 2015 letter issued. Accordingly, if the Court determines that the interests of justice would be served, the Court should transfer this case to the Eastern District of California or the District of Columbia.</w:t>
       </w:r>
     </w:p>
     <w:p>
       <w:pPr>
-        <w:pStyle w:val="Heading3"/>
         <w:keepNext/>
         <w:keepLines/>
-        <w:tabs>
-          <w:tab w:val="left" w:pos="1440"/>
-        </w:tabs>
         <w:spacing w:before="240" w:after="240" w:line="240" w:lineRule="exact"/>
         <w:ind w:left="1440" w:hanging="720"/>
         <w:jc w:val="left"/>
       </w:pPr>
       <w:r>
+        <w:rPr>
+          <w:b/>
+          <w:bCs/>
+        </w:rPr>
         <w:t xml:space="preserve">B.</w:t>
       </w:r>
       <w:r>
+        <w:rPr>
+          <w:b/>
+          <w:bCs/>
+        </w:rPr>
         <w:tab/>
       </w:r>
       <w:r>
@@ -5837,20 +6202,24 @@
     </w:p>
     <w:p>
       <w:pPr>
-        <w:pStyle w:val="Heading3"/>
         <w:keepNext/>
         <w:keepLines/>
-        <w:tabs>
-          <w:tab w:val="left" w:pos="2160"/>
-        </w:tabs>
         <w:spacing w:before="240" w:after="240" w:line="240" w:lineRule="exact"/>
         <w:ind w:left="2160" w:hanging="720"/>
         <w:jc w:val="left"/>
       </w:pPr>
       <w:r>
+        <w:rPr>
+          <w:b/>
+          <w:bCs/>
+        </w:rPr>
         <w:t xml:space="preserve">1.</w:t>
       </w:r>
       <w:r>
+        <w:rPr>
+          <w:b/>
+          <w:bCs/>
+        </w:rPr>
         <w:tab/>
       </w:r>
       <w:r>
@@ -5880,17 +6249,37 @@
         <w:pStyle w:val="BodyText"/>
       </w:pPr>
       <w:r>
-        <w:t xml:space="preserve">A motion to dismiss under Federal Rule of Civil Procedure 12(b)⁠(6) tests the legal sufficiency of the claims alleged in a complaint.</w:t>
-      </w:r>
-      <w:r>
-        <w:t xml:space="preserve"> </w:t>
-      </w:r>
-      <w:r>
-        <w:rPr>
-          <w:i/>
-          <w:iCs/>
-        </w:rPr>
-        <w:t xml:space="preserve">N. Star Int’l v. Ariz. Corp. Comm’n</w:t>
+        <w:t xml:space="preserve">A motion to dismiss under Federal Rule of Civil Procedure 12(b)⁠(6)</w:t>
+      </w:r>
+      <w:r>
+        <w:t xml:space="preserve"> </w:t>
+      </w:r>
+      <w:r>
+        <w:t xml:space="preserve">tests the legal sufficiency of the claims alleged in a complaint.</w:t>
+      </w:r>
+      <w:r>
+        <w:t xml:space="preserve"> </w:t>
+      </w:r>
+      <w:r>
+        <w:rPr>
+          <w:i/>
+          <w:iCs/>
+        </w:rPr>
+        <w:t xml:space="preserve">N.</w:t>
+      </w:r>
+      <w:r>
+        <w:rPr>
+          <w:i/>
+          <w:iCs/>
+        </w:rPr>
+        <w:t xml:space="preserve"> </w:t>
+      </w:r>
+      <w:r>
+        <w:rPr>
+          <w:i/>
+          <w:iCs/>
+        </w:rPr>
+        <w:t xml:space="preserve">Star Int’l v. Ariz. Corp. Comm’n</w:t>
       </w:r>
       <w:r>
         <w:t xml:space="preserve">, 720 F.2d 578, 581 (9th Cir. 1983). To survive a 12(b)⁠(6) motion to dismiss, “a complaint must contain sufficient factual matter, accepted as true, to ‘state a claim to relief that is plausible on its face.’”</w:t>
@@ -5903,7 +6292,21 @@
           <w:i/>
           <w:iCs/>
         </w:rPr>
-        <w:t xml:space="preserve">Ashcroft v. Iqbal</w:t>
+        <w:t xml:space="preserve">Ashcroft</w:t>
+      </w:r>
+      <w:r>
+        <w:rPr>
+          <w:i/>
+          <w:iCs/>
+        </w:rPr>
+        <w:t xml:space="preserve"> </w:t>
+      </w:r>
+      <w:r>
+        <w:rPr>
+          <w:i/>
+          <w:iCs/>
+        </w:rPr>
+        <w:t xml:space="preserve">v. Iqbal</w:t>
       </w:r>
       <w:r>
         <w:t xml:space="preserve">, 556 U.S. 662, 678 (2009) (quoting</w:t>
@@ -5916,7 +6319,21 @@
           <w:i/>
           <w:iCs/>
         </w:rPr>
-        <w:t xml:space="preserve">Bell Atl. Corp. v. Twombly</w:t>
+        <w:t xml:space="preserve">Bell</w:t>
+      </w:r>
+      <w:r>
+        <w:rPr>
+          <w:i/>
+          <w:iCs/>
+        </w:rPr>
+        <w:t xml:space="preserve"> </w:t>
+      </w:r>
+      <w:r>
+        <w:rPr>
+          <w:i/>
+          <w:iCs/>
+        </w:rPr>
+        <w:t xml:space="preserve">Atl. Corp. v. Twombly</w:t>
       </w:r>
       <w:r>
         <w:t xml:space="preserve">, 550 U.S. 544, 570 (2007)). A dismissal under Rule 12(b)⁠(6) may be based on the lack of a cognizable legal theory or on the absence of sufficient facts alleged under a cognizable legal theory.</w:t>
@@ -5929,7 +6346,21 @@
           <w:i/>
           <w:iCs/>
         </w:rPr>
-        <w:t xml:space="preserve">Johnson v. Riverside Healthcare Sys.</w:t>
+        <w:t xml:space="preserve">Johnson</w:t>
+      </w:r>
+      <w:r>
+        <w:rPr>
+          <w:i/>
+          <w:iCs/>
+        </w:rPr>
+        <w:t xml:space="preserve"> </w:t>
+      </w:r>
+      <w:r>
+        <w:rPr>
+          <w:i/>
+          <w:iCs/>
+        </w:rPr>
+        <w:t xml:space="preserve">v. Riverside Healthcare Sys.</w:t>
       </w:r>
       <w:r>
         <w:t xml:space="preserve">, 534 F.3d 1116, 1121 (9th Cir. 2008);</w:t>
@@ -5942,7 +6373,21 @@
           <w:i/>
           <w:iCs/>
         </w:rPr>
-        <w:t xml:space="preserve">Navarro v. Block</w:t>
+        <w:t xml:space="preserve">Navarro</w:t>
+      </w:r>
+      <w:r>
+        <w:rPr>
+          <w:i/>
+          <w:iCs/>
+        </w:rPr>
+        <w:t xml:space="preserve"> </w:t>
+      </w:r>
+      <w:r>
+        <w:rPr>
+          <w:i/>
+          <w:iCs/>
+        </w:rPr>
+        <w:t xml:space="preserve">v. Block</w:t>
       </w:r>
       <w:r>
         <w:t xml:space="preserve">, 250 F.3d 729, 732 (9th Cir. 2001);</w:t>
@@ -5955,7 +6400,21 @@
           <w:i/>
           <w:iCs/>
         </w:rPr>
-        <w:t xml:space="preserve">Balistreri v. Pacifica Police Dep’t</w:t>
+        <w:t xml:space="preserve">Balistreri</w:t>
+      </w:r>
+      <w:r>
+        <w:rPr>
+          <w:i/>
+          <w:iCs/>
+        </w:rPr>
+        <w:t xml:space="preserve"> </w:t>
+      </w:r>
+      <w:r>
+        <w:rPr>
+          <w:i/>
+          <w:iCs/>
+        </w:rPr>
+        <w:t xml:space="preserve">v. Pacifica Police Dep’t</w:t>
       </w:r>
       <w:r>
         <w:t xml:space="preserve">, 901 F.2d 696, 699 (9th Cir. 1990). While a pleading does not require “detailed factual allegations,” it must do more than merely offer “labels and conclusions” or “a formulaic recitation of the elements of a cause of action” without “further factual enhancement.”</w:t>
@@ -6036,7 +6495,21 @@
           <w:i/>
           <w:iCs/>
         </w:rPr>
-        <w:t xml:space="preserve">Sanders v. Kennedy</w:t>
+        <w:t xml:space="preserve">Sanders</w:t>
+      </w:r>
+      <w:r>
+        <w:rPr>
+          <w:i/>
+          <w:iCs/>
+        </w:rPr>
+        <w:t xml:space="preserve"> </w:t>
+      </w:r>
+      <w:r>
+        <w:rPr>
+          <w:i/>
+          <w:iCs/>
+        </w:rPr>
+        <w:t xml:space="preserve">v. Kennedy</w:t>
       </w:r>
       <w:r>
         <w:t xml:space="preserve">, 794 F.2d 478, 481 (9th Cir. 1986). However, a court is not required to accept as true conclusory allegations that are contradicted by documents referred to in the complaint, unreasonable inferences, or unwarranted deductions of fact.</w:t>
@@ -6049,7 +6522,21 @@
           <w:i/>
           <w:iCs/>
         </w:rPr>
-        <w:t xml:space="preserve">Manzarek v. St. Paul Fire &amp; Marine Ins. Co.</w:t>
+        <w:t xml:space="preserve">Manzarek</w:t>
+      </w:r>
+      <w:r>
+        <w:rPr>
+          <w:i/>
+          <w:iCs/>
+        </w:rPr>
+        <w:t xml:space="preserve"> </w:t>
+      </w:r>
+      <w:r>
+        <w:rPr>
+          <w:i/>
+          <w:iCs/>
+        </w:rPr>
+        <w:t xml:space="preserve">v. St. Paul Fire &amp; Marine Ins. Co.</w:t>
       </w:r>
       <w:r>
         <w:t xml:space="preserve">, 519 F.3d 1025, 1031 (9th Cir. 2008).</w:t>
@@ -6057,7 +6544,6 @@
     </w:p>
     <w:p>
       <w:pPr>
-        <w:pStyle w:val="Heading1"/>
         <w:keepNext/>
         <w:keepLines/>
         <w:spacing w:before="240" w:after="240" w:line="240" w:lineRule="exact"/>
@@ -6074,7 +6560,7 @@
     </w:p>
     <w:p>
       <w:pPr>
-        <w:pStyle w:val="BodyText"/>
+        <w:pStyle w:val="BodyTextKeep"/>
       </w:pPr>
       <w:r>
         <w:t xml:space="preserve">For the reasons set forth above, Defendants respectfully request that the Court dismiss or transfer this action for lack of proper venue or, in the alternative, dismiss the action for failure to state a claim.</w:t>
@@ -6084,9 +6570,7 @@
       <w:pPr>
         <w:keepNext/>
         <w:keepLines/>
-        <w:spacing w:before="460" w:after="0" w:line="20" w:lineRule="exact"/>
-        <w:ind w:left="0" w:firstLine="0"/>
-        <w:jc w:val="left"/>
+        <w:spacing w:before="0" w:after="0" w:line="480" w:lineRule="exact"/>
       </w:pPr>
     </w:p>
     <w:tbl>
@@ -6120,7 +6604,10 @@
               <w:jc w:val="left"/>
             </w:pPr>
             <w:r>
-              <w:t xml:space="preserve">Dated: </w:t>
+              <w:t xml:space="preserve">Dated:</w:t>
+            </w:r>
+            <w:r>
+              <w:t xml:space="preserve"> </w:t>
             </w:r>
             <w:r>
               <w:t xml:space="preserve">April</w:t>
@@ -6150,7 +6637,13 @@
               <w:jc w:val="left"/>
             </w:pPr>
             <w:r>
-              <w:t xml:space="preserve">Respectfully submitted,</w:t>
+              <w:t xml:space="preserve">Respectfully</w:t>
+            </w:r>
+            <w:r>
+              <w:t xml:space="preserve"> </w:t>
+            </w:r>
+            <w:r>
+              <w:t xml:space="preserve">submitted,</w:t>
             </w:r>
           </w:p>
           <w:p>
@@ -6208,7 +6701,35 @@
                 <w:i/>
                 <w:iCs/>
               </w:rPr>
-              <w:t xml:space="preserve">/s/ Michelle Lo</w:t>
+              <w:t xml:space="preserve">/s/</w:t>
+            </w:r>
+            <w:r>
+              <w:rPr>
+                <w:i/>
+                <w:iCs/>
+              </w:rPr>
+              <w:t xml:space="preserve"> </w:t>
+            </w:r>
+            <w:r>
+              <w:rPr>
+                <w:i/>
+                <w:iCs/>
+              </w:rPr>
+              <w:t xml:space="preserve">Michelle</w:t>
+            </w:r>
+            <w:r>
+              <w:rPr>
+                <w:i/>
+                <w:iCs/>
+              </w:rPr>
+              <w:t xml:space="preserve"> </w:t>
+            </w:r>
+            <w:r>
+              <w:rPr>
+                <w:i/>
+                <w:iCs/>
+              </w:rPr>
+              <w:t xml:space="preserve">Lo</w:t>
             </w:r>
           </w:p>
           <w:p>
@@ -6281,7 +6802,8 @@
       </w:tr>
     </w:tbl>
     <w:sectPr>
-      <w:footerReference w:type="default" r:id="rIdCandFooter"/>
+      <w:headerReference w:type="default" r:id="rIdXdPleading"/>
+      <w:footerReference w:type="default" r:id="rIdXdPage"/>
       <w:pgSz w:w="12240" w:h="15840"/>
       <w:pgMar w:top="1200" w:right="1440" w:bottom="1200" w:left="2160" w:header="720" w:footer="160" w:gutter="0"/>
       <w:pgNumType w:fmt="decimal" w:start="1"/>
@@ -6298,23 +6820,9 @@
 <w:ftr xmlns:w="http://schemas.openxmlformats.org/wordprocessingml/2006/main" xmlns:r="http://schemas.openxmlformats.org/officeDocument/2006/relationships">
   <w:p>
     <w:pPr>
+      <w:spacing w:before="0" w:after="0" w:line="230" w:lineRule="exact"/>
       <w:jc w:val="center"/>
     </w:pPr>
-    <w:r>
-      <w:fldChar w:fldCharType="begin"/>
-    </w:r>
-    <w:r>
-      <w:instrText xml:space="preserve"> PAGE </w:instrText>
-    </w:r>
-    <w:r>
-      <w:fldChar w:fldCharType="separate"/>
-    </w:r>
-    <w:r>
-      <w:t>1</w:t>
-    </w:r>
-    <w:r>
-      <w:fldChar w:fldCharType="end"/>
-    </w:r>
   </w:p>
 </w:ftr>
 </file>
@@ -6350,7 +6858,10 @@
         <w:t xml:space="preserve"> </w:t>
       </w:r>
       <w:r>
-        <w:t xml:space="preserve">Pursuant to Federal Rule of Civil Procedure 25(d), Secretary of the Interior Ryan Zinke and Acting Assistant Secretary-Indian Affairs Michael S. Black are automatically substituted for former Secretary Sarah Jewell and former Deputy Assistant Secretary Lawrence S. Roberts, respectively, as the defendants in this action.</w:t>
+        <w:t xml:space="preserve">Pursuant to Federal Rule of Civil Procedure 25(d)</w:t>
+      </w:r>
+      <w:r>
+        <w:t xml:space="preserve">, Secretary of the Interior Ryan Zinke and Acting Assistant Secretary-Indian Affairs Michael S. Black are automatically substituted for former Secretary Sarah Jewell and former Deputy Assistant Secretary Lawrence S. Roberts, respectively, as the defendants in this action.</w:t>
       </w:r>
     </w:p>
   </w:footnote>
@@ -6379,7 +6890,7 @@
         <w:t xml:space="preserve"> </w:t>
       </w:r>
       <w:r>
-        <w:t xml:space="preserve">http://www.caed.uscourts.gov/​caednew/​index.cfm/​cmecf-​e-​filing/​jurisdiction-​and-​venue/ (last visited Apr. 17, 2017) (“All civil and criminal actions and proceedings of every nature and kind cognizable in the United States District Court for the Eastern District of California arising in . . . Plumas . . . counties shall be commenced in the United States District Court sitting [in] Sacramento, California, and in Redding, California, or other designated places within those counties as the Court shall designate when appropriate for Magistrate Judge criminal proceedings.”).</w:t>
+        <w:t xml:space="preserve">http://​www.​caed.​uscourts.​gov/​caednew/​index.​cfm/​cmecf-​e-​filing/​jurisdiction-​and-​venue/ (last visited Apr. 17, 2017) (“All civil and criminal actions and proceedings of every nature and kind cognizable in the United States District Court for the Eastern District of California arising in ⁠. ⁠. ⁠. Plumas ⁠. ⁠. ⁠. counties shall be commenced in the United States District Court sitting [in] Sacramento, California, and in Redding, California, or other designated places within those counties as the Court shall designate when appropriate for Magistrate Judge criminal proceedings.”).</w:t>
       </w:r>
     </w:p>
   </w:footnote>
@@ -6430,318 +6941,7 @@
 <w:ftr xmlns:w="http://schemas.openxmlformats.org/wordprocessingml/2006/main" xmlns:r="http://schemas.openxmlformats.org/officeDocument/2006/relationships">
   <w:p>
     <w:pPr>
-      <w:spacing w:before="0" w:after="0" w:line="20" w:lineRule="exact"/>
-    </w:pPr>
-    <w:r>
-      <w:pict xmlns:v="urn:schemas-microsoft-com:vml" xmlns:o="urn:schemas-microsoft-com:office:office">
-        <v:shape id="CandLineNumbers" filled="f" stroked="f" style="position:absolute;mso-position-horizontal:absolute;mso-position-horizontal-relative:page;mso-position-vertical:absolute;mso-position-vertical-relative:page;margin-left:4pt;margin-top:55.75pt;width:72.0pt;height:684.0pt;z-index:-251658752">
-          <v:textbox inset="0pt,0pt,0pt,0pt">
-            <w:txbxContent>
-              <w:p>
-                <w:pPr>
-                  <w:spacing w:before="0" w:after="0" w:line="480" w:lineRule="exact"/>
-                  <w:ind w:left="0" w:firstLine="0"/>
-                  <w:jc w:val="right"/>
-                </w:pPr>
-                <w:r>
-                  <w:t xml:space="preserve">1</w:t>
-                </w:r>
-              </w:p>
-              <w:p>
-                <w:pPr>
-                  <w:spacing w:before="0" w:after="0" w:line="480" w:lineRule="exact"/>
-                  <w:ind w:left="0" w:firstLine="0"/>
-                  <w:jc w:val="right"/>
-                </w:pPr>
-                <w:r>
-                  <w:t xml:space="preserve">2</w:t>
-                </w:r>
-              </w:p>
-              <w:p>
-                <w:pPr>
-                  <w:spacing w:before="0" w:after="0" w:line="480" w:lineRule="exact"/>
-                  <w:ind w:left="0" w:firstLine="0"/>
-                  <w:jc w:val="right"/>
-                </w:pPr>
-                <w:r>
-                  <w:t xml:space="preserve">3</w:t>
-                </w:r>
-              </w:p>
-              <w:p>
-                <w:pPr>
-                  <w:spacing w:before="0" w:after="0" w:line="480" w:lineRule="exact"/>
-                  <w:ind w:left="0" w:firstLine="0"/>
-                  <w:jc w:val="right"/>
-                </w:pPr>
-                <w:r>
-                  <w:t xml:space="preserve">4</w:t>
-                </w:r>
-              </w:p>
-              <w:p>
-                <w:pPr>
-                  <w:spacing w:before="0" w:after="0" w:line="480" w:lineRule="exact"/>
-                  <w:ind w:left="0" w:firstLine="0"/>
-                  <w:jc w:val="right"/>
-                </w:pPr>
-                <w:r>
-                  <w:t xml:space="preserve">5</w:t>
-                </w:r>
-              </w:p>
-              <w:p>
-                <w:pPr>
-                  <w:spacing w:before="0" w:after="0" w:line="480" w:lineRule="exact"/>
-                  <w:ind w:left="0" w:firstLine="0"/>
-                  <w:jc w:val="right"/>
-                </w:pPr>
-                <w:r>
-                  <w:t xml:space="preserve">6</w:t>
-                </w:r>
-              </w:p>
-              <w:p>
-                <w:pPr>
-                  <w:spacing w:before="0" w:after="0" w:line="480" w:lineRule="exact"/>
-                  <w:ind w:left="0" w:firstLine="0"/>
-                  <w:jc w:val="right"/>
-                </w:pPr>
-                <w:r>
-                  <w:t xml:space="preserve">7</w:t>
-                </w:r>
-              </w:p>
-              <w:p>
-                <w:pPr>
-                  <w:spacing w:before="0" w:after="0" w:line="480" w:lineRule="exact"/>
-                  <w:ind w:left="0" w:firstLine="0"/>
-                  <w:jc w:val="right"/>
-                </w:pPr>
-                <w:r>
-                  <w:t xml:space="preserve">8</w:t>
-                </w:r>
-              </w:p>
-              <w:p>
-                <w:pPr>
-                  <w:spacing w:before="0" w:after="0" w:line="480" w:lineRule="exact"/>
-                  <w:ind w:left="0" w:firstLine="0"/>
-                  <w:jc w:val="right"/>
-                </w:pPr>
-                <w:r>
-                  <w:t xml:space="preserve">9</w:t>
-                </w:r>
-              </w:p>
-              <w:p>
-                <w:pPr>
-                  <w:spacing w:before="0" w:after="0" w:line="480" w:lineRule="exact"/>
-                  <w:ind w:left="0" w:firstLine="0"/>
-                  <w:jc w:val="right"/>
-                </w:pPr>
-                <w:r>
-                  <w:t xml:space="preserve">10</w:t>
-                </w:r>
-              </w:p>
-              <w:p>
-                <w:pPr>
-                  <w:spacing w:before="0" w:after="0" w:line="480" w:lineRule="exact"/>
-                  <w:ind w:left="0" w:firstLine="0"/>
-                  <w:jc w:val="right"/>
-                </w:pPr>
-                <w:r>
-                  <w:t xml:space="preserve">11</w:t>
-                </w:r>
-              </w:p>
-              <w:p>
-                <w:pPr>
-                  <w:spacing w:before="0" w:after="0" w:line="480" w:lineRule="exact"/>
-                  <w:ind w:left="0" w:firstLine="0"/>
-                  <w:jc w:val="right"/>
-                </w:pPr>
-                <w:r>
-                  <w:t xml:space="preserve">12</w:t>
-                </w:r>
-              </w:p>
-              <w:p>
-                <w:pPr>
-                  <w:spacing w:before="0" w:after="0" w:line="480" w:lineRule="exact"/>
-                  <w:ind w:left="0" w:firstLine="0"/>
-                  <w:jc w:val="right"/>
-                </w:pPr>
-                <w:r>
-                  <w:t xml:space="preserve">13</w:t>
-                </w:r>
-              </w:p>
-              <w:p>
-                <w:pPr>
-                  <w:spacing w:before="0" w:after="0" w:line="480" w:lineRule="exact"/>
-                  <w:ind w:left="0" w:firstLine="0"/>
-                  <w:jc w:val="right"/>
-                </w:pPr>
-                <w:r>
-                  <w:t xml:space="preserve">14</w:t>
-                </w:r>
-              </w:p>
-              <w:p>
-                <w:pPr>
-                  <w:spacing w:before="0" w:after="0" w:line="480" w:lineRule="exact"/>
-                  <w:ind w:left="0" w:firstLine="0"/>
-                  <w:jc w:val="right"/>
-                </w:pPr>
-                <w:r>
-                  <w:t xml:space="preserve">15</w:t>
-                </w:r>
-              </w:p>
-              <w:p>
-                <w:pPr>
-                  <w:spacing w:before="0" w:after="0" w:line="480" w:lineRule="exact"/>
-                  <w:ind w:left="0" w:firstLine="0"/>
-                  <w:jc w:val="right"/>
-                </w:pPr>
-                <w:r>
-                  <w:t xml:space="preserve">16</w:t>
-                </w:r>
-              </w:p>
-              <w:p>
-                <w:pPr>
-                  <w:spacing w:before="0" w:after="0" w:line="480" w:lineRule="exact"/>
-                  <w:ind w:left="0" w:firstLine="0"/>
-                  <w:jc w:val="right"/>
-                </w:pPr>
-                <w:r>
-                  <w:t xml:space="preserve">17</w:t>
-                </w:r>
-              </w:p>
-              <w:p>
-                <w:pPr>
-                  <w:spacing w:before="0" w:after="0" w:line="480" w:lineRule="exact"/>
-                  <w:ind w:left="0" w:firstLine="0"/>
-                  <w:jc w:val="right"/>
-                </w:pPr>
-                <w:r>
-                  <w:t xml:space="preserve">18</w:t>
-                </w:r>
-              </w:p>
-              <w:p>
-                <w:pPr>
-                  <w:spacing w:before="0" w:after="0" w:line="480" w:lineRule="exact"/>
-                  <w:ind w:left="0" w:firstLine="0"/>
-                  <w:jc w:val="right"/>
-                </w:pPr>
-                <w:r>
-                  <w:t xml:space="preserve">19</w:t>
-                </w:r>
-              </w:p>
-              <w:p>
-                <w:pPr>
-                  <w:spacing w:before="0" w:after="0" w:line="480" w:lineRule="exact"/>
-                  <w:ind w:left="0" w:firstLine="0"/>
-                  <w:jc w:val="right"/>
-                </w:pPr>
-                <w:r>
-                  <w:t xml:space="preserve">20</w:t>
-                </w:r>
-              </w:p>
-              <w:p>
-                <w:pPr>
-                  <w:spacing w:before="0" w:after="0" w:line="480" w:lineRule="exact"/>
-                  <w:ind w:left="0" w:firstLine="0"/>
-                  <w:jc w:val="right"/>
-                </w:pPr>
-                <w:r>
-                  <w:t xml:space="preserve">21</w:t>
-                </w:r>
-              </w:p>
-              <w:p>
-                <w:pPr>
-                  <w:spacing w:before="0" w:after="0" w:line="480" w:lineRule="exact"/>
-                  <w:ind w:left="0" w:firstLine="0"/>
-                  <w:jc w:val="right"/>
-                </w:pPr>
-                <w:r>
-                  <w:t xml:space="preserve">22</w:t>
-                </w:r>
-              </w:p>
-              <w:p>
-                <w:pPr>
-                  <w:spacing w:before="0" w:after="0" w:line="480" w:lineRule="exact"/>
-                  <w:ind w:left="0" w:firstLine="0"/>
-                  <w:jc w:val="right"/>
-                </w:pPr>
-                <w:r>
-                  <w:t xml:space="preserve">23</w:t>
-                </w:r>
-              </w:p>
-              <w:p>
-                <w:pPr>
-                  <w:spacing w:before="0" w:after="0" w:line="480" w:lineRule="exact"/>
-                  <w:ind w:left="0" w:firstLine="0"/>
-                  <w:jc w:val="right"/>
-                </w:pPr>
-                <w:r>
-                  <w:t xml:space="preserve">24</w:t>
-                </w:r>
-              </w:p>
-              <w:p>
-                <w:pPr>
-                  <w:spacing w:before="0" w:after="0" w:line="480" w:lineRule="exact"/>
-                  <w:ind w:left="0" w:firstLine="0"/>
-                  <w:jc w:val="right"/>
-                </w:pPr>
-                <w:r>
-                  <w:t xml:space="preserve">25</w:t>
-                </w:r>
-              </w:p>
-              <w:p>
-                <w:pPr>
-                  <w:spacing w:before="0" w:after="0" w:line="480" w:lineRule="exact"/>
-                  <w:ind w:left="0" w:firstLine="0"/>
-                  <w:jc w:val="right"/>
-                </w:pPr>
-                <w:r>
-                  <w:t xml:space="preserve">26</w:t>
-                </w:r>
-              </w:p>
-              <w:p>
-                <w:pPr>
-                  <w:spacing w:before="0" w:after="0" w:line="480" w:lineRule="exact"/>
-                  <w:ind w:left="0" w:firstLine="0"/>
-                  <w:jc w:val="right"/>
-                </w:pPr>
-                <w:r>
-                  <w:t xml:space="preserve">27</w:t>
-                </w:r>
-              </w:p>
-              <w:p>
-                <w:pPr>
-                  <w:spacing w:before="0" w:after="0" w:line="480" w:lineRule="exact"/>
-                  <w:ind w:left="0" w:firstLine="0"/>
-                  <w:jc w:val="right"/>
-                </w:pPr>
-                <w:r>
-                  <w:t xml:space="preserve">28</w:t>
-                </w:r>
-              </w:p>
-            </w:txbxContent>
-          </v:textbox>
-        </v:shape>
-      </w:pict>
-    </w:r>
-    <w:r>
-      <w:pict xmlns:v="urn:schemas-microsoft-com:vml" xmlns:o="urn:schemas-microsoft-com:office:office">
-        <v:rect id="CandRule1" fillcolor="black" filled="t" stroked="f" style="position:absolute;mso-position-horizontal:absolute;mso-position-horizontal-relative:page;mso-position-vertical:absolute;mso-position-vertical-relative:page;margin-left:93.23pt;margin-top:0;width:0.75pt;height:792pt;z-index:-251658701"/>
-      </w:pict>
-    </w:r>
-    <w:r>
-      <w:pict xmlns:v="urn:schemas-microsoft-com:vml" xmlns:o="urn:schemas-microsoft-com:office:office">
-        <v:rect id="CandRule2" fillcolor="black" filled="t" stroked="f" style="position:absolute;mso-position-horizontal:absolute;mso-position-horizontal-relative:page;mso-position-vertical:absolute;mso-position-vertical-relative:page;margin-left:96.11pt;margin-top:0;width:0.75pt;height:792pt;z-index:-251658702"/>
-      </w:pict>
-    </w:r>
-    <w:r>
-      <w:pict xmlns:v="urn:schemas-microsoft-com:vml" xmlns:o="urn:schemas-microsoft-com:office:office">
-        <v:rect id="CandRule3" fillcolor="black" filled="t" stroked="f" style="position:absolute;mso-position-horizontal:absolute;mso-position-horizontal-relative:page;mso-position-vertical:absolute;mso-position-vertical-relative:page;margin-left:546.82pt;margin-top:0;width:0.75pt;height:792pt;z-index:-251658703"/>
-      </w:pict>
-    </w:r>
-  </w:p>
-  <w:p>
-    <w:pPr>
       <w:spacing w:before="0" w:after="0" w:line="230" w:lineRule="exact"/>
-      <w:ind w:left="0" w:firstLine="0"/>
       <w:jc w:val="center"/>
     </w:pPr>
     <w:r>
@@ -6783,7 +6983,6 @@
   <w:p>
     <w:pPr>
       <w:spacing w:before="0" w:after="0" w:line="230" w:lineRule="exact"/>
-      <w:ind w:left="0" w:firstLine="0"/>
       <w:jc w:val="center"/>
     </w:pPr>
     <w:r>
@@ -7077,7 +7276,6 @@
   <w:p>
     <w:pPr>
       <w:spacing w:before="0" w:after="0" w:line="230" w:lineRule="exact"/>
-      <w:ind w:left="0" w:firstLine="0"/>
       <w:jc w:val="center"/>
     </w:pPr>
     <w:r>
@@ -7085,7 +7283,14 @@
         <w:sz w:val="20"/>
         <w:szCs w:val="20"/>
       </w:rPr>
-      <w:t xml:space="preserve">No. 16-cv-⁠7189-LB</w:t>
+      <w:t xml:space="preserve">No. </w:t>
+    </w:r>
+    <w:r>
+      <w:rPr>
+        <w:sz w:val="20"/>
+        <w:szCs w:val="20"/>
+      </w:rPr>
+      <w:t xml:space="preserve">16-cv-⁠7189-LB</w:t>
     </w:r>
   </w:p>
 </w:ftr>
@@ -7095,313 +7300,9 @@
 <w:ftr xmlns:w="http://schemas.openxmlformats.org/wordprocessingml/2006/main" xmlns:r="http://schemas.openxmlformats.org/officeDocument/2006/relationships">
   <w:p>
     <w:pPr>
-      <w:spacing w:before="0" w:after="0" w:line="20" w:lineRule="exact"/>
+      <w:spacing w:before="0" w:after="0" w:line="230" w:lineRule="exact"/>
+      <w:jc w:val="center"/>
     </w:pPr>
-    <w:r>
-      <w:pict xmlns:v="urn:schemas-microsoft-com:vml" xmlns:o="urn:schemas-microsoft-com:office:office">
-        <v:shape id="CandLineNumbers" filled="f" stroked="f" style="position:absolute;mso-position-horizontal:absolute;mso-position-horizontal-relative:page;mso-position-vertical:absolute;mso-position-vertical-relative:page;margin-left:4pt;margin-top:55.75pt;width:72.0pt;height:684.0pt;z-index:-251658752">
-          <v:textbox inset="0pt,0pt,0pt,0pt">
-            <w:txbxContent>
-              <w:p>
-                <w:pPr>
-                  <w:spacing w:before="0" w:after="0" w:line="480" w:lineRule="exact"/>
-                  <w:ind w:left="0" w:firstLine="0"/>
-                  <w:jc w:val="right"/>
-                </w:pPr>
-                <w:r>
-                  <w:t xml:space="preserve">1</w:t>
-                </w:r>
-              </w:p>
-              <w:p>
-                <w:pPr>
-                  <w:spacing w:before="0" w:after="0" w:line="480" w:lineRule="exact"/>
-                  <w:ind w:left="0" w:firstLine="0"/>
-                  <w:jc w:val="right"/>
-                </w:pPr>
-                <w:r>
-                  <w:t xml:space="preserve">2</w:t>
-                </w:r>
-              </w:p>
-              <w:p>
-                <w:pPr>
-                  <w:spacing w:before="0" w:after="0" w:line="480" w:lineRule="exact"/>
-                  <w:ind w:left="0" w:firstLine="0"/>
-                  <w:jc w:val="right"/>
-                </w:pPr>
-                <w:r>
-                  <w:t xml:space="preserve">3</w:t>
-                </w:r>
-              </w:p>
-              <w:p>
-                <w:pPr>
-                  <w:spacing w:before="0" w:after="0" w:line="480" w:lineRule="exact"/>
-                  <w:ind w:left="0" w:firstLine="0"/>
-                  <w:jc w:val="right"/>
-                </w:pPr>
-                <w:r>
-                  <w:t xml:space="preserve">4</w:t>
-                </w:r>
-              </w:p>
-              <w:p>
-                <w:pPr>
-                  <w:spacing w:before="0" w:after="0" w:line="480" w:lineRule="exact"/>
-                  <w:ind w:left="0" w:firstLine="0"/>
-                  <w:jc w:val="right"/>
-                </w:pPr>
-                <w:r>
-                  <w:t xml:space="preserve">5</w:t>
-                </w:r>
-              </w:p>
-              <w:p>
-                <w:pPr>
-                  <w:spacing w:before="0" w:after="0" w:line="480" w:lineRule="exact"/>
-                  <w:ind w:left="0" w:firstLine="0"/>
-                  <w:jc w:val="right"/>
-                </w:pPr>
-                <w:r>
-                  <w:t xml:space="preserve">6</w:t>
-                </w:r>
-              </w:p>
-              <w:p>
-                <w:pPr>
-                  <w:spacing w:before="0" w:after="0" w:line="480" w:lineRule="exact"/>
-                  <w:ind w:left="0" w:firstLine="0"/>
-                  <w:jc w:val="right"/>
-                </w:pPr>
-                <w:r>
-                  <w:t xml:space="preserve">7</w:t>
-                </w:r>
-              </w:p>
-              <w:p>
-                <w:pPr>
-                  <w:spacing w:before="0" w:after="0" w:line="480" w:lineRule="exact"/>
-                  <w:ind w:left="0" w:firstLine="0"/>
-                  <w:jc w:val="right"/>
-                </w:pPr>
-                <w:r>
-                  <w:t xml:space="preserve">8</w:t>
-                </w:r>
-              </w:p>
-              <w:p>
-                <w:pPr>
-                  <w:spacing w:before="0" w:after="0" w:line="480" w:lineRule="exact"/>
-                  <w:ind w:left="0" w:firstLine="0"/>
-                  <w:jc w:val="right"/>
-                </w:pPr>
-                <w:r>
-                  <w:t xml:space="preserve">9</w:t>
-                </w:r>
-              </w:p>
-              <w:p>
-                <w:pPr>
-                  <w:spacing w:before="0" w:after="0" w:line="480" w:lineRule="exact"/>
-                  <w:ind w:left="0" w:firstLine="0"/>
-                  <w:jc w:val="right"/>
-                </w:pPr>
-                <w:r>
-                  <w:t xml:space="preserve">10</w:t>
-                </w:r>
-              </w:p>
-              <w:p>
-                <w:pPr>
-                  <w:spacing w:before="0" w:after="0" w:line="480" w:lineRule="exact"/>
-                  <w:ind w:left="0" w:firstLine="0"/>
-                  <w:jc w:val="right"/>
-                </w:pPr>
-                <w:r>
-                  <w:t xml:space="preserve">11</w:t>
-                </w:r>
-              </w:p>
-              <w:p>
-                <w:pPr>
-                  <w:spacing w:before="0" w:after="0" w:line="480" w:lineRule="exact"/>
-                  <w:ind w:left="0" w:firstLine="0"/>
-                  <w:jc w:val="right"/>
-                </w:pPr>
-                <w:r>
-                  <w:t xml:space="preserve">12</w:t>
-                </w:r>
-              </w:p>
-              <w:p>
-                <w:pPr>
-                  <w:spacing w:before="0" w:after="0" w:line="480" w:lineRule="exact"/>
-                  <w:ind w:left="0" w:firstLine="0"/>
-                  <w:jc w:val="right"/>
-                </w:pPr>
-                <w:r>
-                  <w:t xml:space="preserve">13</w:t>
-                </w:r>
-              </w:p>
-              <w:p>
-                <w:pPr>
-                  <w:spacing w:before="0" w:after="0" w:line="480" w:lineRule="exact"/>
-                  <w:ind w:left="0" w:firstLine="0"/>
-                  <w:jc w:val="right"/>
-                </w:pPr>
-                <w:r>
-                  <w:t xml:space="preserve">14</w:t>
-                </w:r>
-              </w:p>
-              <w:p>
-                <w:pPr>
-                  <w:spacing w:before="0" w:after="0" w:line="480" w:lineRule="exact"/>
-                  <w:ind w:left="0" w:firstLine="0"/>
-                  <w:jc w:val="right"/>
-                </w:pPr>
-                <w:r>
-                  <w:t xml:space="preserve">15</w:t>
-                </w:r>
-              </w:p>
-              <w:p>
-                <w:pPr>
-                  <w:spacing w:before="0" w:after="0" w:line="480" w:lineRule="exact"/>
-                  <w:ind w:left="0" w:firstLine="0"/>
-                  <w:jc w:val="right"/>
-                </w:pPr>
-                <w:r>
-                  <w:t xml:space="preserve">16</w:t>
-                </w:r>
-              </w:p>
-              <w:p>
-                <w:pPr>
-                  <w:spacing w:before="0" w:after="0" w:line="480" w:lineRule="exact"/>
-                  <w:ind w:left="0" w:firstLine="0"/>
-                  <w:jc w:val="right"/>
-                </w:pPr>
-                <w:r>
-                  <w:t xml:space="preserve">17</w:t>
-                </w:r>
-              </w:p>
-              <w:p>
-                <w:pPr>
-                  <w:spacing w:before="0" w:after="0" w:line="480" w:lineRule="exact"/>
-                  <w:ind w:left="0" w:firstLine="0"/>
-                  <w:jc w:val="right"/>
-                </w:pPr>
-                <w:r>
-                  <w:t xml:space="preserve">18</w:t>
-                </w:r>
-              </w:p>
-              <w:p>
-                <w:pPr>
-                  <w:spacing w:before="0" w:after="0" w:line="480" w:lineRule="exact"/>
-                  <w:ind w:left="0" w:firstLine="0"/>
-                  <w:jc w:val="right"/>
-                </w:pPr>
-                <w:r>
-                  <w:t xml:space="preserve">19</w:t>
-                </w:r>
-              </w:p>
-              <w:p>
-                <w:pPr>
-                  <w:spacing w:before="0" w:after="0" w:line="480" w:lineRule="exact"/>
-                  <w:ind w:left="0" w:firstLine="0"/>
-                  <w:jc w:val="right"/>
-                </w:pPr>
-                <w:r>
-                  <w:t xml:space="preserve">20</w:t>
-                </w:r>
-              </w:p>
-              <w:p>
-                <w:pPr>
-                  <w:spacing w:before="0" w:after="0" w:line="480" w:lineRule="exact"/>
-                  <w:ind w:left="0" w:firstLine="0"/>
-                  <w:jc w:val="right"/>
-                </w:pPr>
-                <w:r>
-                  <w:t xml:space="preserve">21</w:t>
-                </w:r>
-              </w:p>
-              <w:p>
-                <w:pPr>
-                  <w:spacing w:before="0" w:after="0" w:line="480" w:lineRule="exact"/>
-                  <w:ind w:left="0" w:firstLine="0"/>
-                  <w:jc w:val="right"/>
-                </w:pPr>
-                <w:r>
-                  <w:t xml:space="preserve">22</w:t>
-                </w:r>
-              </w:p>
-              <w:p>
-                <w:pPr>
-                  <w:spacing w:before="0" w:after="0" w:line="480" w:lineRule="exact"/>
-                  <w:ind w:left="0" w:firstLine="0"/>
-                  <w:jc w:val="right"/>
-                </w:pPr>
-                <w:r>
-                  <w:t xml:space="preserve">23</w:t>
-                </w:r>
-              </w:p>
-              <w:p>
-                <w:pPr>
-                  <w:spacing w:before="0" w:after="0" w:line="480" w:lineRule="exact"/>
-                  <w:ind w:left="0" w:firstLine="0"/>
-                  <w:jc w:val="right"/>
-                </w:pPr>
-                <w:r>
-                  <w:t xml:space="preserve">24</w:t>
-                </w:r>
-              </w:p>
-              <w:p>
-                <w:pPr>
-                  <w:spacing w:before="0" w:after="0" w:line="480" w:lineRule="exact"/>
-                  <w:ind w:left="0" w:firstLine="0"/>
-                  <w:jc w:val="right"/>
-                </w:pPr>
-                <w:r>
-                  <w:t xml:space="preserve">25</w:t>
-                </w:r>
-              </w:p>
-              <w:p>
-                <w:pPr>
-                  <w:spacing w:before="0" w:after="0" w:line="480" w:lineRule="exact"/>
-                  <w:ind w:left="0" w:firstLine="0"/>
-                  <w:jc w:val="right"/>
-                </w:pPr>
-                <w:r>
-                  <w:t xml:space="preserve">26</w:t>
-                </w:r>
-              </w:p>
-              <w:p>
-                <w:pPr>
-                  <w:spacing w:before="0" w:after="0" w:line="480" w:lineRule="exact"/>
-                  <w:ind w:left="0" w:firstLine="0"/>
-                  <w:jc w:val="right"/>
-                </w:pPr>
-                <w:r>
-                  <w:t xml:space="preserve">27</w:t>
-                </w:r>
-              </w:p>
-              <w:p>
-                <w:pPr>
-                  <w:spacing w:before="0" w:after="0" w:line="480" w:lineRule="exact"/>
-                  <w:ind w:left="0" w:firstLine="0"/>
-                  <w:jc w:val="right"/>
-                </w:pPr>
-                <w:r>
-                  <w:t xml:space="preserve">28</w:t>
-                </w:r>
-              </w:p>
-            </w:txbxContent>
-          </v:textbox>
-        </v:shape>
-      </w:pict>
-    </w:r>
-    <w:r>
-      <w:pict xmlns:v="urn:schemas-microsoft-com:vml" xmlns:o="urn:schemas-microsoft-com:office:office">
-        <v:rect id="CandRule1" fillcolor="black" filled="t" stroked="f" style="position:absolute;mso-position-horizontal:absolute;mso-position-horizontal-relative:page;mso-position-vertical:absolute;mso-position-vertical-relative:page;margin-left:93.23pt;margin-top:0;width:0.75pt;height:792pt;z-index:-251658701"/>
-      </w:pict>
-    </w:r>
-    <w:r>
-      <w:pict xmlns:v="urn:schemas-microsoft-com:vml" xmlns:o="urn:schemas-microsoft-com:office:office">
-        <v:rect id="CandRule2" fillcolor="black" filled="t" stroked="f" style="position:absolute;mso-position-horizontal:absolute;mso-position-horizontal-relative:page;mso-position-vertical:absolute;mso-position-vertical-relative:page;margin-left:96.11pt;margin-top:0;width:0.75pt;height:792pt;z-index:-251658702"/>
-      </w:pict>
-    </w:r>
-    <w:r>
-      <w:pict xmlns:v="urn:schemas-microsoft-com:vml" xmlns:o="urn:schemas-microsoft-com:office:office">
-        <v:rect id="CandRule3" fillcolor="black" filled="t" stroked="f" style="position:absolute;mso-position-horizontal:absolute;mso-position-horizontal-relative:page;mso-position-vertical:absolute;mso-position-vertical-relative:page;margin-left:546.82pt;margin-top:0;width:0.75pt;height:792pt;z-index:-251658703"/>
-      </w:pict>
-    </w:r>
   </w:p>
 </w:ftr>
 </file>
@@ -7432,6 +7333,573 @@
 </w:ftr>
 </file>
 
+<file path=word/hdr-own1.xml><?xml version="1.0" encoding="utf-8"?>
+<w:hdr xmlns:w="http://schemas.openxmlformats.org/wordprocessingml/2006/main" xmlns:r="http://schemas.openxmlformats.org/officeDocument/2006/relationships">
+  <w:p>
+    <w:pPr>
+      <w:spacing w:before="0" w:after="0" w:line="20" w:lineRule="exact"/>
+    </w:pPr>
+    <w:r>
+      <w:drawing xmlns:wp="http://schemas.openxmlformats.org/drawingml/2006/wordprocessingDrawing">
+        <wp:anchor distT="0" distB="0" distL="0" distR="0" simplePos="0" relativeHeight="1" behindDoc="1" locked="1" layoutInCell="1" allowOverlap="1">
+          <wp:simplePos x="0" y="0"/>
+          <wp:positionH relativeFrom="page">
+            <wp:posOffset>0</wp:posOffset>
+          </wp:positionH>
+          <wp:positionV relativeFrom="page">
+            <wp:posOffset>762000</wp:posOffset>
+          </wp:positionV>
+          <wp:extent cx="914400" cy="8534400"/>
+          <wp:effectExtent l="0" t="0" r="0" b="0"/>
+          <wp:wrapNone/>
+          <wp:docPr id="9911" name="Pleading line numbers"/>
+          <wp:cNvGraphicFramePr/>
+          <a:graphic xmlns:a="http://schemas.openxmlformats.org/drawingml/2006/main">
+            <a:graphicData uri="http://schemas.microsoft.com/office/word/2010/wordprocessingShape">
+              <wps:wsp xmlns:wps="http://schemas.microsoft.com/office/word/2010/wordprocessingShape">
+                <wps:cNvSpPr txBox="1"/>
+                <wps:spPr>
+                  <a:xfrm>
+                    <a:off x="0" y="0"/>
+                    <a:ext cx="914400" cy="8534400"/>
+                  </a:xfrm>
+                  <a:prstGeom prst="rect">
+                    <a:avLst/>
+                  </a:prstGeom>
+                  <a:noFill/>
+                  <a:ln>
+                    <a:noFill/>
+                  </a:ln>
+                </wps:spPr>
+                <wps:txbx>
+                  <w:txbxContent>
+                    <w:p>
+                      <w:pPr>
+                        <w:spacing w:before="0" w:after="0" w:line="480" w:lineRule="exact"/>
+                        <w:ind w:left="0" w:right="0" w:firstLine="0"/>
+                        <w:jc w:val="right"/>
+                      </w:pPr>
+                      <w:r>
+                        <w:rPr>
+                          <w:sz w:val="24"/>
+                          <w:szCs w:val="24"/>
+                        </w:rPr>
+                        <w:t>1</w:t>
+                      </w:r>
+                    </w:p>
+                    <w:p>
+                      <w:pPr>
+                        <w:spacing w:before="0" w:after="0" w:line="480" w:lineRule="exact"/>
+                        <w:ind w:left="0" w:right="0" w:firstLine="0"/>
+                        <w:jc w:val="right"/>
+                      </w:pPr>
+                      <w:r>
+                        <w:rPr>
+                          <w:sz w:val="24"/>
+                          <w:szCs w:val="24"/>
+                        </w:rPr>
+                        <w:t>2</w:t>
+                      </w:r>
+                    </w:p>
+                    <w:p>
+                      <w:pPr>
+                        <w:spacing w:before="0" w:after="0" w:line="480" w:lineRule="exact"/>
+                        <w:ind w:left="0" w:right="0" w:firstLine="0"/>
+                        <w:jc w:val="right"/>
+                      </w:pPr>
+                      <w:r>
+                        <w:rPr>
+                          <w:sz w:val="24"/>
+                          <w:szCs w:val="24"/>
+                        </w:rPr>
+                        <w:t>3</w:t>
+                      </w:r>
+                    </w:p>
+                    <w:p>
+                      <w:pPr>
+                        <w:spacing w:before="0" w:after="0" w:line="480" w:lineRule="exact"/>
+                        <w:ind w:left="0" w:right="0" w:firstLine="0"/>
+                        <w:jc w:val="right"/>
+                      </w:pPr>
+                      <w:r>
+                        <w:rPr>
+                          <w:sz w:val="24"/>
+                          <w:szCs w:val="24"/>
+                        </w:rPr>
+                        <w:t>4</w:t>
+                      </w:r>
+                    </w:p>
+                    <w:p>
+                      <w:pPr>
+                        <w:spacing w:before="0" w:after="0" w:line="480" w:lineRule="exact"/>
+                        <w:ind w:left="0" w:right="0" w:firstLine="0"/>
+                        <w:jc w:val="right"/>
+                      </w:pPr>
+                      <w:r>
+                        <w:rPr>
+                          <w:sz w:val="24"/>
+                          <w:szCs w:val="24"/>
+                        </w:rPr>
+                        <w:t>5</w:t>
+                      </w:r>
+                    </w:p>
+                    <w:p>
+                      <w:pPr>
+                        <w:spacing w:before="0" w:after="0" w:line="480" w:lineRule="exact"/>
+                        <w:ind w:left="0" w:right="0" w:firstLine="0"/>
+                        <w:jc w:val="right"/>
+                      </w:pPr>
+                      <w:r>
+                        <w:rPr>
+                          <w:sz w:val="24"/>
+                          <w:szCs w:val="24"/>
+                        </w:rPr>
+                        <w:t>6</w:t>
+                      </w:r>
+                    </w:p>
+                    <w:p>
+                      <w:pPr>
+                        <w:spacing w:before="0" w:after="0" w:line="480" w:lineRule="exact"/>
+                        <w:ind w:left="0" w:right="0" w:firstLine="0"/>
+                        <w:jc w:val="right"/>
+                      </w:pPr>
+                      <w:r>
+                        <w:rPr>
+                          <w:sz w:val="24"/>
+                          <w:szCs w:val="24"/>
+                        </w:rPr>
+                        <w:t>7</w:t>
+                      </w:r>
+                    </w:p>
+                    <w:p>
+                      <w:pPr>
+                        <w:spacing w:before="0" w:after="0" w:line="480" w:lineRule="exact"/>
+                        <w:ind w:left="0" w:right="0" w:firstLine="0"/>
+                        <w:jc w:val="right"/>
+                      </w:pPr>
+                      <w:r>
+                        <w:rPr>
+                          <w:sz w:val="24"/>
+                          <w:szCs w:val="24"/>
+                        </w:rPr>
+                        <w:t>8</w:t>
+                      </w:r>
+                    </w:p>
+                    <w:p>
+                      <w:pPr>
+                        <w:spacing w:before="0" w:after="0" w:line="480" w:lineRule="exact"/>
+                        <w:ind w:left="0" w:right="0" w:firstLine="0"/>
+                        <w:jc w:val="right"/>
+                      </w:pPr>
+                      <w:r>
+                        <w:rPr>
+                          <w:sz w:val="24"/>
+                          <w:szCs w:val="24"/>
+                        </w:rPr>
+                        <w:t>9</w:t>
+                      </w:r>
+                    </w:p>
+                    <w:p>
+                      <w:pPr>
+                        <w:spacing w:before="0" w:after="0" w:line="480" w:lineRule="exact"/>
+                        <w:ind w:left="0" w:right="0" w:firstLine="0"/>
+                        <w:jc w:val="right"/>
+                      </w:pPr>
+                      <w:r>
+                        <w:rPr>
+                          <w:sz w:val="24"/>
+                          <w:szCs w:val="24"/>
+                        </w:rPr>
+                        <w:t>10</w:t>
+                      </w:r>
+                    </w:p>
+                    <w:p>
+                      <w:pPr>
+                        <w:spacing w:before="0" w:after="0" w:line="480" w:lineRule="exact"/>
+                        <w:ind w:left="0" w:right="0" w:firstLine="0"/>
+                        <w:jc w:val="right"/>
+                      </w:pPr>
+                      <w:r>
+                        <w:rPr>
+                          <w:sz w:val="24"/>
+                          <w:szCs w:val="24"/>
+                        </w:rPr>
+                        <w:t>11</w:t>
+                      </w:r>
+                    </w:p>
+                    <w:p>
+                      <w:pPr>
+                        <w:spacing w:before="0" w:after="0" w:line="480" w:lineRule="exact"/>
+                        <w:ind w:left="0" w:right="0" w:firstLine="0"/>
+                        <w:jc w:val="right"/>
+                      </w:pPr>
+                      <w:r>
+                        <w:rPr>
+                          <w:sz w:val="24"/>
+                          <w:szCs w:val="24"/>
+                        </w:rPr>
+                        <w:t>12</w:t>
+                      </w:r>
+                    </w:p>
+                    <w:p>
+                      <w:pPr>
+                        <w:spacing w:before="0" w:after="0" w:line="480" w:lineRule="exact"/>
+                        <w:ind w:left="0" w:right="0" w:firstLine="0"/>
+                        <w:jc w:val="right"/>
+                      </w:pPr>
+                      <w:r>
+                        <w:rPr>
+                          <w:sz w:val="24"/>
+                          <w:szCs w:val="24"/>
+                        </w:rPr>
+                        <w:t>13</w:t>
+                      </w:r>
+                    </w:p>
+                    <w:p>
+                      <w:pPr>
+                        <w:spacing w:before="0" w:after="0" w:line="480" w:lineRule="exact"/>
+                        <w:ind w:left="0" w:right="0" w:firstLine="0"/>
+                        <w:jc w:val="right"/>
+                      </w:pPr>
+                      <w:r>
+                        <w:rPr>
+                          <w:sz w:val="24"/>
+                          <w:szCs w:val="24"/>
+                        </w:rPr>
+                        <w:t>14</w:t>
+                      </w:r>
+                    </w:p>
+                    <w:p>
+                      <w:pPr>
+                        <w:spacing w:before="0" w:after="0" w:line="480" w:lineRule="exact"/>
+                        <w:ind w:left="0" w:right="0" w:firstLine="0"/>
+                        <w:jc w:val="right"/>
+                      </w:pPr>
+                      <w:r>
+                        <w:rPr>
+                          <w:sz w:val="24"/>
+                          <w:szCs w:val="24"/>
+                        </w:rPr>
+                        <w:t>15</w:t>
+                      </w:r>
+                    </w:p>
+                    <w:p>
+                      <w:pPr>
+                        <w:spacing w:before="0" w:after="0" w:line="480" w:lineRule="exact"/>
+                        <w:ind w:left="0" w:right="0" w:firstLine="0"/>
+                        <w:jc w:val="right"/>
+                      </w:pPr>
+                      <w:r>
+                        <w:rPr>
+                          <w:sz w:val="24"/>
+                          <w:szCs w:val="24"/>
+                        </w:rPr>
+                        <w:t>16</w:t>
+                      </w:r>
+                    </w:p>
+                    <w:p>
+                      <w:pPr>
+                        <w:spacing w:before="0" w:after="0" w:line="480" w:lineRule="exact"/>
+                        <w:ind w:left="0" w:right="0" w:firstLine="0"/>
+                        <w:jc w:val="right"/>
+                      </w:pPr>
+                      <w:r>
+                        <w:rPr>
+                          <w:sz w:val="24"/>
+                          <w:szCs w:val="24"/>
+                        </w:rPr>
+                        <w:t>17</w:t>
+                      </w:r>
+                    </w:p>
+                    <w:p>
+                      <w:pPr>
+                        <w:spacing w:before="0" w:after="0" w:line="480" w:lineRule="exact"/>
+                        <w:ind w:left="0" w:right="0" w:firstLine="0"/>
+                        <w:jc w:val="right"/>
+                      </w:pPr>
+                      <w:r>
+                        <w:rPr>
+                          <w:sz w:val="24"/>
+                          <w:szCs w:val="24"/>
+                        </w:rPr>
+                        <w:t>18</w:t>
+                      </w:r>
+                    </w:p>
+                    <w:p>
+                      <w:pPr>
+                        <w:spacing w:before="0" w:after="0" w:line="480" w:lineRule="exact"/>
+                        <w:ind w:left="0" w:right="0" w:firstLine="0"/>
+                        <w:jc w:val="right"/>
+                      </w:pPr>
+                      <w:r>
+                        <w:rPr>
+                          <w:sz w:val="24"/>
+                          <w:szCs w:val="24"/>
+                        </w:rPr>
+                        <w:t>19</w:t>
+                      </w:r>
+                    </w:p>
+                    <w:p>
+                      <w:pPr>
+                        <w:spacing w:before="0" w:after="0" w:line="480" w:lineRule="exact"/>
+                        <w:ind w:left="0" w:right="0" w:firstLine="0"/>
+                        <w:jc w:val="right"/>
+                      </w:pPr>
+                      <w:r>
+                        <w:rPr>
+                          <w:sz w:val="24"/>
+                          <w:szCs w:val="24"/>
+                        </w:rPr>
+                        <w:t>20</w:t>
+                      </w:r>
+                    </w:p>
+                    <w:p>
+                      <w:pPr>
+                        <w:spacing w:before="0" w:after="0" w:line="480" w:lineRule="exact"/>
+                        <w:ind w:left="0" w:right="0" w:firstLine="0"/>
+                        <w:jc w:val="right"/>
+                      </w:pPr>
+                      <w:r>
+                        <w:rPr>
+                          <w:sz w:val="24"/>
+                          <w:szCs w:val="24"/>
+                        </w:rPr>
+                        <w:t>21</w:t>
+                      </w:r>
+                    </w:p>
+                    <w:p>
+                      <w:pPr>
+                        <w:spacing w:before="0" w:after="0" w:line="480" w:lineRule="exact"/>
+                        <w:ind w:left="0" w:right="0" w:firstLine="0"/>
+                        <w:jc w:val="right"/>
+                      </w:pPr>
+                      <w:r>
+                        <w:rPr>
+                          <w:sz w:val="24"/>
+                          <w:szCs w:val="24"/>
+                        </w:rPr>
+                        <w:t>22</w:t>
+                      </w:r>
+                    </w:p>
+                    <w:p>
+                      <w:pPr>
+                        <w:spacing w:before="0" w:after="0" w:line="480" w:lineRule="exact"/>
+                        <w:ind w:left="0" w:right="0" w:firstLine="0"/>
+                        <w:jc w:val="right"/>
+                      </w:pPr>
+                      <w:r>
+                        <w:rPr>
+                          <w:sz w:val="24"/>
+                          <w:szCs w:val="24"/>
+                        </w:rPr>
+                        <w:t>23</w:t>
+                      </w:r>
+                    </w:p>
+                    <w:p>
+                      <w:pPr>
+                        <w:spacing w:before="0" w:after="0" w:line="480" w:lineRule="exact"/>
+                        <w:ind w:left="0" w:right="0" w:firstLine="0"/>
+                        <w:jc w:val="right"/>
+                      </w:pPr>
+                      <w:r>
+                        <w:rPr>
+                          <w:sz w:val="24"/>
+                          <w:szCs w:val="24"/>
+                        </w:rPr>
+                        <w:t>24</w:t>
+                      </w:r>
+                    </w:p>
+                    <w:p>
+                      <w:pPr>
+                        <w:spacing w:before="0" w:after="0" w:line="480" w:lineRule="exact"/>
+                        <w:ind w:left="0" w:right="0" w:firstLine="0"/>
+                        <w:jc w:val="right"/>
+                      </w:pPr>
+                      <w:r>
+                        <w:rPr>
+                          <w:sz w:val="24"/>
+                          <w:szCs w:val="24"/>
+                        </w:rPr>
+                        <w:t>25</w:t>
+                      </w:r>
+                    </w:p>
+                    <w:p>
+                      <w:pPr>
+                        <w:spacing w:before="0" w:after="0" w:line="480" w:lineRule="exact"/>
+                        <w:ind w:left="0" w:right="0" w:firstLine="0"/>
+                        <w:jc w:val="right"/>
+                      </w:pPr>
+                      <w:r>
+                        <w:rPr>
+                          <w:sz w:val="24"/>
+                          <w:szCs w:val="24"/>
+                        </w:rPr>
+                        <w:t>26</w:t>
+                      </w:r>
+                    </w:p>
+                    <w:p>
+                      <w:pPr>
+                        <w:spacing w:before="0" w:after="0" w:line="480" w:lineRule="exact"/>
+                        <w:ind w:left="0" w:right="0" w:firstLine="0"/>
+                        <w:jc w:val="right"/>
+                      </w:pPr>
+                      <w:r>
+                        <w:rPr>
+                          <w:sz w:val="24"/>
+                          <w:szCs w:val="24"/>
+                        </w:rPr>
+                        <w:t>27</w:t>
+                      </w:r>
+                    </w:p>
+                    <w:p>
+                      <w:pPr>
+                        <w:spacing w:before="0" w:after="0" w:line="480" w:lineRule="exact"/>
+                        <w:ind w:left="0" w:right="0" w:firstLine="0"/>
+                        <w:jc w:val="right"/>
+                      </w:pPr>
+                      <w:r>
+                        <w:rPr>
+                          <w:sz w:val="24"/>
+                          <w:szCs w:val="24"/>
+                        </w:rPr>
+                        <w:t>28</w:t>
+                      </w:r>
+                    </w:p>
+                  </w:txbxContent>
+                </wps:txbx>
+                <wps:bodyPr rot="0" vert="horz" wrap="square" lIns="0" tIns="0" rIns="0" bIns="0" anchor="t" anchorCtr="0">
+                  <a:noAutofit/>
+                </wps:bodyPr>
+              </wps:wsp>
+            </a:graphicData>
+          </a:graphic>
+        </wp:anchor>
+      </w:drawing>
+    </w:r>
+    <w:r>
+      <w:drawing xmlns:wp="http://schemas.openxmlformats.org/drawingml/2006/wordprocessingDrawing">
+        <wp:anchor distT="0" distB="0" distL="0" distR="0" simplePos="0" relativeHeight="2" behindDoc="1" locked="1" layoutInCell="1" allowOverlap="1">
+          <wp:simplePos x="0" y="0"/>
+          <wp:positionH relativeFrom="page">
+            <wp:posOffset>1188720</wp:posOffset>
+          </wp:positionH>
+          <wp:positionV relativeFrom="page">
+            <wp:posOffset>0</wp:posOffset>
+          </wp:positionV>
+          <wp:extent cx="0" cy="10058400"/>
+          <wp:effectExtent l="0" t="0" r="0" b="0"/>
+          <wp:wrapNone/>
+          <wp:docPr id="9912" name="Pleading rule 1"/>
+          <wp:cNvGraphicFramePr/>
+          <a:graphic xmlns:a="http://schemas.openxmlformats.org/drawingml/2006/main">
+            <a:graphicData uri="http://schemas.microsoft.com/office/word/2010/wordprocessingShape">
+              <wps:wsp xmlns:wps="http://schemas.microsoft.com/office/word/2010/wordprocessingShape">
+                <wps:cNvCnPr/>
+                <wps:spPr>
+                  <a:xfrm>
+                    <a:off x="0" y="0"/>
+                    <a:ext cx="0" cy="10058400"/>
+                  </a:xfrm>
+                  <a:prstGeom prst="line">
+                    <a:avLst/>
+                  </a:prstGeom>
+                  <a:ln w="9525">
+                    <a:solidFill>
+                      <a:srgbClr val="000000"/>
+                    </a:solidFill>
+                  </a:ln>
+                </wps:spPr>
+                <wps:bodyPr/>
+              </wps:wsp>
+            </a:graphicData>
+          </a:graphic>
+        </wp:anchor>
+      </w:drawing>
+    </w:r>
+    <w:r>
+      <w:drawing xmlns:wp="http://schemas.openxmlformats.org/drawingml/2006/wordprocessingDrawing">
+        <wp:anchor distT="0" distB="0" distL="0" distR="0" simplePos="0" relativeHeight="3" behindDoc="1" locked="1" layoutInCell="1" allowOverlap="1">
+          <wp:simplePos x="0" y="0"/>
+          <wp:positionH relativeFrom="page">
+            <wp:posOffset>1225550</wp:posOffset>
+          </wp:positionH>
+          <wp:positionV relativeFrom="page">
+            <wp:posOffset>0</wp:posOffset>
+          </wp:positionV>
+          <wp:extent cx="0" cy="10058400"/>
+          <wp:effectExtent l="0" t="0" r="0" b="0"/>
+          <wp:wrapNone/>
+          <wp:docPr id="9913" name="Pleading rule 2"/>
+          <wp:cNvGraphicFramePr/>
+          <a:graphic xmlns:a="http://schemas.openxmlformats.org/drawingml/2006/main">
+            <a:graphicData uri="http://schemas.microsoft.com/office/word/2010/wordprocessingShape">
+              <wps:wsp xmlns:wps="http://schemas.microsoft.com/office/word/2010/wordprocessingShape">
+                <wps:cNvCnPr/>
+                <wps:spPr>
+                  <a:xfrm>
+                    <a:off x="0" y="0"/>
+                    <a:ext cx="0" cy="10058400"/>
+                  </a:xfrm>
+                  <a:prstGeom prst="line">
+                    <a:avLst/>
+                  </a:prstGeom>
+                  <a:ln w="9525">
+                    <a:solidFill>
+                      <a:srgbClr val="000000"/>
+                    </a:solidFill>
+                  </a:ln>
+                </wps:spPr>
+                <wps:bodyPr/>
+              </wps:wsp>
+            </a:graphicData>
+          </a:graphic>
+        </wp:anchor>
+      </w:drawing>
+    </w:r>
+    <w:r>
+      <w:drawing xmlns:wp="http://schemas.openxmlformats.org/drawingml/2006/wordprocessingDrawing">
+        <wp:anchor distT="0" distB="0" distL="0" distR="0" simplePos="0" relativeHeight="4" behindDoc="1" locked="1" layoutInCell="1" allowOverlap="1">
+          <wp:simplePos x="0" y="0"/>
+          <wp:positionH relativeFrom="page">
+            <wp:posOffset>6949440</wp:posOffset>
+          </wp:positionH>
+          <wp:positionV relativeFrom="page">
+            <wp:posOffset>0</wp:posOffset>
+          </wp:positionV>
+          <wp:extent cx="0" cy="10058400"/>
+          <wp:effectExtent l="0" t="0" r="0" b="0"/>
+          <wp:wrapNone/>
+          <wp:docPr id="9914" name="Pleading rule 3"/>
+          <wp:cNvGraphicFramePr/>
+          <a:graphic xmlns:a="http://schemas.openxmlformats.org/drawingml/2006/main">
+            <a:graphicData uri="http://schemas.microsoft.com/office/word/2010/wordprocessingShape">
+              <wps:wsp xmlns:wps="http://schemas.microsoft.com/office/word/2010/wordprocessingShape">
+                <wps:cNvCnPr/>
+                <wps:spPr>
+                  <a:xfrm>
+                    <a:off x="0" y="0"/>
+                    <a:ext cx="0" cy="10058400"/>
+                  </a:xfrm>
+                  <a:prstGeom prst="line">
+                    <a:avLst/>
+                  </a:prstGeom>
+                  <a:ln w="9525">
+                    <a:solidFill>
+                      <a:srgbClr val="000000"/>
+                    </a:solidFill>
+                  </a:ln>
+                </wps:spPr>
+                <wps:bodyPr/>
+              </wps:wsp>
+            </a:graphicData>
+          </a:graphic>
+        </wp:anchor>
+      </w:drawing>
+    </w:r>
+  </w:p>
+</w:hdr>
+</file>
+
 <file path=word/numbering.xml><?xml version="1.0" encoding="utf-8"?>
 <w:numbering xmlns:w="http://schemas.openxmlformats.org/wordprocessingml/2006/main">
   <w:abstractNum w:abstractNumId="990">
@@ -7707,7 +8175,7 @@
     <w:pPr>
       <w:keepNext/>
       <w:keepLines/>
-      <w:spacing w:before="240" w:after="240" w:line="240" w:lineRule="exact"/>
+      <w:spacing w:before="240" w:after="120" w:line="230" w:lineRule="exact"/>
       <w:ind w:firstLine="0"/>
       <w:jc w:val="center"/>
       <w:outlineLvl w:val="0"/>
@@ -7735,7 +8203,7 @@
     <w:pPr>
       <w:keepNext/>
       <w:keepLines/>
-      <w:spacing w:before="240" w:after="240" w:line="240" w:lineRule="exact"/>
+      <w:spacing w:before="240" w:after="120" w:line="230" w:lineRule="exact"/>
       <w:ind w:firstLine="0"/>
       <w:outlineLvl w:val="1"/>
     </w:pPr>
@@ -7761,7 +8229,7 @@
     <w:pPr>
       <w:keepNext/>
       <w:keepLines/>
-      <w:spacing w:before="240" w:after="240" w:line="240" w:lineRule="exact"/>
+      <w:spacing w:before="240" w:after="120" w:line="230" w:lineRule="exact"/>
       <w:ind w:firstLine="0"/>
       <w:outlineLvl w:val="2"/>
     </w:pPr>
@@ -7787,7 +8255,7 @@
     <w:pPr>
       <w:keepNext/>
       <w:keepLines/>
-      <w:spacing w:before="240" w:after="240" w:line="240" w:lineRule="exact"/>
+      <w:spacing w:before="240" w:after="120" w:line="230" w:lineRule="exact"/>
       <w:ind w:firstLine="0"/>
       <w:outlineLvl w:val="3"/>
     </w:pPr>
@@ -7814,7 +8282,7 @@
     <w:pPr>
       <w:keepNext/>
       <w:keepLines/>
-      <w:spacing w:before="240" w:after="240" w:line="240" w:lineRule="exact"/>
+      <w:spacing w:before="240" w:after="120" w:line="230" w:lineRule="exact"/>
       <w:ind w:firstLine="0"/>
       <w:outlineLvl w:val="4"/>
     </w:pPr>
@@ -8052,7 +8520,7 @@
     <w:unhideWhenUsed/>
     <w:qFormat/>
     <w:pPr>
-      <w:spacing w:before="280" w:after="280" w:line="240" w:lineRule="exact"/>
+      <w:spacing w:before="280" w:after="280" w:line="230" w:lineRule="exact"/>
       <w:ind w:firstLine="0" w:left="720" w:right="720"/>
     </w:pPr>
   </w:style>
@@ -8065,7 +8533,7 @@
     <w:qFormat/>
     <w:pPr>
       <w:keepLines/>
-      <w:spacing w:before="0" w:after="140" w:line="240" w:lineRule="exact"/>
+      <w:spacing w:before="116" w:after="140" w:line="240" w:lineRule="exact"/>
     </w:pPr>
     <w:rPr>
       <w:sz w:val="24"/>
@@ -8209,6 +8677,149 @@
       <w:bCs w:val="0"/>
       <w:color w:val="365F91" w:themeColor="accent1" w:themeShade="BF"/>
     </w:rPr>
+  </w:style>
+  <w:style w:type="paragraph" w:customStyle="1" w:styleId="BodyTextNote">
+    <w:name w:val="Body Text Note"/>
+    <w:basedOn w:val="BodyText"/>
+    <w:qFormat/>
+    <w:pPr>
+      <w:widowControl w:val="0"/>
+    </w:pPr>
+  </w:style>
+  <w:style w:type="paragraph" w:customStyle="1" w:styleId="XdQuote">
+    <w:name w:val="Xd Quote"/>
+    <w:basedOn w:val="Normal"/>
+    <w:qFormat/>
+    <w:pPr>
+      <w:spacing w:before="0" w:after="0" w:line="240" w:lineRule="exact"/>
+      <w:ind w:left="720" w:right="720" w:firstLine="0"/>
+    </w:pPr>
+  </w:style>
+  <w:style w:type="paragraph" w:customStyle="1" w:styleId="XdQuoteFirst">
+    <w:name w:val="Xd Quote First"/>
+    <w:basedOn w:val="Normal"/>
+    <w:qFormat/>
+    <w:pPr>
+      <w:spacing w:before="0" w:after="0" w:line="240" w:lineRule="exact"/>
+      <w:ind w:left="720" w:right="720" w:firstLine="0"/>
+    </w:pPr>
+  </w:style>
+  <w:style w:type="paragraph" w:customStyle="1" w:styleId="XdQuoteLast">
+    <w:name w:val="Xd Quote Last"/>
+    <w:basedOn w:val="Normal"/>
+    <w:qFormat/>
+    <w:pPr>
+      <w:spacing w:before="0" w:after="480" w:line="240" w:lineRule="exact"/>
+      <w:ind w:left="720" w:right="720" w:firstLine="0"/>
+    </w:pPr>
+  </w:style>
+  <w:style w:type="paragraph" w:customStyle="1" w:styleId="XdQuoteOnly">
+    <w:name w:val="Xd Quote Only"/>
+    <w:basedOn w:val="Normal"/>
+    <w:qFormat/>
+    <w:pPr>
+      <w:spacing w:before="0" w:after="480" w:line="240" w:lineRule="exact"/>
+      <w:ind w:left="720" w:right="720" w:firstLine="0"/>
+    </w:pPr>
+  </w:style>
+  <w:style w:type="paragraph" w:customStyle="1" w:styleId="XdTail">
+    <w:name w:val="Xd Tail"/>
+    <w:basedOn w:val="Normal"/>
+    <w:qFormat/>
+    <w:pPr>
+      <w:spacing w:before="0" w:after="0" w:line="240" w:lineRule="exact"/>
+      <w:ind w:firstLine="0"/>
+    </w:pPr>
+  </w:style>
+  <w:style w:type="paragraph" w:customStyle="1" w:styleId="BodyTextKeep">
+    <w:name w:val="Body Text Keep"/>
+    <w:basedOn w:val="BodyText"/>
+    <w:qFormat/>
+    <w:pPr>
+      <w:keepNext/>
+      <w:keepLines/>
+    </w:pPr>
+  </w:style>
+  <w:style w:type="paragraph" w:customStyle="1" w:styleId="XdList1">
+    <w:name w:val="XdList 1"/>
+    <w:basedOn w:val="Normal"/>
+    <w:qFormat/>
+    <w:pPr>
+      <w:spacing w:before="0" w:after="0" w:line="480" w:lineRule="exact"/>
+      <w:ind w:left="720" w:hanging="720"/>
+    </w:pPr>
+  </w:style>
+  <w:style w:type="paragraph" w:customStyle="1" w:styleId="XdList2">
+    <w:name w:val="XdList 2"/>
+    <w:basedOn w:val="Normal"/>
+    <w:qFormat/>
+    <w:pPr>
+      <w:spacing w:before="0" w:after="0" w:line="480" w:lineRule="exact"/>
+      <w:ind w:left="1440" w:hanging="720"/>
+    </w:pPr>
+  </w:style>
+  <w:style w:type="paragraph" w:customStyle="1" w:styleId="XdList3">
+    <w:name w:val="XdList 3"/>
+    <w:basedOn w:val="Normal"/>
+    <w:qFormat/>
+    <w:pPr>
+      <w:spacing w:before="0" w:after="0" w:line="480" w:lineRule="exact"/>
+      <w:ind w:left="2160" w:hanging="720"/>
+    </w:pPr>
+  </w:style>
+  <w:style w:type="paragraph" w:customStyle="1" w:styleId="XdTailList1">
+    <w:name w:val="XdTailList 1"/>
+    <w:basedOn w:val="Normal"/>
+    <w:qFormat/>
+    <w:pPr>
+      <w:spacing w:before="0" w:after="0" w:line="240" w:lineRule="exact"/>
+      <w:ind w:left="720" w:hanging="720"/>
+    </w:pPr>
+  </w:style>
+  <w:style w:type="paragraph" w:customStyle="1" w:styleId="XdTailList2">
+    <w:name w:val="XdTailList 2"/>
+    <w:basedOn w:val="Normal"/>
+    <w:qFormat/>
+    <w:pPr>
+      <w:spacing w:before="0" w:after="0" w:line="240" w:lineRule="exact"/>
+      <w:ind w:left="1440" w:hanging="720"/>
+    </w:pPr>
+  </w:style>
+  <w:style w:type="paragraph" w:customStyle="1" w:styleId="XdTailList3">
+    <w:name w:val="XdTailList 3"/>
+    <w:basedOn w:val="Normal"/>
+    <w:qFormat/>
+    <w:pPr>
+      <w:spacing w:before="0" w:after="0" w:line="240" w:lineRule="exact"/>
+      <w:ind w:left="2160" w:hanging="720"/>
+    </w:pPr>
+  </w:style>
+  <w:style w:type="paragraph" w:customStyle="1" w:styleId="XdQuoteList1">
+    <w:name w:val="Xd Quote List 1"/>
+    <w:basedOn w:val="Normal"/>
+    <w:qFormat/>
+    <w:pPr>
+      <w:spacing w:before="0" w:after="0" w:line="240" w:lineRule="exact"/>
+      <w:ind w:left="1440" w:right="720" w:hanging="720"/>
+    </w:pPr>
+  </w:style>
+  <w:style w:type="paragraph" w:customStyle="1" w:styleId="XdQuoteList2">
+    <w:name w:val="Xd Quote List 2"/>
+    <w:basedOn w:val="Normal"/>
+    <w:qFormat/>
+    <w:pPr>
+      <w:spacing w:before="0" w:after="0" w:line="240" w:lineRule="exact"/>
+      <w:ind w:left="2160" w:right="720" w:hanging="720"/>
+    </w:pPr>
+  </w:style>
+  <w:style w:type="paragraph" w:customStyle="1" w:styleId="XdQuoteList3">
+    <w:name w:val="Xd Quote List 3"/>
+    <w:basedOn w:val="Normal"/>
+    <w:qFormat/>
+    <w:pPr>
+      <w:spacing w:before="0" w:after="0" w:line="240" w:lineRule="exact"/>
+      <w:ind w:left="2880" w:right="720" w:hanging="720"/>
+    </w:pPr>
   </w:style>
   <w:style w:type="paragraph" w:customStyle="1" w:styleId="SourceCode">
     <w:name w:val="Source Code"/>

--- a/courts/ninth-circuit/california/federal/northern-district/motion-brief/usage/OUTPUT-motion-brief.docx
+++ b/courts/ninth-circuit/california/federal/northern-district/motion-brief/usage/OUTPUT-motion-brief.docx
@@ -1412,6 +1412,22 @@
           <w:bCs/>
         </w:rPr>
         <w:t xml:space="preserve">CONTENTS</w:t>
+      </w:r>
+    </w:p>
+    <w:p>
+      <w:pPr>
+        <w:keepNext/>
+        <w:keepLines/>
+        <w:spacing w:before="0" w:after="0" w:line="240" w:lineRule="exact"/>
+        <w:ind w:left="0" w:firstLine="0"/>
+        <w:jc w:val="right"/>
+      </w:pPr>
+      <w:r>
+        <w:rPr>
+          <w:b/>
+          <w:bCs/>
+        </w:rPr>
+        <w:t xml:space="preserve">Page</w:t>
       </w:r>
     </w:p>
     <w:p>
